--- a/Doc.docx
+++ b/Doc.docx
@@ -90,7 +90,7 @@
     <w:p>
       <w:r>
         <w:pict w14:anchorId="6D7D4C1E">
-          <v:rect id="_x0000_i1049" style="width:0;height:1.5pt" o:hralign="center" o:hrstd="t" o:hrnoshade="t" o:hr="t" fillcolor="gray" stroked="f"/>
+          <v:rect id="_x0000_i1025" style="width:0;height:1.5pt" o:hralign="center" o:hrstd="t" o:hrnoshade="t" o:hr="t" fillcolor="gray" stroked="f"/>
         </w:pict>
       </w:r>
     </w:p>
@@ -361,7 +361,7 @@
     <w:p>
       <w:r>
         <w:pict w14:anchorId="7ADE15DA">
-          <v:rect id="_x0000_i1050" style="width:0;height:1.5pt" o:hralign="center" o:hrstd="t" o:hrnoshade="t" o:hr="t" fillcolor="gray" stroked="f"/>
+          <v:rect id="_x0000_i1026" style="width:0;height:1.5pt" o:hralign="center" o:hrstd="t" o:hrnoshade="t" o:hr="t" fillcolor="gray" stroked="f"/>
         </w:pict>
       </w:r>
     </w:p>
@@ -665,7 +665,7 @@
     <w:p>
       <w:r>
         <w:pict w14:anchorId="34F94F3F">
-          <v:rect id="_x0000_i1051" style="width:0;height:1.5pt" o:hralign="center" o:hrstd="t" o:hrnoshade="t" o:hr="t" fillcolor="gray" stroked="f"/>
+          <v:rect id="_x0000_i1027" style="width:0;height:1.5pt" o:hralign="center" o:hrstd="t" o:hrnoshade="t" o:hr="t" fillcolor="gray" stroked="f"/>
         </w:pict>
       </w:r>
     </w:p>
@@ -1046,7 +1046,7 @@
     <w:p>
       <w:r>
         <w:pict w14:anchorId="5B61F1E3">
-          <v:rect id="_x0000_i1052" style="width:0;height:1.5pt" o:hralign="center" o:hrstd="t" o:hrnoshade="t" o:hr="t" fillcolor="gray" stroked="f"/>
+          <v:rect id="_x0000_i1028" style="width:0;height:1.5pt" o:hralign="center" o:hrstd="t" o:hrnoshade="t" o:hr="t" fillcolor="gray" stroked="f"/>
         </w:pict>
       </w:r>
     </w:p>
@@ -1080,6 +1080,1589 @@
           <w:bCs/>
         </w:rPr>
         <w:t>?</w:t>
+      </w:r>
+    </w:p>
+    <w:p/>
+    <w:p>
+      <w:pPr>
+        <w:pStyle w:val="Heading2"/>
+      </w:pPr>
+      <w:r>
+        <w:lastRenderedPageBreak/>
+        <w:t>Chapter2</w:t>
+      </w:r>
+    </w:p>
+    <w:p>
+      <w:r>
+        <w:rPr>
+          <w:cs/>
+        </w:rPr>
+        <w:t>เพื่อให้เนื้อหาการสอนของคุณเห็นภาพรวม (</w:t>
+      </w:r>
+      <w:r>
+        <w:t xml:space="preserve">Big Picture) </w:t>
+      </w:r>
+      <w:r>
+        <w:rPr>
+          <w:cs/>
+        </w:rPr>
+        <w:t xml:space="preserve">ของการใช้งาน </w:t>
+      </w:r>
+      <w:r>
+        <w:t xml:space="preserve">Excel </w:t>
+      </w:r>
+      <w:r>
+        <w:rPr>
+          <w:cs/>
+        </w:rPr>
+        <w:t xml:space="preserve">ได้อย่างเป็นระบบ ผมขอแบ่ง </w:t>
+      </w:r>
+      <w:r>
+        <w:t xml:space="preserve">Segment </w:t>
+      </w:r>
+      <w:r>
+        <w:rPr>
+          <w:cs/>
+        </w:rPr>
+        <w:t>ตามลำดับ</w:t>
+      </w:r>
+      <w:r>
+        <w:t xml:space="preserve"> </w:t>
+      </w:r>
+      <w:r>
+        <w:rPr>
+          <w:b/>
+          <w:bCs/>
+        </w:rPr>
+        <w:t xml:space="preserve">"Workflow </w:t>
+      </w:r>
+      <w:r>
+        <w:rPr>
+          <w:b/>
+          <w:bCs/>
+          <w:cs/>
+        </w:rPr>
+        <w:t>ของคนทำงานจริง"</w:t>
+      </w:r>
+      <w:r>
+        <w:t xml:space="preserve"> </w:t>
+      </w:r>
+      <w:r>
+        <w:rPr>
+          <w:cs/>
+        </w:rPr>
+        <w:t>ซึ่งจะช่วยให้คนเรียนเข้าใจว่าทำไมต้องเริ่มจากจุดนี้แล้วไปจบที่จุดไหนครับ</w:t>
+      </w:r>
+    </w:p>
+    <w:p>
+      <w:r>
+        <w:pict w14:anchorId="11B58B96">
+          <v:rect id="_x0000_i1047" style="width:0;height:1.5pt" o:hralign="center" o:hrstd="t" o:hrnoshade="t" o:hr="t" fillcolor="gray" stroked="f"/>
+        </w:pict>
+      </w:r>
+    </w:p>
+    <w:p>
+      <w:pPr>
+        <w:rPr>
+          <w:b/>
+          <w:bCs/>
+        </w:rPr>
+      </w:pPr>
+      <w:r>
+        <w:rPr>
+          <w:rFonts w:ascii="Segoe UI Emoji" w:hAnsi="Segoe UI Emoji" w:cs="Segoe UI Emoji"/>
+          <w:b/>
+          <w:bCs/>
+        </w:rPr>
+        <w:t>🏗️</w:t>
+      </w:r>
+      <w:r>
+        <w:rPr>
+          <w:b/>
+          <w:bCs/>
+        </w:rPr>
+        <w:t xml:space="preserve"> 4 Segments: </w:t>
+      </w:r>
+      <w:r>
+        <w:rPr>
+          <w:b/>
+          <w:bCs/>
+          <w:cs/>
+        </w:rPr>
+        <w:t xml:space="preserve">วัฏจักรการทำงานบน </w:t>
+      </w:r>
+      <w:r>
+        <w:rPr>
+          <w:b/>
+          <w:bCs/>
+        </w:rPr>
+        <w:t>MS Excel (The Excel Workflow)</w:t>
+      </w:r>
+    </w:p>
+    <w:p>
+      <w:r>
+        <w:rPr>
+          <w:cs/>
+        </w:rPr>
+        <w:t>คุณสามารถนำไปวาดเป็นภาพ</w:t>
+      </w:r>
+      <w:r>
+        <w:t xml:space="preserve"> </w:t>
+      </w:r>
+      <w:r>
+        <w:rPr>
+          <w:b/>
+          <w:bCs/>
+        </w:rPr>
+        <w:t>Process Flow</w:t>
+      </w:r>
+      <w:r>
+        <w:t xml:space="preserve"> </w:t>
+      </w:r>
+      <w:r>
+        <w:rPr>
+          <w:cs/>
+        </w:rPr>
+        <w:t>หรือ</w:t>
+      </w:r>
+      <w:r>
+        <w:t xml:space="preserve"> </w:t>
+      </w:r>
+      <w:r>
+        <w:rPr>
+          <w:b/>
+          <w:bCs/>
+          <w:cs/>
+        </w:rPr>
+        <w:t>วงจร</w:t>
+      </w:r>
+      <w:r>
+        <w:t xml:space="preserve"> </w:t>
+      </w:r>
+      <w:r>
+        <w:rPr>
+          <w:cs/>
+        </w:rPr>
+        <w:t xml:space="preserve">ใน </w:t>
+      </w:r>
+      <w:r>
+        <w:t xml:space="preserve">Slide </w:t>
+      </w:r>
+      <w:r>
+        <w:rPr>
+          <w:cs/>
+        </w:rPr>
+        <w:t>ได้เลยครับ</w:t>
+      </w:r>
+    </w:p>
+    <w:p>
+      <w:pPr>
+        <w:rPr>
+          <w:b/>
+          <w:bCs/>
+        </w:rPr>
+      </w:pPr>
+      <w:r>
+        <w:rPr>
+          <w:b/>
+          <w:bCs/>
+        </w:rPr>
+        <w:t>1. Data Storage (</w:t>
+      </w:r>
+      <w:r>
+        <w:rPr>
+          <w:b/>
+          <w:bCs/>
+          <w:cs/>
+        </w:rPr>
+        <w:t>ต้นน้ำ: การเก็บข้อมูลและฐานข้อมูล)</w:t>
+      </w:r>
+    </w:p>
+    <w:p>
+      <w:pPr>
+        <w:numPr>
+          <w:ilvl w:val="0"/>
+          <w:numId w:val="4"/>
+        </w:numPr>
+      </w:pPr>
+      <w:r>
+        <w:rPr>
+          <w:b/>
+          <w:bCs/>
+        </w:rPr>
+        <w:t>Concept:</w:t>
+      </w:r>
+      <w:r>
+        <w:t xml:space="preserve"> "</w:t>
+      </w:r>
+      <w:r>
+        <w:rPr>
+          <w:cs/>
+        </w:rPr>
+        <w:t>ขยะเข้า ขยะออก" (</w:t>
+      </w:r>
+      <w:r>
+        <w:t xml:space="preserve">Garbage In, Garbage Out) </w:t>
+      </w:r>
+      <w:r>
+        <w:rPr>
+          <w:cs/>
+        </w:rPr>
+        <w:t>ถ้าเก็บข้อมูลไม่ดี ก็เอาไปใช้อย่างอื่นไม่ได้</w:t>
+      </w:r>
+    </w:p>
+    <w:p>
+      <w:pPr>
+        <w:numPr>
+          <w:ilvl w:val="0"/>
+          <w:numId w:val="4"/>
+        </w:numPr>
+      </w:pPr>
+      <w:r>
+        <w:rPr>
+          <w:b/>
+          <w:bCs/>
+          <w:cs/>
+        </w:rPr>
+        <w:t>เนื้อหาหลัก:</w:t>
+      </w:r>
+    </w:p>
+    <w:p>
+      <w:pPr>
+        <w:numPr>
+          <w:ilvl w:val="1"/>
+          <w:numId w:val="4"/>
+        </w:numPr>
+      </w:pPr>
+      <w:r>
+        <w:rPr>
+          <w:b/>
+          <w:bCs/>
+        </w:rPr>
+        <w:t>Structure:</w:t>
+      </w:r>
+      <w:r>
+        <w:t xml:space="preserve"> </w:t>
+      </w:r>
+      <w:r>
+        <w:rPr>
+          <w:cs/>
+        </w:rPr>
+        <w:t>การวางหัวตาราง (</w:t>
+      </w:r>
+      <w:r>
+        <w:t xml:space="preserve">Header) </w:t>
+      </w:r>
+      <w:r>
+        <w:rPr>
+          <w:cs/>
+        </w:rPr>
+        <w:t>และข้อมูลแบบแนวดิ่ง (</w:t>
+      </w:r>
+      <w:r>
+        <w:t>Records)</w:t>
+      </w:r>
+    </w:p>
+    <w:p>
+      <w:pPr>
+        <w:numPr>
+          <w:ilvl w:val="1"/>
+          <w:numId w:val="4"/>
+        </w:numPr>
+      </w:pPr>
+      <w:r>
+        <w:rPr>
+          <w:b/>
+          <w:bCs/>
+        </w:rPr>
+        <w:t>Database Mindset:</w:t>
+      </w:r>
+      <w:r>
+        <w:t xml:space="preserve"> 1 </w:t>
+      </w:r>
+      <w:r>
+        <w:rPr>
+          <w:cs/>
+        </w:rPr>
+        <w:t xml:space="preserve">แถว = </w:t>
+      </w:r>
+      <w:r>
+        <w:t xml:space="preserve">1 </w:t>
+      </w:r>
+      <w:r>
+        <w:rPr>
+          <w:cs/>
+        </w:rPr>
+        <w:t>รายการ</w:t>
+      </w:r>
+      <w:r>
+        <w:t xml:space="preserve">, 1 </w:t>
+      </w:r>
+      <w:r>
+        <w:rPr>
+          <w:cs/>
+        </w:rPr>
+        <w:t xml:space="preserve">คอลัมน์ = </w:t>
+      </w:r>
+      <w:r>
+        <w:t xml:space="preserve">1 </w:t>
+      </w:r>
+      <w:r>
+        <w:rPr>
+          <w:cs/>
+        </w:rPr>
+        <w:t>ประเภทข้อมูล</w:t>
+      </w:r>
+    </w:p>
+    <w:p>
+      <w:pPr>
+        <w:numPr>
+          <w:ilvl w:val="1"/>
+          <w:numId w:val="4"/>
+        </w:numPr>
+      </w:pPr>
+      <w:r>
+        <w:rPr>
+          <w:b/>
+          <w:bCs/>
+        </w:rPr>
+        <w:t>Data Validation:</w:t>
+      </w:r>
+      <w:r>
+        <w:t xml:space="preserve"> </w:t>
+      </w:r>
+      <w:r>
+        <w:rPr>
+          <w:cs/>
+        </w:rPr>
+        <w:t xml:space="preserve">การสร้าง </w:t>
+      </w:r>
+      <w:r>
+        <w:t xml:space="preserve">Dropdown list </w:t>
+      </w:r>
+      <w:r>
+        <w:rPr>
+          <w:cs/>
+        </w:rPr>
+        <w:t>เพื่อจำกัดข้อมูลให้ถูกต้องตั้งแต่ตอนกรอก</w:t>
+      </w:r>
+    </w:p>
+    <w:p>
+      <w:pPr>
+        <w:rPr>
+          <w:b/>
+          <w:bCs/>
+        </w:rPr>
+      </w:pPr>
+      <w:r>
+        <w:rPr>
+          <w:b/>
+          <w:bCs/>
+        </w:rPr>
+        <w:t>2. Data Manipulation &amp; Retrieval (</w:t>
+      </w:r>
+      <w:r>
+        <w:rPr>
+          <w:b/>
+          <w:bCs/>
+          <w:cs/>
+        </w:rPr>
+        <w:t>กลางน้ำ: การจัดการและดึงข้อมูล)</w:t>
+      </w:r>
+    </w:p>
+    <w:p>
+      <w:pPr>
+        <w:numPr>
+          <w:ilvl w:val="0"/>
+          <w:numId w:val="5"/>
+        </w:numPr>
+      </w:pPr>
+      <w:r>
+        <w:rPr>
+          <w:b/>
+          <w:bCs/>
+        </w:rPr>
+        <w:t>Concept:</w:t>
+      </w:r>
+      <w:r>
+        <w:t xml:space="preserve"> </w:t>
+      </w:r>
+      <w:r>
+        <w:rPr>
+          <w:cs/>
+        </w:rPr>
+        <w:t>การเตรียมวัตถุดิบให้พร้อมก่อนปรุง</w:t>
+      </w:r>
+    </w:p>
+    <w:p>
+      <w:pPr>
+        <w:numPr>
+          <w:ilvl w:val="0"/>
+          <w:numId w:val="5"/>
+        </w:numPr>
+      </w:pPr>
+      <w:r>
+        <w:rPr>
+          <w:b/>
+          <w:bCs/>
+          <w:cs/>
+        </w:rPr>
+        <w:t>เนื้อหาหลัก:</w:t>
+      </w:r>
+    </w:p>
+    <w:p>
+      <w:pPr>
+        <w:numPr>
+          <w:ilvl w:val="1"/>
+          <w:numId w:val="5"/>
+        </w:numPr>
+      </w:pPr>
+      <w:r>
+        <w:rPr>
+          <w:b/>
+          <w:bCs/>
+        </w:rPr>
+        <w:t>Sorting &amp; Filtering:</w:t>
+      </w:r>
+      <w:r>
+        <w:t xml:space="preserve"> </w:t>
+      </w:r>
+      <w:r>
+        <w:rPr>
+          <w:cs/>
+        </w:rPr>
+        <w:t>การเรียงลำดับ (ก-ฮ / มากไปน้อย) และการกรองเอาเฉพาะสิ่งที่สนใจ</w:t>
+      </w:r>
+    </w:p>
+    <w:p>
+      <w:pPr>
+        <w:numPr>
+          <w:ilvl w:val="1"/>
+          <w:numId w:val="5"/>
+        </w:numPr>
+      </w:pPr>
+      <w:r>
+        <w:rPr>
+          <w:b/>
+          <w:bCs/>
+        </w:rPr>
+        <w:t>Data Retrieval:</w:t>
+      </w:r>
+      <w:r>
+        <w:t xml:space="preserve"> </w:t>
+      </w:r>
+      <w:r>
+        <w:rPr>
+          <w:cs/>
+        </w:rPr>
+        <w:t xml:space="preserve">การดึงข้อมูลข้าม </w:t>
+      </w:r>
+      <w:r>
+        <w:t xml:space="preserve">Sheet </w:t>
+      </w:r>
+      <w:r>
+        <w:rPr>
+          <w:cs/>
+        </w:rPr>
+        <w:t xml:space="preserve">หรือข้ามไฟล์ (ใช้สูตรยอดฮิตอย่าง </w:t>
+      </w:r>
+      <w:r>
+        <w:t xml:space="preserve">VLOOKUP, XLOOKUP </w:t>
+      </w:r>
+      <w:r>
+        <w:rPr>
+          <w:cs/>
+        </w:rPr>
+        <w:t xml:space="preserve">หรือ </w:t>
+      </w:r>
+      <w:r>
+        <w:t>Index Match)</w:t>
+      </w:r>
+    </w:p>
+    <w:p>
+      <w:pPr>
+        <w:numPr>
+          <w:ilvl w:val="1"/>
+          <w:numId w:val="5"/>
+        </w:numPr>
+      </w:pPr>
+      <w:r>
+        <w:rPr>
+          <w:b/>
+          <w:bCs/>
+        </w:rPr>
+        <w:t>Data Cleaning:</w:t>
+      </w:r>
+      <w:r>
+        <w:t xml:space="preserve"> </w:t>
+      </w:r>
+      <w:r>
+        <w:rPr>
+          <w:cs/>
+        </w:rPr>
+        <w:t>การลบข้อมูลซ้ำ (</w:t>
+      </w:r>
+      <w:r>
+        <w:t xml:space="preserve">Remove Duplicates) </w:t>
+      </w:r>
+      <w:r>
+        <w:rPr>
+          <w:cs/>
+        </w:rPr>
+        <w:t>หรือการแยกข้อความ (</w:t>
+      </w:r>
+      <w:r>
+        <w:t>Text to Columns)</w:t>
+      </w:r>
+    </w:p>
+    <w:p>
+      <w:pPr>
+        <w:rPr>
+          <w:b/>
+          <w:bCs/>
+        </w:rPr>
+      </w:pPr>
+      <w:r>
+        <w:rPr>
+          <w:b/>
+          <w:bCs/>
+        </w:rPr>
+        <w:lastRenderedPageBreak/>
+        <w:t>3. Calculation &amp; Analysis (</w:t>
+      </w:r>
+      <w:r>
+        <w:rPr>
+          <w:b/>
+          <w:bCs/>
+          <w:cs/>
+        </w:rPr>
+        <w:t>กลางน้ำ: การคำนวณและวิเคราะห์)</w:t>
+      </w:r>
+    </w:p>
+    <w:p>
+      <w:pPr>
+        <w:numPr>
+          <w:ilvl w:val="0"/>
+          <w:numId w:val="6"/>
+        </w:numPr>
+      </w:pPr>
+      <w:r>
+        <w:rPr>
+          <w:b/>
+          <w:bCs/>
+        </w:rPr>
+        <w:t>Concept:</w:t>
+      </w:r>
+      <w:r>
+        <w:t xml:space="preserve"> </w:t>
+      </w:r>
+      <w:r>
+        <w:rPr>
+          <w:cs/>
+        </w:rPr>
+        <w:t>การเปลี่ยน "ข้อมูลดิบ" ให้กลายเป็น "ความรู้"</w:t>
+      </w:r>
+    </w:p>
+    <w:p>
+      <w:pPr>
+        <w:numPr>
+          <w:ilvl w:val="0"/>
+          <w:numId w:val="6"/>
+        </w:numPr>
+      </w:pPr>
+      <w:r>
+        <w:rPr>
+          <w:b/>
+          <w:bCs/>
+          <w:cs/>
+        </w:rPr>
+        <w:t>เนื้อหาหลัก:</w:t>
+      </w:r>
+    </w:p>
+    <w:p>
+      <w:pPr>
+        <w:numPr>
+          <w:ilvl w:val="1"/>
+          <w:numId w:val="6"/>
+        </w:numPr>
+      </w:pPr>
+      <w:r>
+        <w:rPr>
+          <w:b/>
+          <w:bCs/>
+        </w:rPr>
+        <w:t>Basic Formula:</w:t>
+      </w:r>
+      <w:r>
+        <w:t xml:space="preserve"> </w:t>
+      </w:r>
+      <w:r>
+        <w:rPr>
+          <w:cs/>
+        </w:rPr>
+        <w:t>บวก ลบ คูณ หาร และสูตรพื้นฐาน (</w:t>
+      </w:r>
+      <w:r>
+        <w:t>SUM, AVERAGE, COUNT)</w:t>
+      </w:r>
+    </w:p>
+    <w:p>
+      <w:pPr>
+        <w:numPr>
+          <w:ilvl w:val="1"/>
+          <w:numId w:val="6"/>
+        </w:numPr>
+      </w:pPr>
+      <w:r>
+        <w:rPr>
+          <w:b/>
+          <w:bCs/>
+        </w:rPr>
+        <w:t>Logical Functions:</w:t>
+      </w:r>
+      <w:r>
+        <w:t xml:space="preserve"> </w:t>
+      </w:r>
+      <w:r>
+        <w:rPr>
+          <w:cs/>
+        </w:rPr>
+        <w:t>การใช้เงื่อนไขเพื่อช่วยตัดสินใจ (</w:t>
+      </w:r>
+      <w:r>
+        <w:t>IF, AND, OR)</w:t>
+      </w:r>
+    </w:p>
+    <w:p>
+      <w:pPr>
+        <w:numPr>
+          <w:ilvl w:val="1"/>
+          <w:numId w:val="6"/>
+        </w:numPr>
+      </w:pPr>
+      <w:r>
+        <w:rPr>
+          <w:b/>
+          <w:bCs/>
+        </w:rPr>
+        <w:t>Advanced Analysis:</w:t>
+      </w:r>
+      <w:r>
+        <w:t xml:space="preserve"> </w:t>
+      </w:r>
+      <w:r>
+        <w:rPr>
+          <w:cs/>
+        </w:rPr>
+        <w:t>การสรุปผลข้อมูลจำนวนมากด้วย</w:t>
+      </w:r>
+      <w:r>
+        <w:t xml:space="preserve"> </w:t>
+      </w:r>
+      <w:r>
+        <w:rPr>
+          <w:b/>
+          <w:bCs/>
+        </w:rPr>
+        <w:t>PivotTable</w:t>
+      </w:r>
+      <w:r>
+        <w:t xml:space="preserve"> (</w:t>
+      </w:r>
+      <w:r>
+        <w:rPr>
+          <w:cs/>
+        </w:rPr>
+        <w:t xml:space="preserve">ซึ่งเป็นหัวใจสำคัญของ </w:t>
+      </w:r>
+      <w:r>
+        <w:t>Excel Advance)</w:t>
+      </w:r>
+    </w:p>
+    <w:p>
+      <w:pPr>
+        <w:rPr>
+          <w:b/>
+          <w:bCs/>
+        </w:rPr>
+      </w:pPr>
+      <w:r>
+        <w:rPr>
+          <w:b/>
+          <w:bCs/>
+        </w:rPr>
+        <w:t>4. Presentation &amp; Reporting (</w:t>
+      </w:r>
+      <w:r>
+        <w:rPr>
+          <w:b/>
+          <w:bCs/>
+          <w:cs/>
+        </w:rPr>
+        <w:t>ปลายน้ำ: การนำเสนอและสรุปผล)</w:t>
+      </w:r>
+    </w:p>
+    <w:p>
+      <w:pPr>
+        <w:numPr>
+          <w:ilvl w:val="0"/>
+          <w:numId w:val="7"/>
+        </w:numPr>
+      </w:pPr>
+      <w:r>
+        <w:rPr>
+          <w:b/>
+          <w:bCs/>
+        </w:rPr>
+        <w:t>Concept:</w:t>
+      </w:r>
+      <w:r>
+        <w:t xml:space="preserve"> </w:t>
+      </w:r>
+      <w:r>
+        <w:rPr>
+          <w:cs/>
+        </w:rPr>
+        <w:t xml:space="preserve">การสื่อสารข้อมูลให้คนอื่นเข้าใจใน </w:t>
+      </w:r>
+      <w:r>
+        <w:t xml:space="preserve">3 </w:t>
+      </w:r>
+      <w:r>
+        <w:rPr>
+          <w:cs/>
+        </w:rPr>
+        <w:t>วินาที</w:t>
+      </w:r>
+    </w:p>
+    <w:p>
+      <w:pPr>
+        <w:numPr>
+          <w:ilvl w:val="0"/>
+          <w:numId w:val="7"/>
+        </w:numPr>
+      </w:pPr>
+      <w:r>
+        <w:rPr>
+          <w:b/>
+          <w:bCs/>
+          <w:cs/>
+        </w:rPr>
+        <w:t>เนื้อหาหลัก:</w:t>
+      </w:r>
+    </w:p>
+    <w:p>
+      <w:pPr>
+        <w:numPr>
+          <w:ilvl w:val="1"/>
+          <w:numId w:val="7"/>
+        </w:numPr>
+      </w:pPr>
+      <w:r>
+        <w:rPr>
+          <w:b/>
+          <w:bCs/>
+        </w:rPr>
+        <w:t>Summary Tables:</w:t>
+      </w:r>
+      <w:r>
+        <w:t xml:space="preserve"> </w:t>
+      </w:r>
+      <w:r>
+        <w:rPr>
+          <w:cs/>
+        </w:rPr>
+        <w:t>การทำตารางสรุปผลที่ดูง่าย</w:t>
+      </w:r>
+    </w:p>
+    <w:p>
+      <w:pPr>
+        <w:numPr>
+          <w:ilvl w:val="1"/>
+          <w:numId w:val="7"/>
+        </w:numPr>
+      </w:pPr>
+      <w:r>
+        <w:rPr>
+          <w:b/>
+          <w:bCs/>
+        </w:rPr>
+        <w:t>Data Visualization:</w:t>
+      </w:r>
+      <w:r>
+        <w:t xml:space="preserve"> </w:t>
+      </w:r>
+      <w:r>
+        <w:rPr>
+          <w:cs/>
+        </w:rPr>
+        <w:t xml:space="preserve">การใช้ </w:t>
+      </w:r>
+      <w:r>
+        <w:t>Graph/Chart (</w:t>
+      </w:r>
+      <w:r>
+        <w:rPr>
+          <w:cs/>
+        </w:rPr>
+        <w:t>แท่ง</w:t>
+      </w:r>
+      <w:r>
+        <w:t xml:space="preserve">, </w:t>
+      </w:r>
+      <w:r>
+        <w:rPr>
+          <w:cs/>
+        </w:rPr>
+        <w:t>เส้น</w:t>
+      </w:r>
+      <w:r>
+        <w:t xml:space="preserve">, </w:t>
+      </w:r>
+      <w:r>
+        <w:rPr>
+          <w:cs/>
+        </w:rPr>
+        <w:t>วงกลม) ให้เหมาะสมกับข้อมูล</w:t>
+      </w:r>
+    </w:p>
+    <w:p>
+      <w:pPr>
+        <w:numPr>
+          <w:ilvl w:val="1"/>
+          <w:numId w:val="7"/>
+        </w:numPr>
+      </w:pPr>
+      <w:r>
+        <w:rPr>
+          <w:b/>
+          <w:bCs/>
+        </w:rPr>
+        <w:t>Conditional Formatting:</w:t>
+      </w:r>
+      <w:r>
+        <w:t xml:space="preserve"> </w:t>
+      </w:r>
+      <w:r>
+        <w:rPr>
+          <w:cs/>
+        </w:rPr>
+        <w:t>การใช้สีช่วยเน้นข้อมูล (เช่น ยอดขายต่ำกว่าเป้าให้เป็นสีแดง)</w:t>
+      </w:r>
+    </w:p>
+    <w:p>
+      <w:pPr>
+        <w:numPr>
+          <w:ilvl w:val="1"/>
+          <w:numId w:val="7"/>
+        </w:numPr>
+      </w:pPr>
+      <w:r>
+        <w:rPr>
+          <w:b/>
+          <w:bCs/>
+        </w:rPr>
+        <w:t>Dashboard:</w:t>
+      </w:r>
+      <w:r>
+        <w:t xml:space="preserve"> </w:t>
+      </w:r>
+      <w:r>
+        <w:rPr>
+          <w:cs/>
+        </w:rPr>
+        <w:t>การรวมสรุปผลทุกอย่างไว้ในหน้าเดียว</w:t>
+      </w:r>
+    </w:p>
+    <w:p>
+      <w:r>
+        <w:pict w14:anchorId="7CB8BE59">
+          <v:rect id="_x0000_i1048" style="width:0;height:1.5pt" o:hralign="center" o:hrstd="t" o:hrnoshade="t" o:hr="t" fillcolor="gray" stroked="f"/>
+        </w:pict>
+      </w:r>
+    </w:p>
+    <w:p>
+      <w:pPr>
+        <w:rPr>
+          <w:b/>
+          <w:bCs/>
+        </w:rPr>
+      </w:pPr>
+      <w:r>
+        <w:rPr>
+          <w:rFonts w:ascii="Segoe UI Emoji" w:hAnsi="Segoe UI Emoji" w:cs="Segoe UI Emoji"/>
+          <w:b/>
+          <w:bCs/>
+        </w:rPr>
+        <w:t>📊</w:t>
+      </w:r>
+      <w:r>
+        <w:rPr>
+          <w:b/>
+          <w:bCs/>
+        </w:rPr>
+        <w:t xml:space="preserve"> </w:t>
+      </w:r>
+      <w:r>
+        <w:rPr>
+          <w:b/>
+          <w:bCs/>
+          <w:cs/>
+        </w:rPr>
+        <w:t>ตารางสรุปหมวดหมู่สำหรับการสอน</w:t>
+      </w:r>
+    </w:p>
+    <w:tbl>
+      <w:tblPr>
+        <w:tblW w:w="0" w:type="auto"/>
+        <w:tblCellSpacing w:w="15" w:type="dxa"/>
+        <w:tblCellMar>
+          <w:left w:w="0" w:type="dxa"/>
+          <w:right w:w="0" w:type="dxa"/>
+        </w:tblCellMar>
+        <w:tblLook w:val="04A0" w:firstRow="1" w:lastRow="0" w:firstColumn="1" w:lastColumn="0" w:noHBand="0" w:noVBand="1"/>
+      </w:tblPr>
+      <w:tblGrid>
+        <w:gridCol w:w="1653"/>
+        <w:gridCol w:w="1928"/>
+        <w:gridCol w:w="4167"/>
+      </w:tblGrid>
+      <w:tr>
+        <w:trPr>
+          <w:tblHeader/>
+          <w:tblCellSpacing w:w="15" w:type="dxa"/>
+        </w:trPr>
+        <w:tc>
+          <w:tcPr>
+            <w:tcW w:w="0" w:type="auto"/>
+            <w:tcBorders>
+              <w:top w:val="single" w:sz="6" w:space="0" w:color="auto"/>
+              <w:left w:val="single" w:sz="6" w:space="0" w:color="auto"/>
+              <w:bottom w:val="single" w:sz="6" w:space="0" w:color="auto"/>
+              <w:right w:val="single" w:sz="6" w:space="0" w:color="auto"/>
+            </w:tcBorders>
+            <w:tcMar>
+              <w:top w:w="240" w:type="dxa"/>
+              <w:left w:w="0" w:type="dxa"/>
+              <w:bottom w:w="240" w:type="dxa"/>
+              <w:right w:w="180" w:type="dxa"/>
+            </w:tcMar>
+            <w:vAlign w:val="center"/>
+            <w:hideMark/>
+          </w:tcPr>
+          <w:p>
+            <w:r>
+              <w:rPr>
+                <w:b/>
+                <w:bCs/>
+              </w:rPr>
+              <w:t>Segment</w:t>
+            </w:r>
+          </w:p>
+        </w:tc>
+        <w:tc>
+          <w:tcPr>
+            <w:tcW w:w="0" w:type="auto"/>
+            <w:tcBorders>
+              <w:top w:val="single" w:sz="6" w:space="0" w:color="auto"/>
+              <w:left w:val="single" w:sz="6" w:space="0" w:color="auto"/>
+              <w:bottom w:val="single" w:sz="6" w:space="0" w:color="auto"/>
+              <w:right w:val="single" w:sz="6" w:space="0" w:color="auto"/>
+            </w:tcBorders>
+            <w:tcMar>
+              <w:top w:w="240" w:type="dxa"/>
+              <w:left w:w="0" w:type="dxa"/>
+              <w:bottom w:w="240" w:type="dxa"/>
+              <w:right w:w="180" w:type="dxa"/>
+            </w:tcMar>
+            <w:vAlign w:val="center"/>
+            <w:hideMark/>
+          </w:tcPr>
+          <w:p>
+            <w:r>
+              <w:rPr>
+                <w:b/>
+                <w:bCs/>
+                <w:cs/>
+              </w:rPr>
+              <w:t>บทบาท (</w:t>
+            </w:r>
+            <w:r>
+              <w:rPr>
+                <w:b/>
+                <w:bCs/>
+              </w:rPr>
+              <w:t>Role)</w:t>
+            </w:r>
+          </w:p>
+        </w:tc>
+        <w:tc>
+          <w:tcPr>
+            <w:tcW w:w="0" w:type="auto"/>
+            <w:tcBorders>
+              <w:top w:val="single" w:sz="6" w:space="0" w:color="auto"/>
+              <w:left w:val="single" w:sz="6" w:space="0" w:color="auto"/>
+              <w:bottom w:val="single" w:sz="6" w:space="0" w:color="auto"/>
+              <w:right w:val="single" w:sz="6" w:space="0" w:color="auto"/>
+            </w:tcBorders>
+            <w:tcMar>
+              <w:top w:w="240" w:type="dxa"/>
+              <w:left w:w="0" w:type="dxa"/>
+              <w:bottom w:w="240" w:type="dxa"/>
+              <w:right w:w="0" w:type="dxa"/>
+            </w:tcMar>
+            <w:vAlign w:val="center"/>
+            <w:hideMark/>
+          </w:tcPr>
+          <w:p>
+            <w:r>
+              <w:rPr>
+                <w:b/>
+                <w:bCs/>
+                <w:cs/>
+              </w:rPr>
+              <w:t>เครื่องมือที่ต้องรู้จัก (</w:t>
+            </w:r>
+            <w:r>
+              <w:rPr>
+                <w:b/>
+                <w:bCs/>
+              </w:rPr>
+              <w:t>Key Tools)</w:t>
+            </w:r>
+          </w:p>
+        </w:tc>
+      </w:tr>
+      <w:tr>
+        <w:trPr>
+          <w:tblCellSpacing w:w="15" w:type="dxa"/>
+        </w:trPr>
+        <w:tc>
+          <w:tcPr>
+            <w:tcW w:w="0" w:type="auto"/>
+            <w:tcBorders>
+              <w:top w:val="single" w:sz="6" w:space="0" w:color="auto"/>
+              <w:left w:val="single" w:sz="6" w:space="0" w:color="auto"/>
+              <w:bottom w:val="single" w:sz="6" w:space="0" w:color="auto"/>
+              <w:right w:val="single" w:sz="6" w:space="0" w:color="auto"/>
+            </w:tcBorders>
+            <w:tcMar>
+              <w:top w:w="240" w:type="dxa"/>
+              <w:left w:w="0" w:type="dxa"/>
+              <w:bottom w:w="240" w:type="dxa"/>
+              <w:right w:w="180" w:type="dxa"/>
+            </w:tcMar>
+            <w:vAlign w:val="center"/>
+            <w:hideMark/>
+          </w:tcPr>
+          <w:p>
+            <w:r>
+              <w:rPr>
+                <w:b/>
+                <w:bCs/>
+              </w:rPr>
+              <w:t>Storage</w:t>
+            </w:r>
+          </w:p>
+        </w:tc>
+        <w:tc>
+          <w:tcPr>
+            <w:tcW w:w="0" w:type="auto"/>
+            <w:tcBorders>
+              <w:top w:val="single" w:sz="6" w:space="0" w:color="auto"/>
+              <w:left w:val="single" w:sz="6" w:space="0" w:color="auto"/>
+              <w:bottom w:val="single" w:sz="6" w:space="0" w:color="auto"/>
+              <w:right w:val="single" w:sz="6" w:space="0" w:color="auto"/>
+            </w:tcBorders>
+            <w:tcMar>
+              <w:top w:w="240" w:type="dxa"/>
+              <w:left w:w="0" w:type="dxa"/>
+              <w:bottom w:w="240" w:type="dxa"/>
+              <w:right w:w="180" w:type="dxa"/>
+            </w:tcMar>
+            <w:vAlign w:val="center"/>
+            <w:hideMark/>
+          </w:tcPr>
+          <w:p>
+            <w:r>
+              <w:rPr>
+                <w:cs/>
+              </w:rPr>
+              <w:t>เป็น "โกดัง"</w:t>
+            </w:r>
+          </w:p>
+        </w:tc>
+        <w:tc>
+          <w:tcPr>
+            <w:tcW w:w="0" w:type="auto"/>
+            <w:tcBorders>
+              <w:top w:val="single" w:sz="6" w:space="0" w:color="auto"/>
+              <w:left w:val="single" w:sz="6" w:space="0" w:color="auto"/>
+              <w:bottom w:val="single" w:sz="6" w:space="0" w:color="auto"/>
+              <w:right w:val="single" w:sz="6" w:space="0" w:color="auto"/>
+            </w:tcBorders>
+            <w:tcMar>
+              <w:top w:w="240" w:type="dxa"/>
+              <w:left w:w="0" w:type="dxa"/>
+              <w:bottom w:w="240" w:type="dxa"/>
+              <w:right w:w="0" w:type="dxa"/>
+            </w:tcMar>
+            <w:vAlign w:val="center"/>
+            <w:hideMark/>
+          </w:tcPr>
+          <w:p>
+            <w:r>
+              <w:t>Table, Data Validation, Cell Styles</w:t>
+            </w:r>
+          </w:p>
+        </w:tc>
+      </w:tr>
+      <w:tr>
+        <w:trPr>
+          <w:tblCellSpacing w:w="15" w:type="dxa"/>
+        </w:trPr>
+        <w:tc>
+          <w:tcPr>
+            <w:tcW w:w="0" w:type="auto"/>
+            <w:tcBorders>
+              <w:top w:val="single" w:sz="6" w:space="0" w:color="auto"/>
+              <w:left w:val="single" w:sz="6" w:space="0" w:color="auto"/>
+              <w:bottom w:val="single" w:sz="6" w:space="0" w:color="auto"/>
+              <w:right w:val="single" w:sz="6" w:space="0" w:color="auto"/>
+            </w:tcBorders>
+            <w:tcMar>
+              <w:top w:w="240" w:type="dxa"/>
+              <w:left w:w="0" w:type="dxa"/>
+              <w:bottom w:w="240" w:type="dxa"/>
+              <w:right w:w="180" w:type="dxa"/>
+            </w:tcMar>
+            <w:vAlign w:val="center"/>
+            <w:hideMark/>
+          </w:tcPr>
+          <w:p>
+            <w:r>
+              <w:rPr>
+                <w:b/>
+                <w:bCs/>
+              </w:rPr>
+              <w:lastRenderedPageBreak/>
+              <w:t>Retrieval</w:t>
+            </w:r>
+          </w:p>
+        </w:tc>
+        <w:tc>
+          <w:tcPr>
+            <w:tcW w:w="0" w:type="auto"/>
+            <w:tcBorders>
+              <w:top w:val="single" w:sz="6" w:space="0" w:color="auto"/>
+              <w:left w:val="single" w:sz="6" w:space="0" w:color="auto"/>
+              <w:bottom w:val="single" w:sz="6" w:space="0" w:color="auto"/>
+              <w:right w:val="single" w:sz="6" w:space="0" w:color="auto"/>
+            </w:tcBorders>
+            <w:tcMar>
+              <w:top w:w="240" w:type="dxa"/>
+              <w:left w:w="0" w:type="dxa"/>
+              <w:bottom w:w="240" w:type="dxa"/>
+              <w:right w:w="180" w:type="dxa"/>
+            </w:tcMar>
+            <w:vAlign w:val="center"/>
+            <w:hideMark/>
+          </w:tcPr>
+          <w:p>
+            <w:r>
+              <w:rPr>
+                <w:cs/>
+              </w:rPr>
+              <w:t>เป็น "พนักงานค้นหา"</w:t>
+            </w:r>
+          </w:p>
+        </w:tc>
+        <w:tc>
+          <w:tcPr>
+            <w:tcW w:w="0" w:type="auto"/>
+            <w:tcBorders>
+              <w:top w:val="single" w:sz="6" w:space="0" w:color="auto"/>
+              <w:left w:val="single" w:sz="6" w:space="0" w:color="auto"/>
+              <w:bottom w:val="single" w:sz="6" w:space="0" w:color="auto"/>
+              <w:right w:val="single" w:sz="6" w:space="0" w:color="auto"/>
+            </w:tcBorders>
+            <w:tcMar>
+              <w:top w:w="240" w:type="dxa"/>
+              <w:left w:w="0" w:type="dxa"/>
+              <w:bottom w:w="240" w:type="dxa"/>
+              <w:right w:w="0" w:type="dxa"/>
+            </w:tcMar>
+            <w:vAlign w:val="center"/>
+            <w:hideMark/>
+          </w:tcPr>
+          <w:p>
+            <w:r>
+              <w:t>Sort, Filter, XLOOKUP, Filter Function</w:t>
+            </w:r>
+          </w:p>
+        </w:tc>
+      </w:tr>
+      <w:tr>
+        <w:trPr>
+          <w:tblCellSpacing w:w="15" w:type="dxa"/>
+        </w:trPr>
+        <w:tc>
+          <w:tcPr>
+            <w:tcW w:w="0" w:type="auto"/>
+            <w:tcBorders>
+              <w:top w:val="single" w:sz="6" w:space="0" w:color="auto"/>
+              <w:left w:val="single" w:sz="6" w:space="0" w:color="auto"/>
+              <w:bottom w:val="single" w:sz="6" w:space="0" w:color="auto"/>
+              <w:right w:val="single" w:sz="6" w:space="0" w:color="auto"/>
+            </w:tcBorders>
+            <w:tcMar>
+              <w:top w:w="240" w:type="dxa"/>
+              <w:left w:w="0" w:type="dxa"/>
+              <w:bottom w:w="240" w:type="dxa"/>
+              <w:right w:w="180" w:type="dxa"/>
+            </w:tcMar>
+            <w:vAlign w:val="center"/>
+            <w:hideMark/>
+          </w:tcPr>
+          <w:p>
+            <w:r>
+              <w:rPr>
+                <w:b/>
+                <w:bCs/>
+              </w:rPr>
+              <w:t>Calculation</w:t>
+            </w:r>
+          </w:p>
+        </w:tc>
+        <w:tc>
+          <w:tcPr>
+            <w:tcW w:w="0" w:type="auto"/>
+            <w:tcBorders>
+              <w:top w:val="single" w:sz="6" w:space="0" w:color="auto"/>
+              <w:left w:val="single" w:sz="6" w:space="0" w:color="auto"/>
+              <w:bottom w:val="single" w:sz="6" w:space="0" w:color="auto"/>
+              <w:right w:val="single" w:sz="6" w:space="0" w:color="auto"/>
+            </w:tcBorders>
+            <w:tcMar>
+              <w:top w:w="240" w:type="dxa"/>
+              <w:left w:w="0" w:type="dxa"/>
+              <w:bottom w:w="240" w:type="dxa"/>
+              <w:right w:w="180" w:type="dxa"/>
+            </w:tcMar>
+            <w:vAlign w:val="center"/>
+            <w:hideMark/>
+          </w:tcPr>
+          <w:p>
+            <w:r>
+              <w:rPr>
+                <w:cs/>
+              </w:rPr>
+              <w:t>เป็น "สมอง"</w:t>
+            </w:r>
+          </w:p>
+        </w:tc>
+        <w:tc>
+          <w:tcPr>
+            <w:tcW w:w="0" w:type="auto"/>
+            <w:tcBorders>
+              <w:top w:val="single" w:sz="6" w:space="0" w:color="auto"/>
+              <w:left w:val="single" w:sz="6" w:space="0" w:color="auto"/>
+              <w:bottom w:val="single" w:sz="6" w:space="0" w:color="auto"/>
+              <w:right w:val="single" w:sz="6" w:space="0" w:color="auto"/>
+            </w:tcBorders>
+            <w:tcMar>
+              <w:top w:w="240" w:type="dxa"/>
+              <w:left w:w="0" w:type="dxa"/>
+              <w:bottom w:w="240" w:type="dxa"/>
+              <w:right w:w="0" w:type="dxa"/>
+            </w:tcMar>
+            <w:vAlign w:val="center"/>
+            <w:hideMark/>
+          </w:tcPr>
+          <w:p>
+            <w:r>
+              <w:t>Formula, PivotTable, SUMIFS</w:t>
+            </w:r>
+          </w:p>
+        </w:tc>
+      </w:tr>
+      <w:tr>
+        <w:trPr>
+          <w:tblCellSpacing w:w="15" w:type="dxa"/>
+        </w:trPr>
+        <w:tc>
+          <w:tcPr>
+            <w:tcW w:w="0" w:type="auto"/>
+            <w:tcBorders>
+              <w:top w:val="single" w:sz="6" w:space="0" w:color="auto"/>
+              <w:left w:val="single" w:sz="6" w:space="0" w:color="auto"/>
+              <w:bottom w:val="single" w:sz="6" w:space="0" w:color="auto"/>
+              <w:right w:val="single" w:sz="6" w:space="0" w:color="auto"/>
+            </w:tcBorders>
+            <w:tcMar>
+              <w:top w:w="240" w:type="dxa"/>
+              <w:left w:w="0" w:type="dxa"/>
+              <w:bottom w:w="240" w:type="dxa"/>
+              <w:right w:w="180" w:type="dxa"/>
+            </w:tcMar>
+            <w:vAlign w:val="center"/>
+            <w:hideMark/>
+          </w:tcPr>
+          <w:p>
+            <w:r>
+              <w:rPr>
+                <w:b/>
+                <w:bCs/>
+              </w:rPr>
+              <w:t>Presentation</w:t>
+            </w:r>
+          </w:p>
+        </w:tc>
+        <w:tc>
+          <w:tcPr>
+            <w:tcW w:w="0" w:type="auto"/>
+            <w:tcBorders>
+              <w:top w:val="single" w:sz="6" w:space="0" w:color="auto"/>
+              <w:left w:val="single" w:sz="6" w:space="0" w:color="auto"/>
+              <w:bottom w:val="single" w:sz="6" w:space="0" w:color="auto"/>
+              <w:right w:val="single" w:sz="6" w:space="0" w:color="auto"/>
+            </w:tcBorders>
+            <w:tcMar>
+              <w:top w:w="240" w:type="dxa"/>
+              <w:left w:w="0" w:type="dxa"/>
+              <w:bottom w:w="240" w:type="dxa"/>
+              <w:right w:w="180" w:type="dxa"/>
+            </w:tcMar>
+            <w:vAlign w:val="center"/>
+            <w:hideMark/>
+          </w:tcPr>
+          <w:p>
+            <w:r>
+              <w:rPr>
+                <w:cs/>
+              </w:rPr>
+              <w:t>เป็น "โฆษก"</w:t>
+            </w:r>
+          </w:p>
+        </w:tc>
+        <w:tc>
+          <w:tcPr>
+            <w:tcW w:w="0" w:type="auto"/>
+            <w:tcBorders>
+              <w:top w:val="single" w:sz="6" w:space="0" w:color="auto"/>
+              <w:left w:val="single" w:sz="6" w:space="0" w:color="auto"/>
+              <w:bottom w:val="single" w:sz="6" w:space="0" w:color="auto"/>
+              <w:right w:val="single" w:sz="6" w:space="0" w:color="auto"/>
+            </w:tcBorders>
+            <w:tcMar>
+              <w:top w:w="240" w:type="dxa"/>
+              <w:left w:w="0" w:type="dxa"/>
+              <w:bottom w:w="240" w:type="dxa"/>
+              <w:right w:w="0" w:type="dxa"/>
+            </w:tcMar>
+            <w:vAlign w:val="center"/>
+            <w:hideMark/>
+          </w:tcPr>
+          <w:p>
+            <w:r>
+              <w:t>Charts, Sparklines, Slicers, Dashboards</w:t>
+            </w:r>
+          </w:p>
+        </w:tc>
+      </w:tr>
+    </w:tbl>
+    <w:p>
+      <w:r>
+        <w:pict w14:anchorId="566B59C3">
+          <v:rect id="_x0000_i1049" style="width:0;height:1.5pt" o:hralign="center" o:hrstd="t" o:hrnoshade="t" o:hr="t" fillcolor="gray" stroked="f"/>
+        </w:pict>
+      </w:r>
+    </w:p>
+    <w:p>
+      <w:pPr>
+        <w:rPr>
+          <w:b/>
+          <w:bCs/>
+        </w:rPr>
+      </w:pPr>
+      <w:r>
+        <w:rPr>
+          <w:rFonts w:ascii="Segoe UI Emoji" w:hAnsi="Segoe UI Emoji" w:cs="Segoe UI Emoji"/>
+          <w:b/>
+          <w:bCs/>
+        </w:rPr>
+        <w:t>💡</w:t>
+      </w:r>
+      <w:r>
+        <w:rPr>
+          <w:b/>
+          <w:bCs/>
+        </w:rPr>
+        <w:t xml:space="preserve"> </w:t>
+      </w:r>
+      <w:r>
+        <w:rPr>
+          <w:b/>
+          <w:bCs/>
+          <w:cs/>
+        </w:rPr>
+        <w:t>ทริคสำหรับการทำคลิปสอน:</w:t>
+      </w:r>
+    </w:p>
+    <w:p>
+      <w:r>
+        <w:rPr>
+          <w:cs/>
+        </w:rPr>
+        <w:t xml:space="preserve">คุณอาจจะเปิดด้วยภาพ </w:t>
+      </w:r>
+      <w:proofErr w:type="spellStart"/>
+      <w:r>
+        <w:t>Mindmap</w:t>
+      </w:r>
+      <w:proofErr w:type="spellEnd"/>
+      <w:r>
+        <w:t xml:space="preserve"> </w:t>
+      </w:r>
+      <w:r>
+        <w:rPr>
+          <w:cs/>
+        </w:rPr>
+        <w:t xml:space="preserve">หรือ </w:t>
+      </w:r>
+      <w:r>
+        <w:t xml:space="preserve">Diagram </w:t>
+      </w:r>
+      <w:r>
+        <w:rPr>
+          <w:cs/>
+        </w:rPr>
+        <w:t xml:space="preserve">ที่รวม </w:t>
+      </w:r>
+      <w:r>
+        <w:t xml:space="preserve">4 </w:t>
+      </w:r>
+      <w:r>
+        <w:rPr>
+          <w:cs/>
+        </w:rPr>
+        <w:t>ส่วนนี้ไว้ด้วยกัน แล้วบอกว่า</w:t>
+      </w:r>
+      <w:r>
+        <w:t xml:space="preserve"> </w:t>
+      </w:r>
+      <w:r>
+        <w:rPr>
+          <w:b/>
+          <w:bCs/>
+        </w:rPr>
+        <w:t>"</w:t>
+      </w:r>
+      <w:r>
+        <w:rPr>
+          <w:b/>
+          <w:bCs/>
+          <w:cs/>
+        </w:rPr>
+        <w:t xml:space="preserve">ใน </w:t>
+      </w:r>
+      <w:r>
+        <w:rPr>
+          <w:b/>
+          <w:bCs/>
+        </w:rPr>
+        <w:t xml:space="preserve">Series </w:t>
+      </w:r>
+      <w:r>
+        <w:rPr>
+          <w:b/>
+          <w:bCs/>
+          <w:cs/>
+        </w:rPr>
+        <w:t>นี้ เราจะเดินทางไปตามเส้นทางนี้ครับ ตั้งแต่การเก็บข้อมูลที่ถูกต้อง ไปจนถึงการทำรายงานที่หัวหน้าต้องว้าว!"</w:t>
+      </w:r>
+    </w:p>
+    <w:p>
+      <w:r>
+        <w:rPr>
+          <w:b/>
+          <w:bCs/>
+          <w:cs/>
+        </w:rPr>
+        <w:t xml:space="preserve">ในตอนต่อไป คุณอยากให้ผมเริ่มเจาะลึกที่ "การจัดเก็บข้อมูลแบบ </w:t>
+      </w:r>
+      <w:r>
+        <w:rPr>
+          <w:b/>
+          <w:bCs/>
+        </w:rPr>
+        <w:t xml:space="preserve">Database (Segment 1)" </w:t>
+      </w:r>
+      <w:r>
+        <w:rPr>
+          <w:b/>
+          <w:bCs/>
+          <w:cs/>
+        </w:rPr>
+        <w:t>เลยไหมครับ</w:t>
+      </w:r>
+      <w:r>
+        <w:rPr>
+          <w:b/>
+          <w:bCs/>
+        </w:rPr>
+        <w:t xml:space="preserve">? </w:t>
+      </w:r>
+      <w:r>
+        <w:rPr>
+          <w:b/>
+          <w:bCs/>
+          <w:cs/>
+        </w:rPr>
+        <w:t xml:space="preserve">ผมมีเทคนิคเรื่อง </w:t>
+      </w:r>
+      <w:r>
+        <w:rPr>
+          <w:b/>
+          <w:bCs/>
+        </w:rPr>
+        <w:t>'</w:t>
+      </w:r>
+      <w:r>
+        <w:rPr>
+          <w:b/>
+          <w:bCs/>
+          <w:cs/>
+        </w:rPr>
+        <w:t xml:space="preserve">ความลับของ </w:t>
+      </w:r>
+      <w:r>
+        <w:rPr>
+          <w:b/>
+          <w:bCs/>
+        </w:rPr>
+        <w:t xml:space="preserve">Table' </w:t>
+      </w:r>
+      <w:r>
+        <w:rPr>
+          <w:b/>
+          <w:bCs/>
+          <w:cs/>
+        </w:rPr>
+        <w:t>มาฝากด้วยนะ</w:t>
+      </w:r>
+    </w:p>
+    <w:p/>
+    <w:p/>
+    <w:p>
+      <w:pPr>
+        <w:rPr>
+          <w:rFonts w:hint="cs"/>
+          <w:cs/>
+        </w:rPr>
+      </w:pPr>
+      <w:r>
+        <w:t>Chapter3</w:t>
       </w:r>
     </w:p>
     <w:p/>
@@ -1213,6 +2796,155 @@
     </w:lvl>
   </w:abstractNum>
   <w:abstractNum w:abstractNumId="1" w15:restartNumberingAfterBreak="0">
+    <w:nsid w:val="1E7532A2"/>
+    <w:multiLevelType w:val="multilevel"/>
+    <w:tmpl w:val="382C3E7A"/>
+    <w:lvl w:ilvl="0">
+      <w:start w:val="1"/>
+      <w:numFmt w:val="bullet"/>
+      <w:lvlText w:val=""/>
+      <w:lvlJc w:val="left"/>
+      <w:pPr>
+        <w:tabs>
+          <w:tab w:val="num" w:pos="720"/>
+        </w:tabs>
+        <w:ind w:left="720" w:hanging="360"/>
+      </w:pPr>
+      <w:rPr>
+        <w:rFonts w:ascii="Symbol" w:hAnsi="Symbol" w:hint="default"/>
+        <w:sz w:val="20"/>
+      </w:rPr>
+    </w:lvl>
+    <w:lvl w:ilvl="1">
+      <w:start w:val="1"/>
+      <w:numFmt w:val="bullet"/>
+      <w:lvlText w:val="o"/>
+      <w:lvlJc w:val="left"/>
+      <w:pPr>
+        <w:tabs>
+          <w:tab w:val="num" w:pos="1440"/>
+        </w:tabs>
+        <w:ind w:left="1440" w:hanging="360"/>
+      </w:pPr>
+      <w:rPr>
+        <w:rFonts w:ascii="Courier New" w:hAnsi="Courier New" w:hint="default"/>
+        <w:sz w:val="20"/>
+      </w:rPr>
+    </w:lvl>
+    <w:lvl w:ilvl="2" w:tentative="1">
+      <w:start w:val="1"/>
+      <w:numFmt w:val="bullet"/>
+      <w:lvlText w:val=""/>
+      <w:lvlJc w:val="left"/>
+      <w:pPr>
+        <w:tabs>
+          <w:tab w:val="num" w:pos="2160"/>
+        </w:tabs>
+        <w:ind w:left="2160" w:hanging="360"/>
+      </w:pPr>
+      <w:rPr>
+        <w:rFonts w:ascii="Wingdings" w:hAnsi="Wingdings" w:hint="default"/>
+        <w:sz w:val="20"/>
+      </w:rPr>
+    </w:lvl>
+    <w:lvl w:ilvl="3" w:tentative="1">
+      <w:start w:val="1"/>
+      <w:numFmt w:val="bullet"/>
+      <w:lvlText w:val=""/>
+      <w:lvlJc w:val="left"/>
+      <w:pPr>
+        <w:tabs>
+          <w:tab w:val="num" w:pos="2880"/>
+        </w:tabs>
+        <w:ind w:left="2880" w:hanging="360"/>
+      </w:pPr>
+      <w:rPr>
+        <w:rFonts w:ascii="Wingdings" w:hAnsi="Wingdings" w:hint="default"/>
+        <w:sz w:val="20"/>
+      </w:rPr>
+    </w:lvl>
+    <w:lvl w:ilvl="4" w:tentative="1">
+      <w:start w:val="1"/>
+      <w:numFmt w:val="bullet"/>
+      <w:lvlText w:val=""/>
+      <w:lvlJc w:val="left"/>
+      <w:pPr>
+        <w:tabs>
+          <w:tab w:val="num" w:pos="3600"/>
+        </w:tabs>
+        <w:ind w:left="3600" w:hanging="360"/>
+      </w:pPr>
+      <w:rPr>
+        <w:rFonts w:ascii="Wingdings" w:hAnsi="Wingdings" w:hint="default"/>
+        <w:sz w:val="20"/>
+      </w:rPr>
+    </w:lvl>
+    <w:lvl w:ilvl="5" w:tentative="1">
+      <w:start w:val="1"/>
+      <w:numFmt w:val="bullet"/>
+      <w:lvlText w:val=""/>
+      <w:lvlJc w:val="left"/>
+      <w:pPr>
+        <w:tabs>
+          <w:tab w:val="num" w:pos="4320"/>
+        </w:tabs>
+        <w:ind w:left="4320" w:hanging="360"/>
+      </w:pPr>
+      <w:rPr>
+        <w:rFonts w:ascii="Wingdings" w:hAnsi="Wingdings" w:hint="default"/>
+        <w:sz w:val="20"/>
+      </w:rPr>
+    </w:lvl>
+    <w:lvl w:ilvl="6" w:tentative="1">
+      <w:start w:val="1"/>
+      <w:numFmt w:val="bullet"/>
+      <w:lvlText w:val=""/>
+      <w:lvlJc w:val="left"/>
+      <w:pPr>
+        <w:tabs>
+          <w:tab w:val="num" w:pos="5040"/>
+        </w:tabs>
+        <w:ind w:left="5040" w:hanging="360"/>
+      </w:pPr>
+      <w:rPr>
+        <w:rFonts w:ascii="Wingdings" w:hAnsi="Wingdings" w:hint="default"/>
+        <w:sz w:val="20"/>
+      </w:rPr>
+    </w:lvl>
+    <w:lvl w:ilvl="7" w:tentative="1">
+      <w:start w:val="1"/>
+      <w:numFmt w:val="bullet"/>
+      <w:lvlText w:val=""/>
+      <w:lvlJc w:val="left"/>
+      <w:pPr>
+        <w:tabs>
+          <w:tab w:val="num" w:pos="5760"/>
+        </w:tabs>
+        <w:ind w:left="5760" w:hanging="360"/>
+      </w:pPr>
+      <w:rPr>
+        <w:rFonts w:ascii="Wingdings" w:hAnsi="Wingdings" w:hint="default"/>
+        <w:sz w:val="20"/>
+      </w:rPr>
+    </w:lvl>
+    <w:lvl w:ilvl="8" w:tentative="1">
+      <w:start w:val="1"/>
+      <w:numFmt w:val="bullet"/>
+      <w:lvlText w:val=""/>
+      <w:lvlJc w:val="left"/>
+      <w:pPr>
+        <w:tabs>
+          <w:tab w:val="num" w:pos="6480"/>
+        </w:tabs>
+        <w:ind w:left="6480" w:hanging="360"/>
+      </w:pPr>
+      <w:rPr>
+        <w:rFonts w:ascii="Wingdings" w:hAnsi="Wingdings" w:hint="default"/>
+        <w:sz w:val="20"/>
+      </w:rPr>
+    </w:lvl>
+  </w:abstractNum>
+  <w:abstractNum w:abstractNumId="2" w15:restartNumberingAfterBreak="0">
     <w:nsid w:val="26925CEF"/>
     <w:multiLevelType w:val="multilevel"/>
     <w:tmpl w:val="298A1988"/>
@@ -1361,7 +3093,454 @@
       </w:rPr>
     </w:lvl>
   </w:abstractNum>
-  <w:abstractNum w:abstractNumId="2" w15:restartNumberingAfterBreak="0">
+  <w:abstractNum w:abstractNumId="3" w15:restartNumberingAfterBreak="0">
+    <w:nsid w:val="28BA2064"/>
+    <w:multiLevelType w:val="multilevel"/>
+    <w:tmpl w:val="8DE887E8"/>
+    <w:lvl w:ilvl="0">
+      <w:start w:val="1"/>
+      <w:numFmt w:val="bullet"/>
+      <w:lvlText w:val=""/>
+      <w:lvlJc w:val="left"/>
+      <w:pPr>
+        <w:tabs>
+          <w:tab w:val="num" w:pos="720"/>
+        </w:tabs>
+        <w:ind w:left="720" w:hanging="360"/>
+      </w:pPr>
+      <w:rPr>
+        <w:rFonts w:ascii="Symbol" w:hAnsi="Symbol" w:hint="default"/>
+        <w:sz w:val="20"/>
+      </w:rPr>
+    </w:lvl>
+    <w:lvl w:ilvl="1">
+      <w:start w:val="1"/>
+      <w:numFmt w:val="bullet"/>
+      <w:lvlText w:val="o"/>
+      <w:lvlJc w:val="left"/>
+      <w:pPr>
+        <w:tabs>
+          <w:tab w:val="num" w:pos="1440"/>
+        </w:tabs>
+        <w:ind w:left="1440" w:hanging="360"/>
+      </w:pPr>
+      <w:rPr>
+        <w:rFonts w:ascii="Courier New" w:hAnsi="Courier New" w:hint="default"/>
+        <w:sz w:val="20"/>
+      </w:rPr>
+    </w:lvl>
+    <w:lvl w:ilvl="2" w:tentative="1">
+      <w:start w:val="1"/>
+      <w:numFmt w:val="bullet"/>
+      <w:lvlText w:val=""/>
+      <w:lvlJc w:val="left"/>
+      <w:pPr>
+        <w:tabs>
+          <w:tab w:val="num" w:pos="2160"/>
+        </w:tabs>
+        <w:ind w:left="2160" w:hanging="360"/>
+      </w:pPr>
+      <w:rPr>
+        <w:rFonts w:ascii="Wingdings" w:hAnsi="Wingdings" w:hint="default"/>
+        <w:sz w:val="20"/>
+      </w:rPr>
+    </w:lvl>
+    <w:lvl w:ilvl="3" w:tentative="1">
+      <w:start w:val="1"/>
+      <w:numFmt w:val="bullet"/>
+      <w:lvlText w:val=""/>
+      <w:lvlJc w:val="left"/>
+      <w:pPr>
+        <w:tabs>
+          <w:tab w:val="num" w:pos="2880"/>
+        </w:tabs>
+        <w:ind w:left="2880" w:hanging="360"/>
+      </w:pPr>
+      <w:rPr>
+        <w:rFonts w:ascii="Wingdings" w:hAnsi="Wingdings" w:hint="default"/>
+        <w:sz w:val="20"/>
+      </w:rPr>
+    </w:lvl>
+    <w:lvl w:ilvl="4" w:tentative="1">
+      <w:start w:val="1"/>
+      <w:numFmt w:val="bullet"/>
+      <w:lvlText w:val=""/>
+      <w:lvlJc w:val="left"/>
+      <w:pPr>
+        <w:tabs>
+          <w:tab w:val="num" w:pos="3600"/>
+        </w:tabs>
+        <w:ind w:left="3600" w:hanging="360"/>
+      </w:pPr>
+      <w:rPr>
+        <w:rFonts w:ascii="Wingdings" w:hAnsi="Wingdings" w:hint="default"/>
+        <w:sz w:val="20"/>
+      </w:rPr>
+    </w:lvl>
+    <w:lvl w:ilvl="5" w:tentative="1">
+      <w:start w:val="1"/>
+      <w:numFmt w:val="bullet"/>
+      <w:lvlText w:val=""/>
+      <w:lvlJc w:val="left"/>
+      <w:pPr>
+        <w:tabs>
+          <w:tab w:val="num" w:pos="4320"/>
+        </w:tabs>
+        <w:ind w:left="4320" w:hanging="360"/>
+      </w:pPr>
+      <w:rPr>
+        <w:rFonts w:ascii="Wingdings" w:hAnsi="Wingdings" w:hint="default"/>
+        <w:sz w:val="20"/>
+      </w:rPr>
+    </w:lvl>
+    <w:lvl w:ilvl="6" w:tentative="1">
+      <w:start w:val="1"/>
+      <w:numFmt w:val="bullet"/>
+      <w:lvlText w:val=""/>
+      <w:lvlJc w:val="left"/>
+      <w:pPr>
+        <w:tabs>
+          <w:tab w:val="num" w:pos="5040"/>
+        </w:tabs>
+        <w:ind w:left="5040" w:hanging="360"/>
+      </w:pPr>
+      <w:rPr>
+        <w:rFonts w:ascii="Wingdings" w:hAnsi="Wingdings" w:hint="default"/>
+        <w:sz w:val="20"/>
+      </w:rPr>
+    </w:lvl>
+    <w:lvl w:ilvl="7" w:tentative="1">
+      <w:start w:val="1"/>
+      <w:numFmt w:val="bullet"/>
+      <w:lvlText w:val=""/>
+      <w:lvlJc w:val="left"/>
+      <w:pPr>
+        <w:tabs>
+          <w:tab w:val="num" w:pos="5760"/>
+        </w:tabs>
+        <w:ind w:left="5760" w:hanging="360"/>
+      </w:pPr>
+      <w:rPr>
+        <w:rFonts w:ascii="Wingdings" w:hAnsi="Wingdings" w:hint="default"/>
+        <w:sz w:val="20"/>
+      </w:rPr>
+    </w:lvl>
+    <w:lvl w:ilvl="8" w:tentative="1">
+      <w:start w:val="1"/>
+      <w:numFmt w:val="bullet"/>
+      <w:lvlText w:val=""/>
+      <w:lvlJc w:val="left"/>
+      <w:pPr>
+        <w:tabs>
+          <w:tab w:val="num" w:pos="6480"/>
+        </w:tabs>
+        <w:ind w:left="6480" w:hanging="360"/>
+      </w:pPr>
+      <w:rPr>
+        <w:rFonts w:ascii="Wingdings" w:hAnsi="Wingdings" w:hint="default"/>
+        <w:sz w:val="20"/>
+      </w:rPr>
+    </w:lvl>
+  </w:abstractNum>
+  <w:abstractNum w:abstractNumId="4" w15:restartNumberingAfterBreak="0">
+    <w:nsid w:val="35DC74E6"/>
+    <w:multiLevelType w:val="multilevel"/>
+    <w:tmpl w:val="BE80EDBE"/>
+    <w:lvl w:ilvl="0">
+      <w:start w:val="1"/>
+      <w:numFmt w:val="bullet"/>
+      <w:lvlText w:val=""/>
+      <w:lvlJc w:val="left"/>
+      <w:pPr>
+        <w:tabs>
+          <w:tab w:val="num" w:pos="720"/>
+        </w:tabs>
+        <w:ind w:left="720" w:hanging="360"/>
+      </w:pPr>
+      <w:rPr>
+        <w:rFonts w:ascii="Symbol" w:hAnsi="Symbol" w:hint="default"/>
+        <w:sz w:val="20"/>
+      </w:rPr>
+    </w:lvl>
+    <w:lvl w:ilvl="1">
+      <w:start w:val="1"/>
+      <w:numFmt w:val="bullet"/>
+      <w:lvlText w:val="o"/>
+      <w:lvlJc w:val="left"/>
+      <w:pPr>
+        <w:tabs>
+          <w:tab w:val="num" w:pos="1440"/>
+        </w:tabs>
+        <w:ind w:left="1440" w:hanging="360"/>
+      </w:pPr>
+      <w:rPr>
+        <w:rFonts w:ascii="Courier New" w:hAnsi="Courier New" w:hint="default"/>
+        <w:sz w:val="20"/>
+      </w:rPr>
+    </w:lvl>
+    <w:lvl w:ilvl="2" w:tentative="1">
+      <w:start w:val="1"/>
+      <w:numFmt w:val="bullet"/>
+      <w:lvlText w:val=""/>
+      <w:lvlJc w:val="left"/>
+      <w:pPr>
+        <w:tabs>
+          <w:tab w:val="num" w:pos="2160"/>
+        </w:tabs>
+        <w:ind w:left="2160" w:hanging="360"/>
+      </w:pPr>
+      <w:rPr>
+        <w:rFonts w:ascii="Wingdings" w:hAnsi="Wingdings" w:hint="default"/>
+        <w:sz w:val="20"/>
+      </w:rPr>
+    </w:lvl>
+    <w:lvl w:ilvl="3" w:tentative="1">
+      <w:start w:val="1"/>
+      <w:numFmt w:val="bullet"/>
+      <w:lvlText w:val=""/>
+      <w:lvlJc w:val="left"/>
+      <w:pPr>
+        <w:tabs>
+          <w:tab w:val="num" w:pos="2880"/>
+        </w:tabs>
+        <w:ind w:left="2880" w:hanging="360"/>
+      </w:pPr>
+      <w:rPr>
+        <w:rFonts w:ascii="Wingdings" w:hAnsi="Wingdings" w:hint="default"/>
+        <w:sz w:val="20"/>
+      </w:rPr>
+    </w:lvl>
+    <w:lvl w:ilvl="4" w:tentative="1">
+      <w:start w:val="1"/>
+      <w:numFmt w:val="bullet"/>
+      <w:lvlText w:val=""/>
+      <w:lvlJc w:val="left"/>
+      <w:pPr>
+        <w:tabs>
+          <w:tab w:val="num" w:pos="3600"/>
+        </w:tabs>
+        <w:ind w:left="3600" w:hanging="360"/>
+      </w:pPr>
+      <w:rPr>
+        <w:rFonts w:ascii="Wingdings" w:hAnsi="Wingdings" w:hint="default"/>
+        <w:sz w:val="20"/>
+      </w:rPr>
+    </w:lvl>
+    <w:lvl w:ilvl="5" w:tentative="1">
+      <w:start w:val="1"/>
+      <w:numFmt w:val="bullet"/>
+      <w:lvlText w:val=""/>
+      <w:lvlJc w:val="left"/>
+      <w:pPr>
+        <w:tabs>
+          <w:tab w:val="num" w:pos="4320"/>
+        </w:tabs>
+        <w:ind w:left="4320" w:hanging="360"/>
+      </w:pPr>
+      <w:rPr>
+        <w:rFonts w:ascii="Wingdings" w:hAnsi="Wingdings" w:hint="default"/>
+        <w:sz w:val="20"/>
+      </w:rPr>
+    </w:lvl>
+    <w:lvl w:ilvl="6" w:tentative="1">
+      <w:start w:val="1"/>
+      <w:numFmt w:val="bullet"/>
+      <w:lvlText w:val=""/>
+      <w:lvlJc w:val="left"/>
+      <w:pPr>
+        <w:tabs>
+          <w:tab w:val="num" w:pos="5040"/>
+        </w:tabs>
+        <w:ind w:left="5040" w:hanging="360"/>
+      </w:pPr>
+      <w:rPr>
+        <w:rFonts w:ascii="Wingdings" w:hAnsi="Wingdings" w:hint="default"/>
+        <w:sz w:val="20"/>
+      </w:rPr>
+    </w:lvl>
+    <w:lvl w:ilvl="7" w:tentative="1">
+      <w:start w:val="1"/>
+      <w:numFmt w:val="bullet"/>
+      <w:lvlText w:val=""/>
+      <w:lvlJc w:val="left"/>
+      <w:pPr>
+        <w:tabs>
+          <w:tab w:val="num" w:pos="5760"/>
+        </w:tabs>
+        <w:ind w:left="5760" w:hanging="360"/>
+      </w:pPr>
+      <w:rPr>
+        <w:rFonts w:ascii="Wingdings" w:hAnsi="Wingdings" w:hint="default"/>
+        <w:sz w:val="20"/>
+      </w:rPr>
+    </w:lvl>
+    <w:lvl w:ilvl="8" w:tentative="1">
+      <w:start w:val="1"/>
+      <w:numFmt w:val="bullet"/>
+      <w:lvlText w:val=""/>
+      <w:lvlJc w:val="left"/>
+      <w:pPr>
+        <w:tabs>
+          <w:tab w:val="num" w:pos="6480"/>
+        </w:tabs>
+        <w:ind w:left="6480" w:hanging="360"/>
+      </w:pPr>
+      <w:rPr>
+        <w:rFonts w:ascii="Wingdings" w:hAnsi="Wingdings" w:hint="default"/>
+        <w:sz w:val="20"/>
+      </w:rPr>
+    </w:lvl>
+  </w:abstractNum>
+  <w:abstractNum w:abstractNumId="5" w15:restartNumberingAfterBreak="0">
+    <w:nsid w:val="55015A8B"/>
+    <w:multiLevelType w:val="multilevel"/>
+    <w:tmpl w:val="83C4926E"/>
+    <w:lvl w:ilvl="0">
+      <w:start w:val="1"/>
+      <w:numFmt w:val="bullet"/>
+      <w:lvlText w:val=""/>
+      <w:lvlJc w:val="left"/>
+      <w:pPr>
+        <w:tabs>
+          <w:tab w:val="num" w:pos="720"/>
+        </w:tabs>
+        <w:ind w:left="720" w:hanging="360"/>
+      </w:pPr>
+      <w:rPr>
+        <w:rFonts w:ascii="Symbol" w:hAnsi="Symbol" w:hint="default"/>
+        <w:sz w:val="20"/>
+      </w:rPr>
+    </w:lvl>
+    <w:lvl w:ilvl="1">
+      <w:start w:val="1"/>
+      <w:numFmt w:val="bullet"/>
+      <w:lvlText w:val="o"/>
+      <w:lvlJc w:val="left"/>
+      <w:pPr>
+        <w:tabs>
+          <w:tab w:val="num" w:pos="1440"/>
+        </w:tabs>
+        <w:ind w:left="1440" w:hanging="360"/>
+      </w:pPr>
+      <w:rPr>
+        <w:rFonts w:ascii="Courier New" w:hAnsi="Courier New" w:hint="default"/>
+        <w:sz w:val="20"/>
+      </w:rPr>
+    </w:lvl>
+    <w:lvl w:ilvl="2" w:tentative="1">
+      <w:start w:val="1"/>
+      <w:numFmt w:val="bullet"/>
+      <w:lvlText w:val=""/>
+      <w:lvlJc w:val="left"/>
+      <w:pPr>
+        <w:tabs>
+          <w:tab w:val="num" w:pos="2160"/>
+        </w:tabs>
+        <w:ind w:left="2160" w:hanging="360"/>
+      </w:pPr>
+      <w:rPr>
+        <w:rFonts w:ascii="Wingdings" w:hAnsi="Wingdings" w:hint="default"/>
+        <w:sz w:val="20"/>
+      </w:rPr>
+    </w:lvl>
+    <w:lvl w:ilvl="3" w:tentative="1">
+      <w:start w:val="1"/>
+      <w:numFmt w:val="bullet"/>
+      <w:lvlText w:val=""/>
+      <w:lvlJc w:val="left"/>
+      <w:pPr>
+        <w:tabs>
+          <w:tab w:val="num" w:pos="2880"/>
+        </w:tabs>
+        <w:ind w:left="2880" w:hanging="360"/>
+      </w:pPr>
+      <w:rPr>
+        <w:rFonts w:ascii="Wingdings" w:hAnsi="Wingdings" w:hint="default"/>
+        <w:sz w:val="20"/>
+      </w:rPr>
+    </w:lvl>
+    <w:lvl w:ilvl="4" w:tentative="1">
+      <w:start w:val="1"/>
+      <w:numFmt w:val="bullet"/>
+      <w:lvlText w:val=""/>
+      <w:lvlJc w:val="left"/>
+      <w:pPr>
+        <w:tabs>
+          <w:tab w:val="num" w:pos="3600"/>
+        </w:tabs>
+        <w:ind w:left="3600" w:hanging="360"/>
+      </w:pPr>
+      <w:rPr>
+        <w:rFonts w:ascii="Wingdings" w:hAnsi="Wingdings" w:hint="default"/>
+        <w:sz w:val="20"/>
+      </w:rPr>
+    </w:lvl>
+    <w:lvl w:ilvl="5" w:tentative="1">
+      <w:start w:val="1"/>
+      <w:numFmt w:val="bullet"/>
+      <w:lvlText w:val=""/>
+      <w:lvlJc w:val="left"/>
+      <w:pPr>
+        <w:tabs>
+          <w:tab w:val="num" w:pos="4320"/>
+        </w:tabs>
+        <w:ind w:left="4320" w:hanging="360"/>
+      </w:pPr>
+      <w:rPr>
+        <w:rFonts w:ascii="Wingdings" w:hAnsi="Wingdings" w:hint="default"/>
+        <w:sz w:val="20"/>
+      </w:rPr>
+    </w:lvl>
+    <w:lvl w:ilvl="6" w:tentative="1">
+      <w:start w:val="1"/>
+      <w:numFmt w:val="bullet"/>
+      <w:lvlText w:val=""/>
+      <w:lvlJc w:val="left"/>
+      <w:pPr>
+        <w:tabs>
+          <w:tab w:val="num" w:pos="5040"/>
+        </w:tabs>
+        <w:ind w:left="5040" w:hanging="360"/>
+      </w:pPr>
+      <w:rPr>
+        <w:rFonts w:ascii="Wingdings" w:hAnsi="Wingdings" w:hint="default"/>
+        <w:sz w:val="20"/>
+      </w:rPr>
+    </w:lvl>
+    <w:lvl w:ilvl="7" w:tentative="1">
+      <w:start w:val="1"/>
+      <w:numFmt w:val="bullet"/>
+      <w:lvlText w:val=""/>
+      <w:lvlJc w:val="left"/>
+      <w:pPr>
+        <w:tabs>
+          <w:tab w:val="num" w:pos="5760"/>
+        </w:tabs>
+        <w:ind w:left="5760" w:hanging="360"/>
+      </w:pPr>
+      <w:rPr>
+        <w:rFonts w:ascii="Wingdings" w:hAnsi="Wingdings" w:hint="default"/>
+        <w:sz w:val="20"/>
+      </w:rPr>
+    </w:lvl>
+    <w:lvl w:ilvl="8" w:tentative="1">
+      <w:start w:val="1"/>
+      <w:numFmt w:val="bullet"/>
+      <w:lvlText w:val=""/>
+      <w:lvlJc w:val="left"/>
+      <w:pPr>
+        <w:tabs>
+          <w:tab w:val="num" w:pos="6480"/>
+        </w:tabs>
+        <w:ind w:left="6480" w:hanging="360"/>
+      </w:pPr>
+      <w:rPr>
+        <w:rFonts w:ascii="Wingdings" w:hAnsi="Wingdings" w:hint="default"/>
+        <w:sz w:val="20"/>
+      </w:rPr>
+    </w:lvl>
+  </w:abstractNum>
+  <w:abstractNum w:abstractNumId="6" w15:restartNumberingAfterBreak="0">
     <w:nsid w:val="708437CA"/>
     <w:multiLevelType w:val="multilevel"/>
     <w:tmpl w:val="0D9ED340"/>
@@ -1511,13 +3690,25 @@
     </w:lvl>
   </w:abstractNum>
   <w:num w:numId="1" w16cid:durableId="1734817235">
-    <w:abstractNumId w:val="2"/>
+    <w:abstractNumId w:val="6"/>
   </w:num>
   <w:num w:numId="2" w16cid:durableId="1939679201">
-    <w:abstractNumId w:val="1"/>
+    <w:abstractNumId w:val="2"/>
   </w:num>
   <w:num w:numId="3" w16cid:durableId="267083353">
     <w:abstractNumId w:val="0"/>
+  </w:num>
+  <w:num w:numId="4" w16cid:durableId="555549153">
+    <w:abstractNumId w:val="3"/>
+  </w:num>
+  <w:num w:numId="5" w16cid:durableId="291793754">
+    <w:abstractNumId w:val="4"/>
+  </w:num>
+  <w:num w:numId="6" w16cid:durableId="610170332">
+    <w:abstractNumId w:val="1"/>
+  </w:num>
+  <w:num w:numId="7" w16cid:durableId="170990385">
+    <w:abstractNumId w:val="5"/>
   </w:num>
 </w:numbering>
 </file>

--- a/Doc.docx
+++ b/Doc.docx
@@ -2655,16 +2655,3899 @@
     <w:p/>
     <w:p/>
     <w:p>
-      <w:pPr>
-        <w:rPr>
-          <w:rFonts w:hint="cs"/>
-          <w:cs/>
-        </w:rPr>
-      </w:pPr>
       <w:r>
         <w:t>Chapter3</w:t>
       </w:r>
     </w:p>
+    <w:p>
+      <w:r>
+        <w:rPr>
+          <w:cs/>
+        </w:rPr>
+        <w:t xml:space="preserve">ยินดีครับ! </w:t>
+      </w:r>
+      <w:r>
+        <w:t xml:space="preserve">Chapter 3 </w:t>
+      </w:r>
+      <w:r>
+        <w:rPr>
+          <w:cs/>
+        </w:rPr>
+        <w:t>นี้จะเป็นการพาคนดูไป</w:t>
+      </w:r>
+      <w:r>
+        <w:t xml:space="preserve"> </w:t>
+      </w:r>
+      <w:r>
+        <w:rPr>
+          <w:b/>
+          <w:bCs/>
+        </w:rPr>
+        <w:t>"</w:t>
+      </w:r>
+      <w:r>
+        <w:rPr>
+          <w:b/>
+          <w:bCs/>
+          <w:cs/>
+        </w:rPr>
+        <w:t xml:space="preserve">รู้จักบ้านของ </w:t>
+      </w:r>
+      <w:r>
+        <w:rPr>
+          <w:b/>
+          <w:bCs/>
+        </w:rPr>
+        <w:t>Excel"</w:t>
+      </w:r>
+      <w:r>
+        <w:t xml:space="preserve"> </w:t>
+      </w:r>
+      <w:r>
+        <w:rPr>
+          <w:cs/>
+        </w:rPr>
+        <w:t xml:space="preserve">ให้ครบทุกซอกทุกมุม เพราะถ้าเราเรียกชื่อส่วนประกอบไม่ถูก เวลาไปเรียนระดับ </w:t>
+      </w:r>
+      <w:r>
+        <w:t xml:space="preserve">Advance </w:t>
+      </w:r>
+      <w:r>
+        <w:rPr>
+          <w:cs/>
+        </w:rPr>
+        <w:t>หรือเขียนสูตรจะงงมากครับ</w:t>
+      </w:r>
+    </w:p>
+    <w:p>
+      <w:r>
+        <w:rPr>
+          <w:cs/>
+        </w:rPr>
+        <w:t>ผมออกแบบเนื้อหาให้เน้นการเปรียบเทียบเพื่อให้จำง่าย (</w:t>
+      </w:r>
+      <w:r>
+        <w:t xml:space="preserve">Analogy) </w:t>
+      </w:r>
+      <w:r>
+        <w:rPr>
+          <w:cs/>
+        </w:rPr>
+        <w:t>ดังนี้ครับ:</w:t>
+      </w:r>
+    </w:p>
+    <w:p>
+      <w:r>
+        <w:pict w14:anchorId="60B15142">
+          <v:rect id="_x0000_i1089" style="width:0;height:1.5pt" o:hralign="center" o:hrstd="t" o:hrnoshade="t" o:hr="t" fillcolor="gray" stroked="f"/>
+        </w:pict>
+      </w:r>
+    </w:p>
+    <w:p>
+      <w:pPr>
+        <w:rPr>
+          <w:b/>
+          <w:bCs/>
+        </w:rPr>
+      </w:pPr>
+      <w:r>
+        <w:rPr>
+          <w:rFonts w:ascii="Segoe UI Emoji" w:hAnsi="Segoe UI Emoji" w:cs="Segoe UI Emoji"/>
+          <w:b/>
+          <w:bCs/>
+        </w:rPr>
+        <w:t>🏠</w:t>
+      </w:r>
+      <w:r>
+        <w:rPr>
+          <w:b/>
+          <w:bCs/>
+        </w:rPr>
+        <w:t xml:space="preserve"> Chapter 3: </w:t>
+      </w:r>
+      <w:r>
+        <w:rPr>
+          <w:b/>
+          <w:bCs/>
+          <w:cs/>
+        </w:rPr>
+        <w:t xml:space="preserve">รู้จัก "ส่วนประกอบ" และ "ที่อยู่" ใน </w:t>
+      </w:r>
+      <w:r>
+        <w:rPr>
+          <w:b/>
+          <w:bCs/>
+        </w:rPr>
+        <w:t>Excel</w:t>
+      </w:r>
+    </w:p>
+    <w:p>
+      <w:r>
+        <w:rPr>
+          <w:cs/>
+        </w:rPr>
+        <w:t xml:space="preserve">ในตอนนี้เราจะมาทำความรู้จักกับ </w:t>
+      </w:r>
+      <w:r>
+        <w:t xml:space="preserve">5 </w:t>
+      </w:r>
+      <w:r>
+        <w:rPr>
+          <w:cs/>
+        </w:rPr>
+        <w:t xml:space="preserve">อัศวินที่เป็นรากฐานของ </w:t>
+      </w:r>
+      <w:r>
+        <w:t xml:space="preserve">Excel </w:t>
+      </w:r>
+      <w:r>
+        <w:rPr>
+          <w:cs/>
+        </w:rPr>
+        <w:t>ครับ</w:t>
+      </w:r>
+    </w:p>
+    <w:p>
+      <w:pPr>
+        <w:rPr>
+          <w:b/>
+          <w:bCs/>
+        </w:rPr>
+      </w:pPr>
+      <w:r>
+        <w:rPr>
+          <w:b/>
+          <w:bCs/>
+        </w:rPr>
+        <w:lastRenderedPageBreak/>
+        <w:t>1. Column (</w:t>
+      </w:r>
+      <w:r>
+        <w:rPr>
+          <w:b/>
+          <w:bCs/>
+          <w:cs/>
+        </w:rPr>
+        <w:t>คอลัมน์)</w:t>
+      </w:r>
+      <w:r>
+        <w:rPr>
+          <w:b/>
+          <w:bCs/>
+        </w:rPr>
+        <w:t xml:space="preserve"> &amp; Row (</w:t>
+      </w:r>
+      <w:r>
+        <w:rPr>
+          <w:b/>
+          <w:bCs/>
+          <w:cs/>
+        </w:rPr>
+        <w:t>แถว)</w:t>
+      </w:r>
+    </w:p>
+    <w:p>
+      <w:pPr>
+        <w:numPr>
+          <w:ilvl w:val="0"/>
+          <w:numId w:val="8"/>
+        </w:numPr>
+      </w:pPr>
+      <w:r>
+        <w:rPr>
+          <w:b/>
+          <w:bCs/>
+        </w:rPr>
+        <w:t>Column (</w:t>
+      </w:r>
+      <w:r>
+        <w:rPr>
+          <w:b/>
+          <w:bCs/>
+          <w:cs/>
+        </w:rPr>
+        <w:t>แนวตั้ง):</w:t>
+      </w:r>
+      <w:r>
+        <w:t xml:space="preserve"> </w:t>
+      </w:r>
+      <w:r>
+        <w:rPr>
+          <w:cs/>
+        </w:rPr>
+        <w:t>แทนด้วย</w:t>
+      </w:r>
+      <w:r>
+        <w:t xml:space="preserve"> </w:t>
+      </w:r>
+      <w:r>
+        <w:rPr>
+          <w:b/>
+          <w:bCs/>
+          <w:cs/>
+        </w:rPr>
+        <w:t>ตัวอักษรภาษาอังกฤษ (</w:t>
+      </w:r>
+      <w:r>
+        <w:rPr>
+          <w:b/>
+          <w:bCs/>
+        </w:rPr>
+        <w:t>A, B, C...)</w:t>
+      </w:r>
+      <w:r>
+        <w:t xml:space="preserve"> </w:t>
+      </w:r>
+      <w:r>
+        <w:rPr>
+          <w:cs/>
+        </w:rPr>
+        <w:t>ให้นึกถึง "เสาบ้าน" ที่ตั้งตระหง่านจากบนลงล่าง</w:t>
+      </w:r>
+    </w:p>
+    <w:p>
+      <w:pPr>
+        <w:numPr>
+          <w:ilvl w:val="0"/>
+          <w:numId w:val="8"/>
+        </w:numPr>
+      </w:pPr>
+      <w:r>
+        <w:rPr>
+          <w:b/>
+          <w:bCs/>
+        </w:rPr>
+        <w:t>Row (</w:t>
+      </w:r>
+      <w:r>
+        <w:rPr>
+          <w:b/>
+          <w:bCs/>
+          <w:cs/>
+        </w:rPr>
+        <w:t>แนวนอน):</w:t>
+      </w:r>
+      <w:r>
+        <w:t xml:space="preserve"> </w:t>
+      </w:r>
+      <w:r>
+        <w:rPr>
+          <w:cs/>
+        </w:rPr>
+        <w:t>แทนด้วย</w:t>
+      </w:r>
+      <w:r>
+        <w:t xml:space="preserve"> </w:t>
+      </w:r>
+      <w:r>
+        <w:rPr>
+          <w:b/>
+          <w:bCs/>
+          <w:cs/>
+        </w:rPr>
+        <w:t>ตัวเลข (</w:t>
+      </w:r>
+      <w:r>
+        <w:rPr>
+          <w:b/>
+          <w:bCs/>
+        </w:rPr>
+        <w:t>1, 2, 3...)</w:t>
+      </w:r>
+      <w:r>
+        <w:t xml:space="preserve"> </w:t>
+      </w:r>
+      <w:r>
+        <w:rPr>
+          <w:cs/>
+        </w:rPr>
+        <w:t>ให้นึกถึง "ชั้นของตึก" ที่วางเรียงกันจากซ้ายไปขวา</w:t>
+      </w:r>
+    </w:p>
+    <w:p>
+      <w:pPr>
+        <w:numPr>
+          <w:ilvl w:val="1"/>
+          <w:numId w:val="8"/>
+        </w:numPr>
+      </w:pPr>
+      <w:r>
+        <w:rPr>
+          <w:i/>
+          <w:iCs/>
+        </w:rPr>
+        <w:t>Fun Fact:</w:t>
+      </w:r>
+      <w:r>
+        <w:t xml:space="preserve"> Excel </w:t>
+      </w:r>
+      <w:r>
+        <w:rPr>
+          <w:cs/>
+        </w:rPr>
+        <w:t xml:space="preserve">มี </w:t>
+      </w:r>
+      <w:r>
+        <w:t xml:space="preserve">Row </w:t>
+      </w:r>
+      <w:r>
+        <w:rPr>
+          <w:cs/>
+        </w:rPr>
+        <w:t xml:space="preserve">ได้สูงสุดถึง </w:t>
+      </w:r>
+      <w:r>
+        <w:t xml:space="preserve">1,048,576 </w:t>
+      </w:r>
+      <w:r>
+        <w:rPr>
+          <w:cs/>
+        </w:rPr>
+        <w:t>แถวเลยทีเดียว!</w:t>
+      </w:r>
+    </w:p>
+    <w:p>
+      <w:r>
+        <w:pict w14:anchorId="0D87389B">
+          <v:rect id="_x0000_i1090" style="width:0;height:1.5pt" o:hralign="center" o:hrstd="t" o:hrnoshade="t" o:hr="t" fillcolor="gray" stroked="f"/>
+        </w:pict>
+      </w:r>
+    </w:p>
+    <w:p>
+      <w:pPr>
+        <w:rPr>
+          <w:b/>
+          <w:bCs/>
+        </w:rPr>
+      </w:pPr>
+      <w:r>
+        <w:rPr>
+          <w:b/>
+          <w:bCs/>
+        </w:rPr>
+        <w:t>2. Cells (</w:t>
+      </w:r>
+      <w:r>
+        <w:rPr>
+          <w:b/>
+          <w:bCs/>
+          <w:cs/>
+        </w:rPr>
+        <w:t>เซลล์)</w:t>
+      </w:r>
+      <w:r>
+        <w:rPr>
+          <w:b/>
+          <w:bCs/>
+        </w:rPr>
+        <w:t xml:space="preserve"> &amp; Address (</w:t>
+      </w:r>
+      <w:r>
+        <w:rPr>
+          <w:b/>
+          <w:bCs/>
+          <w:cs/>
+        </w:rPr>
+        <w:t>ที่อยู่)</w:t>
+      </w:r>
+    </w:p>
+    <w:p>
+      <w:pPr>
+        <w:numPr>
+          <w:ilvl w:val="0"/>
+          <w:numId w:val="9"/>
+        </w:numPr>
+      </w:pPr>
+      <w:r>
+        <w:rPr>
+          <w:b/>
+          <w:bCs/>
+        </w:rPr>
+        <w:t>Cell:</w:t>
+      </w:r>
+      <w:r>
+        <w:t xml:space="preserve"> </w:t>
+      </w:r>
+      <w:r>
+        <w:rPr>
+          <w:cs/>
+        </w:rPr>
+        <w:t xml:space="preserve">คือจุดที่ </w:t>
+      </w:r>
+      <w:r>
+        <w:t xml:space="preserve">Column </w:t>
+      </w:r>
+      <w:r>
+        <w:rPr>
+          <w:cs/>
+        </w:rPr>
+        <w:t xml:space="preserve">และ </w:t>
+      </w:r>
+      <w:r>
+        <w:t xml:space="preserve">Row </w:t>
+      </w:r>
+      <w:r>
+        <w:rPr>
+          <w:cs/>
+        </w:rPr>
+        <w:t xml:space="preserve">มา "ตัดกัน" จนเกิดเป็นช่องสี่เหลี่ยมเล็กๆ </w:t>
+      </w:r>
+      <w:r>
+        <w:t xml:space="preserve">1 </w:t>
+      </w:r>
+      <w:r>
+        <w:rPr>
+          <w:cs/>
+        </w:rPr>
+        <w:t>ช่อง ซึ่งเป็นที่เก็บข้อมูล (</w:t>
+      </w:r>
+      <w:r>
+        <w:t xml:space="preserve">Value) </w:t>
+      </w:r>
+      <w:r>
+        <w:rPr>
+          <w:cs/>
+        </w:rPr>
+        <w:t>ที่เราเรียนในตอนที่แล้ว</w:t>
+      </w:r>
+    </w:p>
+    <w:p>
+      <w:pPr>
+        <w:numPr>
+          <w:ilvl w:val="0"/>
+          <w:numId w:val="9"/>
+        </w:numPr>
+      </w:pPr>
+      <w:r>
+        <w:rPr>
+          <w:b/>
+          <w:bCs/>
+        </w:rPr>
+        <w:t>Address (</w:t>
+      </w:r>
+      <w:r>
+        <w:rPr>
+          <w:b/>
+          <w:bCs/>
+          <w:cs/>
+        </w:rPr>
+        <w:t>ชื่อเซลล์):</w:t>
+      </w:r>
+      <w:r>
+        <w:t xml:space="preserve"> </w:t>
+      </w:r>
+      <w:r>
+        <w:rPr>
+          <w:cs/>
+        </w:rPr>
+        <w:t>ทุกเซลล์ต้องมีชื่อเรียก โดยจะเริ่มจาก</w:t>
+      </w:r>
+      <w:r>
+        <w:t xml:space="preserve"> </w:t>
+      </w:r>
+      <w:r>
+        <w:rPr>
+          <w:b/>
+          <w:bCs/>
+          <w:cs/>
+        </w:rPr>
+        <w:t xml:space="preserve">ชื่อ </w:t>
+      </w:r>
+      <w:r>
+        <w:rPr>
+          <w:b/>
+          <w:bCs/>
+        </w:rPr>
+        <w:t xml:space="preserve">Column </w:t>
+      </w:r>
+      <w:r>
+        <w:rPr>
+          <w:b/>
+          <w:bCs/>
+          <w:cs/>
+        </w:rPr>
+        <w:t xml:space="preserve">ตามด้วย เลข </w:t>
+      </w:r>
+      <w:r>
+        <w:rPr>
+          <w:b/>
+          <w:bCs/>
+        </w:rPr>
+        <w:t>Row</w:t>
+      </w:r>
+    </w:p>
+    <w:p>
+      <w:pPr>
+        <w:numPr>
+          <w:ilvl w:val="1"/>
+          <w:numId w:val="9"/>
+        </w:numPr>
+      </w:pPr>
+      <w:r>
+        <w:rPr>
+          <w:i/>
+          <w:iCs/>
+          <w:cs/>
+        </w:rPr>
+        <w:t>ตัวอย่าง:</w:t>
+      </w:r>
+      <w:r>
+        <w:t xml:space="preserve"> </w:t>
+      </w:r>
+      <w:r>
+        <w:rPr>
+          <w:cs/>
+        </w:rPr>
+        <w:t xml:space="preserve">เซลล์ที่ </w:t>
+      </w:r>
+      <w:r>
+        <w:t xml:space="preserve">Column B </w:t>
+      </w:r>
+      <w:r>
+        <w:rPr>
+          <w:cs/>
+        </w:rPr>
+        <w:t xml:space="preserve">ตัดกับ </w:t>
+      </w:r>
+      <w:r>
+        <w:t xml:space="preserve">Row 5 </w:t>
+      </w:r>
+      <w:r>
+        <w:rPr>
+          <w:cs/>
+        </w:rPr>
+        <w:t>จะมีชื่อว่า</w:t>
+      </w:r>
+      <w:r>
+        <w:t xml:space="preserve"> </w:t>
+      </w:r>
+      <w:r>
+        <w:rPr>
+          <w:b/>
+          <w:bCs/>
+        </w:rPr>
+        <w:t>B5</w:t>
+      </w:r>
+    </w:p>
+    <w:p>
+      <w:pPr>
+        <w:numPr>
+          <w:ilvl w:val="1"/>
+          <w:numId w:val="9"/>
+        </w:numPr>
+      </w:pPr>
+      <w:r>
+        <w:rPr>
+          <w:b/>
+          <w:bCs/>
+        </w:rPr>
+        <w:t>Name Box:</w:t>
+      </w:r>
+      <w:r>
+        <w:t xml:space="preserve"> </w:t>
+      </w:r>
+      <w:r>
+        <w:rPr>
+          <w:cs/>
+        </w:rPr>
+        <w:t>เราสามารถดูชื่อเซลล์ปัจจุบันได้ที่ช่องมุมซ้ายบน ถัดจากแถบสูตร</w:t>
+      </w:r>
+    </w:p>
+    <w:p>
+      <w:r>
+        <w:pict w14:anchorId="17934DCE">
+          <v:rect id="_x0000_i1091" style="width:0;height:1.5pt" o:hralign="center" o:hrstd="t" o:hrnoshade="t" o:hr="t" fillcolor="gray" stroked="f"/>
+        </w:pict>
+      </w:r>
+    </w:p>
+    <w:p>
+      <w:pPr>
+        <w:rPr>
+          <w:b/>
+          <w:bCs/>
+        </w:rPr>
+      </w:pPr>
+      <w:r>
+        <w:rPr>
+          <w:b/>
+          <w:bCs/>
+        </w:rPr>
+        <w:t>3. Range (</w:t>
+      </w:r>
+      <w:r>
+        <w:rPr>
+          <w:b/>
+          <w:bCs/>
+          <w:cs/>
+        </w:rPr>
+        <w:t>ช่วงข้อมูล)</w:t>
+      </w:r>
+    </w:p>
+    <w:p>
+      <w:pPr>
+        <w:numPr>
+          <w:ilvl w:val="0"/>
+          <w:numId w:val="10"/>
+        </w:numPr>
+      </w:pPr>
+      <w:r>
+        <w:rPr>
+          <w:b/>
+          <w:bCs/>
+        </w:rPr>
+        <w:t>Concept:</w:t>
+      </w:r>
+      <w:r>
+        <w:t xml:space="preserve"> </w:t>
+      </w:r>
+      <w:r>
+        <w:rPr>
+          <w:cs/>
+        </w:rPr>
+        <w:t xml:space="preserve">คือการกลุ่มกันของ </w:t>
+      </w:r>
+      <w:r>
+        <w:t xml:space="preserve">Cell </w:t>
+      </w:r>
+      <w:r>
+        <w:rPr>
+          <w:cs/>
+        </w:rPr>
+        <w:t xml:space="preserve">ตั้งแต่ </w:t>
+      </w:r>
+      <w:r>
+        <w:t xml:space="preserve">2 </w:t>
+      </w:r>
+      <w:r>
+        <w:rPr>
+          <w:cs/>
+        </w:rPr>
+        <w:t>เซลล์ขึ้นไป</w:t>
+      </w:r>
+    </w:p>
+    <w:p>
+      <w:pPr>
+        <w:numPr>
+          <w:ilvl w:val="0"/>
+          <w:numId w:val="10"/>
+        </w:numPr>
+      </w:pPr>
+      <w:r>
+        <w:rPr>
+          <w:b/>
+          <w:bCs/>
+          <w:cs/>
+        </w:rPr>
+        <w:t xml:space="preserve">การเรียกชื่อ </w:t>
+      </w:r>
+      <w:r>
+        <w:rPr>
+          <w:b/>
+          <w:bCs/>
+        </w:rPr>
+        <w:t>Range:</w:t>
+      </w:r>
+      <w:r>
+        <w:t xml:space="preserve"> </w:t>
+      </w:r>
+      <w:r>
+        <w:rPr>
+          <w:cs/>
+        </w:rPr>
+        <w:t>เราจะใช้เครื่องหมาย</w:t>
+      </w:r>
+      <w:r>
+        <w:t xml:space="preserve"> </w:t>
+      </w:r>
+      <w:r>
+        <w:rPr>
+          <w:b/>
+          <w:bCs/>
+        </w:rPr>
+        <w:t>: (Colon)</w:t>
+      </w:r>
+      <w:r>
+        <w:t xml:space="preserve"> </w:t>
+      </w:r>
+      <w:r>
+        <w:rPr>
+          <w:cs/>
+        </w:rPr>
+        <w:t>เป็นตัวเชื่อมระหว่าง "จุดเริ่มต้น" ถึง "จุดสิ้นสุด"</w:t>
+      </w:r>
+    </w:p>
+    <w:p>
+      <w:pPr>
+        <w:numPr>
+          <w:ilvl w:val="1"/>
+          <w:numId w:val="10"/>
+        </w:numPr>
+      </w:pPr>
+      <w:r>
+        <w:rPr>
+          <w:i/>
+          <w:iCs/>
+          <w:cs/>
+        </w:rPr>
+        <w:t>ตัวอย่าง:</w:t>
+      </w:r>
+      <w:r>
+        <w:t xml:space="preserve"> </w:t>
+      </w:r>
+      <w:r>
+        <w:rPr>
+          <w:b/>
+          <w:bCs/>
+        </w:rPr>
+        <w:t>A1:C3</w:t>
+      </w:r>
+      <w:r>
+        <w:t xml:space="preserve"> </w:t>
+      </w:r>
+      <w:r>
+        <w:rPr>
+          <w:cs/>
+        </w:rPr>
+        <w:t xml:space="preserve">หมายถึง พื้นที่สี่เหลี่ยมที่เริ่มจากมุมซ้ายบนที่ </w:t>
+      </w:r>
+      <w:r>
+        <w:t xml:space="preserve">A1 </w:t>
+      </w:r>
+      <w:r>
+        <w:rPr>
+          <w:cs/>
+        </w:rPr>
+        <w:t xml:space="preserve">ลากยาวไปจนถึงมุมขวาล่างที่ </w:t>
+      </w:r>
+      <w:r>
+        <w:t>C3</w:t>
+      </w:r>
+    </w:p>
+    <w:p>
+      <w:pPr>
+        <w:numPr>
+          <w:ilvl w:val="1"/>
+          <w:numId w:val="10"/>
+        </w:numPr>
+      </w:pPr>
+      <w:r>
+        <w:rPr>
+          <w:i/>
+          <w:iCs/>
+        </w:rPr>
+        <w:t>Tips:</w:t>
+      </w:r>
+      <w:r>
+        <w:t xml:space="preserve"> </w:t>
+      </w:r>
+      <w:r>
+        <w:rPr>
+          <w:cs/>
+        </w:rPr>
+        <w:t xml:space="preserve">ในคลิปคุณอาจจะลองทำไฮไลต์สีให้ดูว่า </w:t>
+      </w:r>
+      <w:r>
+        <w:t xml:space="preserve">A1:C3 </w:t>
+      </w:r>
+      <w:r>
+        <w:rPr>
+          <w:cs/>
+        </w:rPr>
+        <w:t>ครอบคลุมพื้นที่แค่ไหน</w:t>
+      </w:r>
+    </w:p>
+    <w:p>
+      <w:r>
+        <w:pict w14:anchorId="091C93DB">
+          <v:rect id="_x0000_i1092" style="width:0;height:1.5pt" o:hralign="center" o:hrstd="t" o:hrnoshade="t" o:hr="t" fillcolor="gray" stroked="f"/>
+        </w:pict>
+      </w:r>
+    </w:p>
+    <w:p>
+      <w:pPr>
+        <w:rPr>
+          <w:b/>
+          <w:bCs/>
+        </w:rPr>
+      </w:pPr>
+      <w:r>
+        <w:rPr>
+          <w:b/>
+          <w:bCs/>
+        </w:rPr>
+        <w:t>4. Worksheet (</w:t>
+      </w:r>
+      <w:r>
+        <w:rPr>
+          <w:b/>
+          <w:bCs/>
+          <w:cs/>
+        </w:rPr>
+        <w:t>แผ่นงาน)</w:t>
+      </w:r>
+    </w:p>
+    <w:p>
+      <w:pPr>
+        <w:numPr>
+          <w:ilvl w:val="0"/>
+          <w:numId w:val="11"/>
+        </w:numPr>
+      </w:pPr>
+      <w:r>
+        <w:rPr>
+          <w:b/>
+          <w:bCs/>
+        </w:rPr>
+        <w:t>Concept:</w:t>
+      </w:r>
+      <w:r>
+        <w:t xml:space="preserve"> </w:t>
+      </w:r>
+      <w:r>
+        <w:rPr>
+          <w:cs/>
+        </w:rPr>
+        <w:t>เปรียบเหมือน "หน้ากระดาษ" ในสมุด (</w:t>
+      </w:r>
+      <w:r>
+        <w:t>Workbook)</w:t>
+      </w:r>
+    </w:p>
+    <w:p>
+      <w:pPr>
+        <w:numPr>
+          <w:ilvl w:val="0"/>
+          <w:numId w:val="11"/>
+        </w:numPr>
+      </w:pPr>
+      <w:r>
+        <w:rPr>
+          <w:cs/>
+        </w:rPr>
+        <w:lastRenderedPageBreak/>
+        <w:t xml:space="preserve">เราสามารถมีหลาย </w:t>
+      </w:r>
+      <w:r>
+        <w:t xml:space="preserve">Worksheet </w:t>
+      </w:r>
+      <w:r>
+        <w:rPr>
+          <w:cs/>
+        </w:rPr>
+        <w:t xml:space="preserve">ในไฟล์เดียวเพื่อแยกประเภทข้อมูล เช่น </w:t>
+      </w:r>
+      <w:r>
+        <w:t>Sheet "</w:t>
+      </w:r>
+      <w:r>
+        <w:rPr>
+          <w:cs/>
+        </w:rPr>
+        <w:t>มกราคม"</w:t>
+      </w:r>
+      <w:r>
+        <w:t>, Sheet "</w:t>
+      </w:r>
+      <w:r>
+        <w:rPr>
+          <w:cs/>
+        </w:rPr>
+        <w:t>กุมภาพันธ์"</w:t>
+      </w:r>
+    </w:p>
+    <w:p>
+      <w:pPr>
+        <w:numPr>
+          <w:ilvl w:val="0"/>
+          <w:numId w:val="11"/>
+        </w:numPr>
+      </w:pPr>
+      <w:r>
+        <w:rPr>
+          <w:b/>
+          <w:bCs/>
+        </w:rPr>
+        <w:t>Tab Color:</w:t>
+      </w:r>
+      <w:r>
+        <w:t xml:space="preserve"> </w:t>
+      </w:r>
+      <w:r>
+        <w:rPr>
+          <w:cs/>
+        </w:rPr>
+        <w:t xml:space="preserve">เราสามารถคลิกขวาที่ชื่อ </w:t>
+      </w:r>
+      <w:r>
+        <w:t xml:space="preserve">Sheet </w:t>
+      </w:r>
+      <w:r>
+        <w:rPr>
+          <w:cs/>
+        </w:rPr>
+        <w:t>ด้านล่างเพื่อเปลี่ยนสีให้แยกแยะง่ายขึ้นได้</w:t>
+      </w:r>
+    </w:p>
+    <w:p>
+      <w:r>
+        <w:pict w14:anchorId="2860FEFE">
+          <v:rect id="_x0000_i1093" style="width:0;height:1.5pt" o:hralign="center" o:hrstd="t" o:hrnoshade="t" o:hr="t" fillcolor="gray" stroked="f"/>
+        </w:pict>
+      </w:r>
+    </w:p>
+    <w:p>
+      <w:pPr>
+        <w:rPr>
+          <w:b/>
+          <w:bCs/>
+        </w:rPr>
+      </w:pPr>
+      <w:r>
+        <w:rPr>
+          <w:rFonts w:ascii="Segoe UI Emoji" w:hAnsi="Segoe UI Emoji" w:cs="Segoe UI Emoji"/>
+          <w:b/>
+          <w:bCs/>
+        </w:rPr>
+        <w:t>📋</w:t>
+      </w:r>
+      <w:r>
+        <w:rPr>
+          <w:b/>
+          <w:bCs/>
+        </w:rPr>
+        <w:t xml:space="preserve"> </w:t>
+      </w:r>
+      <w:r>
+        <w:rPr>
+          <w:b/>
+          <w:bCs/>
+          <w:cs/>
+        </w:rPr>
+        <w:t xml:space="preserve">ตารางสรุปเปรียบเทียบ (สำหรับใส่ใน </w:t>
+      </w:r>
+      <w:r>
+        <w:rPr>
+          <w:b/>
+          <w:bCs/>
+        </w:rPr>
+        <w:t>Slide)</w:t>
+      </w:r>
+    </w:p>
+    <w:tbl>
+      <w:tblPr>
+        <w:tblW w:w="0" w:type="auto"/>
+        <w:tblCellSpacing w:w="15" w:type="dxa"/>
+        <w:tblCellMar>
+          <w:left w:w="0" w:type="dxa"/>
+          <w:right w:w="0" w:type="dxa"/>
+        </w:tblCellMar>
+        <w:tblLook w:val="04A0" w:firstRow="1" w:lastRow="0" w:firstColumn="1" w:lastColumn="0" w:noHBand="0" w:noVBand="1"/>
+      </w:tblPr>
+      <w:tblGrid>
+        <w:gridCol w:w="1440"/>
+        <w:gridCol w:w="1514"/>
+        <w:gridCol w:w="3114"/>
+      </w:tblGrid>
+      <w:tr>
+        <w:trPr>
+          <w:tblHeader/>
+          <w:tblCellSpacing w:w="15" w:type="dxa"/>
+        </w:trPr>
+        <w:tc>
+          <w:tcPr>
+            <w:tcW w:w="0" w:type="auto"/>
+            <w:tcBorders>
+              <w:top w:val="single" w:sz="6" w:space="0" w:color="auto"/>
+              <w:left w:val="single" w:sz="6" w:space="0" w:color="auto"/>
+              <w:bottom w:val="single" w:sz="6" w:space="0" w:color="auto"/>
+              <w:right w:val="single" w:sz="6" w:space="0" w:color="auto"/>
+            </w:tcBorders>
+            <w:tcMar>
+              <w:top w:w="240" w:type="dxa"/>
+              <w:left w:w="0" w:type="dxa"/>
+              <w:bottom w:w="240" w:type="dxa"/>
+              <w:right w:w="180" w:type="dxa"/>
+            </w:tcMar>
+            <w:vAlign w:val="center"/>
+            <w:hideMark/>
+          </w:tcPr>
+          <w:p>
+            <w:r>
+              <w:rPr>
+                <w:b/>
+                <w:bCs/>
+                <w:cs/>
+              </w:rPr>
+              <w:t>ส่วนประกอบ</w:t>
+            </w:r>
+          </w:p>
+        </w:tc>
+        <w:tc>
+          <w:tcPr>
+            <w:tcW w:w="0" w:type="auto"/>
+            <w:tcBorders>
+              <w:top w:val="single" w:sz="6" w:space="0" w:color="auto"/>
+              <w:left w:val="single" w:sz="6" w:space="0" w:color="auto"/>
+              <w:bottom w:val="single" w:sz="6" w:space="0" w:color="auto"/>
+              <w:right w:val="single" w:sz="6" w:space="0" w:color="auto"/>
+            </w:tcBorders>
+            <w:tcMar>
+              <w:top w:w="240" w:type="dxa"/>
+              <w:left w:w="0" w:type="dxa"/>
+              <w:bottom w:w="240" w:type="dxa"/>
+              <w:right w:w="180" w:type="dxa"/>
+            </w:tcMar>
+            <w:vAlign w:val="center"/>
+            <w:hideMark/>
+          </w:tcPr>
+          <w:p>
+            <w:r>
+              <w:rPr>
+                <w:b/>
+                <w:bCs/>
+                <w:cs/>
+              </w:rPr>
+              <w:t>เปรียบได้กับ...</w:t>
+            </w:r>
+          </w:p>
+        </w:tc>
+        <w:tc>
+          <w:tcPr>
+            <w:tcW w:w="0" w:type="auto"/>
+            <w:tcBorders>
+              <w:top w:val="single" w:sz="6" w:space="0" w:color="auto"/>
+              <w:left w:val="single" w:sz="6" w:space="0" w:color="auto"/>
+              <w:bottom w:val="single" w:sz="6" w:space="0" w:color="auto"/>
+              <w:right w:val="single" w:sz="6" w:space="0" w:color="auto"/>
+            </w:tcBorders>
+            <w:tcMar>
+              <w:top w:w="240" w:type="dxa"/>
+              <w:left w:w="0" w:type="dxa"/>
+              <w:bottom w:w="240" w:type="dxa"/>
+              <w:right w:w="0" w:type="dxa"/>
+            </w:tcMar>
+            <w:vAlign w:val="center"/>
+            <w:hideMark/>
+          </w:tcPr>
+          <w:p>
+            <w:r>
+              <w:rPr>
+                <w:b/>
+                <w:bCs/>
+                <w:cs/>
+              </w:rPr>
+              <w:t>วิธีสังเกต / ชื่อเรียก</w:t>
+            </w:r>
+          </w:p>
+        </w:tc>
+      </w:tr>
+      <w:tr>
+        <w:trPr>
+          <w:tblCellSpacing w:w="15" w:type="dxa"/>
+        </w:trPr>
+        <w:tc>
+          <w:tcPr>
+            <w:tcW w:w="0" w:type="auto"/>
+            <w:tcBorders>
+              <w:top w:val="single" w:sz="6" w:space="0" w:color="auto"/>
+              <w:left w:val="single" w:sz="6" w:space="0" w:color="auto"/>
+              <w:bottom w:val="single" w:sz="6" w:space="0" w:color="auto"/>
+              <w:right w:val="single" w:sz="6" w:space="0" w:color="auto"/>
+            </w:tcBorders>
+            <w:tcMar>
+              <w:top w:w="240" w:type="dxa"/>
+              <w:left w:w="0" w:type="dxa"/>
+              <w:bottom w:w="240" w:type="dxa"/>
+              <w:right w:w="180" w:type="dxa"/>
+            </w:tcMar>
+            <w:vAlign w:val="center"/>
+            <w:hideMark/>
+          </w:tcPr>
+          <w:p>
+            <w:r>
+              <w:rPr>
+                <w:b/>
+                <w:bCs/>
+              </w:rPr>
+              <w:t>Column</w:t>
+            </w:r>
+          </w:p>
+        </w:tc>
+        <w:tc>
+          <w:tcPr>
+            <w:tcW w:w="0" w:type="auto"/>
+            <w:tcBorders>
+              <w:top w:val="single" w:sz="6" w:space="0" w:color="auto"/>
+              <w:left w:val="single" w:sz="6" w:space="0" w:color="auto"/>
+              <w:bottom w:val="single" w:sz="6" w:space="0" w:color="auto"/>
+              <w:right w:val="single" w:sz="6" w:space="0" w:color="auto"/>
+            </w:tcBorders>
+            <w:tcMar>
+              <w:top w:w="240" w:type="dxa"/>
+              <w:left w:w="0" w:type="dxa"/>
+              <w:bottom w:w="240" w:type="dxa"/>
+              <w:right w:w="180" w:type="dxa"/>
+            </w:tcMar>
+            <w:vAlign w:val="center"/>
+            <w:hideMark/>
+          </w:tcPr>
+          <w:p>
+            <w:r>
+              <w:rPr>
+                <w:cs/>
+              </w:rPr>
+              <w:t>เสาบ้าน</w:t>
+            </w:r>
+          </w:p>
+        </w:tc>
+        <w:tc>
+          <w:tcPr>
+            <w:tcW w:w="0" w:type="auto"/>
+            <w:tcBorders>
+              <w:top w:val="single" w:sz="6" w:space="0" w:color="auto"/>
+              <w:left w:val="single" w:sz="6" w:space="0" w:color="auto"/>
+              <w:bottom w:val="single" w:sz="6" w:space="0" w:color="auto"/>
+              <w:right w:val="single" w:sz="6" w:space="0" w:color="auto"/>
+            </w:tcBorders>
+            <w:tcMar>
+              <w:top w:w="240" w:type="dxa"/>
+              <w:left w:w="0" w:type="dxa"/>
+              <w:bottom w:w="240" w:type="dxa"/>
+              <w:right w:w="0" w:type="dxa"/>
+            </w:tcMar>
+            <w:vAlign w:val="center"/>
+            <w:hideMark/>
+          </w:tcPr>
+          <w:p>
+            <w:r>
+              <w:rPr>
+                <w:cs/>
+              </w:rPr>
+              <w:t>ตัวอักษร (</w:t>
+            </w:r>
+            <w:r>
+              <w:t>A, B, C...)</w:t>
+            </w:r>
+          </w:p>
+        </w:tc>
+      </w:tr>
+      <w:tr>
+        <w:trPr>
+          <w:tblCellSpacing w:w="15" w:type="dxa"/>
+        </w:trPr>
+        <w:tc>
+          <w:tcPr>
+            <w:tcW w:w="0" w:type="auto"/>
+            <w:tcBorders>
+              <w:top w:val="single" w:sz="6" w:space="0" w:color="auto"/>
+              <w:left w:val="single" w:sz="6" w:space="0" w:color="auto"/>
+              <w:bottom w:val="single" w:sz="6" w:space="0" w:color="auto"/>
+              <w:right w:val="single" w:sz="6" w:space="0" w:color="auto"/>
+            </w:tcBorders>
+            <w:tcMar>
+              <w:top w:w="240" w:type="dxa"/>
+              <w:left w:w="0" w:type="dxa"/>
+              <w:bottom w:w="240" w:type="dxa"/>
+              <w:right w:w="180" w:type="dxa"/>
+            </w:tcMar>
+            <w:vAlign w:val="center"/>
+            <w:hideMark/>
+          </w:tcPr>
+          <w:p>
+            <w:r>
+              <w:rPr>
+                <w:b/>
+                <w:bCs/>
+              </w:rPr>
+              <w:t>Row</w:t>
+            </w:r>
+          </w:p>
+        </w:tc>
+        <w:tc>
+          <w:tcPr>
+            <w:tcW w:w="0" w:type="auto"/>
+            <w:tcBorders>
+              <w:top w:val="single" w:sz="6" w:space="0" w:color="auto"/>
+              <w:left w:val="single" w:sz="6" w:space="0" w:color="auto"/>
+              <w:bottom w:val="single" w:sz="6" w:space="0" w:color="auto"/>
+              <w:right w:val="single" w:sz="6" w:space="0" w:color="auto"/>
+            </w:tcBorders>
+            <w:tcMar>
+              <w:top w:w="240" w:type="dxa"/>
+              <w:left w:w="0" w:type="dxa"/>
+              <w:bottom w:w="240" w:type="dxa"/>
+              <w:right w:w="180" w:type="dxa"/>
+            </w:tcMar>
+            <w:vAlign w:val="center"/>
+            <w:hideMark/>
+          </w:tcPr>
+          <w:p>
+            <w:r>
+              <w:rPr>
+                <w:cs/>
+              </w:rPr>
+              <w:t>ชั้นตึก</w:t>
+            </w:r>
+          </w:p>
+        </w:tc>
+        <w:tc>
+          <w:tcPr>
+            <w:tcW w:w="0" w:type="auto"/>
+            <w:tcBorders>
+              <w:top w:val="single" w:sz="6" w:space="0" w:color="auto"/>
+              <w:left w:val="single" w:sz="6" w:space="0" w:color="auto"/>
+              <w:bottom w:val="single" w:sz="6" w:space="0" w:color="auto"/>
+              <w:right w:val="single" w:sz="6" w:space="0" w:color="auto"/>
+            </w:tcBorders>
+            <w:tcMar>
+              <w:top w:w="240" w:type="dxa"/>
+              <w:left w:w="0" w:type="dxa"/>
+              <w:bottom w:w="240" w:type="dxa"/>
+              <w:right w:w="0" w:type="dxa"/>
+            </w:tcMar>
+            <w:vAlign w:val="center"/>
+            <w:hideMark/>
+          </w:tcPr>
+          <w:p>
+            <w:r>
+              <w:rPr>
+                <w:cs/>
+              </w:rPr>
+              <w:t>ตัวเลข (</w:t>
+            </w:r>
+            <w:r>
+              <w:t>1, 2, 3...)</w:t>
+            </w:r>
+          </w:p>
+        </w:tc>
+      </w:tr>
+      <w:tr>
+        <w:trPr>
+          <w:tblCellSpacing w:w="15" w:type="dxa"/>
+        </w:trPr>
+        <w:tc>
+          <w:tcPr>
+            <w:tcW w:w="0" w:type="auto"/>
+            <w:tcBorders>
+              <w:top w:val="single" w:sz="6" w:space="0" w:color="auto"/>
+              <w:left w:val="single" w:sz="6" w:space="0" w:color="auto"/>
+              <w:bottom w:val="single" w:sz="6" w:space="0" w:color="auto"/>
+              <w:right w:val="single" w:sz="6" w:space="0" w:color="auto"/>
+            </w:tcBorders>
+            <w:tcMar>
+              <w:top w:w="240" w:type="dxa"/>
+              <w:left w:w="0" w:type="dxa"/>
+              <w:bottom w:w="240" w:type="dxa"/>
+              <w:right w:w="180" w:type="dxa"/>
+            </w:tcMar>
+            <w:vAlign w:val="center"/>
+            <w:hideMark/>
+          </w:tcPr>
+          <w:p>
+            <w:r>
+              <w:rPr>
+                <w:b/>
+                <w:bCs/>
+              </w:rPr>
+              <w:t>Cell</w:t>
+            </w:r>
+          </w:p>
+        </w:tc>
+        <w:tc>
+          <w:tcPr>
+            <w:tcW w:w="0" w:type="auto"/>
+            <w:tcBorders>
+              <w:top w:val="single" w:sz="6" w:space="0" w:color="auto"/>
+              <w:left w:val="single" w:sz="6" w:space="0" w:color="auto"/>
+              <w:bottom w:val="single" w:sz="6" w:space="0" w:color="auto"/>
+              <w:right w:val="single" w:sz="6" w:space="0" w:color="auto"/>
+            </w:tcBorders>
+            <w:tcMar>
+              <w:top w:w="240" w:type="dxa"/>
+              <w:left w:w="0" w:type="dxa"/>
+              <w:bottom w:w="240" w:type="dxa"/>
+              <w:right w:w="180" w:type="dxa"/>
+            </w:tcMar>
+            <w:vAlign w:val="center"/>
+            <w:hideMark/>
+          </w:tcPr>
+          <w:p>
+            <w:r>
+              <w:rPr>
+                <w:cs/>
+              </w:rPr>
+              <w:t>ห้องพัก</w:t>
+            </w:r>
+          </w:p>
+        </w:tc>
+        <w:tc>
+          <w:tcPr>
+            <w:tcW w:w="0" w:type="auto"/>
+            <w:tcBorders>
+              <w:top w:val="single" w:sz="6" w:space="0" w:color="auto"/>
+              <w:left w:val="single" w:sz="6" w:space="0" w:color="auto"/>
+              <w:bottom w:val="single" w:sz="6" w:space="0" w:color="auto"/>
+              <w:right w:val="single" w:sz="6" w:space="0" w:color="auto"/>
+            </w:tcBorders>
+            <w:tcMar>
+              <w:top w:w="240" w:type="dxa"/>
+              <w:left w:w="0" w:type="dxa"/>
+              <w:bottom w:w="240" w:type="dxa"/>
+              <w:right w:w="0" w:type="dxa"/>
+            </w:tcMar>
+            <w:vAlign w:val="center"/>
+            <w:hideMark/>
+          </w:tcPr>
+          <w:p>
+            <w:r>
+              <w:rPr>
+                <w:cs/>
+              </w:rPr>
+              <w:t xml:space="preserve">ชื่อคอลัมน์ + เลขแถว (เช่น </w:t>
+            </w:r>
+            <w:r>
+              <w:t>A1)</w:t>
+            </w:r>
+          </w:p>
+        </w:tc>
+      </w:tr>
+      <w:tr>
+        <w:trPr>
+          <w:tblCellSpacing w:w="15" w:type="dxa"/>
+        </w:trPr>
+        <w:tc>
+          <w:tcPr>
+            <w:tcW w:w="0" w:type="auto"/>
+            <w:tcBorders>
+              <w:top w:val="single" w:sz="6" w:space="0" w:color="auto"/>
+              <w:left w:val="single" w:sz="6" w:space="0" w:color="auto"/>
+              <w:bottom w:val="single" w:sz="6" w:space="0" w:color="auto"/>
+              <w:right w:val="single" w:sz="6" w:space="0" w:color="auto"/>
+            </w:tcBorders>
+            <w:tcMar>
+              <w:top w:w="240" w:type="dxa"/>
+              <w:left w:w="0" w:type="dxa"/>
+              <w:bottom w:w="240" w:type="dxa"/>
+              <w:right w:w="180" w:type="dxa"/>
+            </w:tcMar>
+            <w:vAlign w:val="center"/>
+            <w:hideMark/>
+          </w:tcPr>
+          <w:p>
+            <w:r>
+              <w:rPr>
+                <w:b/>
+                <w:bCs/>
+              </w:rPr>
+              <w:t>Range</w:t>
+            </w:r>
+          </w:p>
+        </w:tc>
+        <w:tc>
+          <w:tcPr>
+            <w:tcW w:w="0" w:type="auto"/>
+            <w:tcBorders>
+              <w:top w:val="single" w:sz="6" w:space="0" w:color="auto"/>
+              <w:left w:val="single" w:sz="6" w:space="0" w:color="auto"/>
+              <w:bottom w:val="single" w:sz="6" w:space="0" w:color="auto"/>
+              <w:right w:val="single" w:sz="6" w:space="0" w:color="auto"/>
+            </w:tcBorders>
+            <w:tcMar>
+              <w:top w:w="240" w:type="dxa"/>
+              <w:left w:w="0" w:type="dxa"/>
+              <w:bottom w:w="240" w:type="dxa"/>
+              <w:right w:w="180" w:type="dxa"/>
+            </w:tcMar>
+            <w:vAlign w:val="center"/>
+            <w:hideMark/>
+          </w:tcPr>
+          <w:p>
+            <w:r>
+              <w:rPr>
+                <w:cs/>
+              </w:rPr>
+              <w:t>ห้องชุด / โซน</w:t>
+            </w:r>
+          </w:p>
+        </w:tc>
+        <w:tc>
+          <w:tcPr>
+            <w:tcW w:w="0" w:type="auto"/>
+            <w:tcBorders>
+              <w:top w:val="single" w:sz="6" w:space="0" w:color="auto"/>
+              <w:left w:val="single" w:sz="6" w:space="0" w:color="auto"/>
+              <w:bottom w:val="single" w:sz="6" w:space="0" w:color="auto"/>
+              <w:right w:val="single" w:sz="6" w:space="0" w:color="auto"/>
+            </w:tcBorders>
+            <w:tcMar>
+              <w:top w:w="240" w:type="dxa"/>
+              <w:left w:w="0" w:type="dxa"/>
+              <w:bottom w:w="240" w:type="dxa"/>
+              <w:right w:w="0" w:type="dxa"/>
+            </w:tcMar>
+            <w:vAlign w:val="center"/>
+            <w:hideMark/>
+          </w:tcPr>
+          <w:p>
+            <w:r>
+              <w:rPr>
+                <w:cs/>
+              </w:rPr>
+              <w:t xml:space="preserve">จุดเริ่ม : จุดจบ (เช่น </w:t>
+            </w:r>
+            <w:r>
+              <w:t>A1:B10)</w:t>
+            </w:r>
+          </w:p>
+        </w:tc>
+      </w:tr>
+      <w:tr>
+        <w:trPr>
+          <w:tblCellSpacing w:w="15" w:type="dxa"/>
+        </w:trPr>
+        <w:tc>
+          <w:tcPr>
+            <w:tcW w:w="0" w:type="auto"/>
+            <w:tcBorders>
+              <w:top w:val="single" w:sz="6" w:space="0" w:color="auto"/>
+              <w:left w:val="single" w:sz="6" w:space="0" w:color="auto"/>
+              <w:bottom w:val="single" w:sz="6" w:space="0" w:color="auto"/>
+              <w:right w:val="single" w:sz="6" w:space="0" w:color="auto"/>
+            </w:tcBorders>
+            <w:tcMar>
+              <w:top w:w="240" w:type="dxa"/>
+              <w:left w:w="0" w:type="dxa"/>
+              <w:bottom w:w="240" w:type="dxa"/>
+              <w:right w:w="180" w:type="dxa"/>
+            </w:tcMar>
+            <w:vAlign w:val="center"/>
+            <w:hideMark/>
+          </w:tcPr>
+          <w:p>
+            <w:r>
+              <w:rPr>
+                <w:b/>
+                <w:bCs/>
+              </w:rPr>
+              <w:t>Worksheet</w:t>
+            </w:r>
+          </w:p>
+        </w:tc>
+        <w:tc>
+          <w:tcPr>
+            <w:tcW w:w="0" w:type="auto"/>
+            <w:tcBorders>
+              <w:top w:val="single" w:sz="6" w:space="0" w:color="auto"/>
+              <w:left w:val="single" w:sz="6" w:space="0" w:color="auto"/>
+              <w:bottom w:val="single" w:sz="6" w:space="0" w:color="auto"/>
+              <w:right w:val="single" w:sz="6" w:space="0" w:color="auto"/>
+            </w:tcBorders>
+            <w:tcMar>
+              <w:top w:w="240" w:type="dxa"/>
+              <w:left w:w="0" w:type="dxa"/>
+              <w:bottom w:w="240" w:type="dxa"/>
+              <w:right w:w="180" w:type="dxa"/>
+            </w:tcMar>
+            <w:vAlign w:val="center"/>
+            <w:hideMark/>
+          </w:tcPr>
+          <w:p>
+            <w:r>
+              <w:rPr>
+                <w:cs/>
+              </w:rPr>
+              <w:t>หน้ากระดาษ</w:t>
+            </w:r>
+          </w:p>
+        </w:tc>
+        <w:tc>
+          <w:tcPr>
+            <w:tcW w:w="0" w:type="auto"/>
+            <w:tcBorders>
+              <w:top w:val="single" w:sz="6" w:space="0" w:color="auto"/>
+              <w:left w:val="single" w:sz="6" w:space="0" w:color="auto"/>
+              <w:bottom w:val="single" w:sz="6" w:space="0" w:color="auto"/>
+              <w:right w:val="single" w:sz="6" w:space="0" w:color="auto"/>
+            </w:tcBorders>
+            <w:tcMar>
+              <w:top w:w="240" w:type="dxa"/>
+              <w:left w:w="0" w:type="dxa"/>
+              <w:bottom w:w="240" w:type="dxa"/>
+              <w:right w:w="0" w:type="dxa"/>
+            </w:tcMar>
+            <w:vAlign w:val="center"/>
+            <w:hideMark/>
+          </w:tcPr>
+          <w:p>
+            <w:r>
+              <w:rPr>
+                <w:cs/>
+              </w:rPr>
+              <w:t>แถบชื่อด้านล่าง (</w:t>
+            </w:r>
+            <w:r>
+              <w:t>Sheet1, Sheet2)</w:t>
+            </w:r>
+          </w:p>
+        </w:tc>
+      </w:tr>
+    </w:tbl>
+    <w:p>
+      <w:r>
+        <w:pict w14:anchorId="2C232639">
+          <v:rect id="_x0000_i1094" style="width:0;height:1.5pt" o:hralign="center" o:hrstd="t" o:hrnoshade="t" o:hr="t" fillcolor="gray" stroked="f"/>
+        </w:pict>
+      </w:r>
+    </w:p>
+    <w:p>
+      <w:pPr>
+        <w:rPr>
+          <w:b/>
+          <w:bCs/>
+        </w:rPr>
+      </w:pPr>
+      <w:r>
+        <w:rPr>
+          <w:rFonts w:ascii="Segoe UI Emoji" w:hAnsi="Segoe UI Emoji" w:cs="Segoe UI Emoji"/>
+          <w:b/>
+          <w:bCs/>
+        </w:rPr>
+        <w:t>💡</w:t>
+      </w:r>
+      <w:r>
+        <w:rPr>
+          <w:b/>
+          <w:bCs/>
+        </w:rPr>
+        <w:t xml:space="preserve"> </w:t>
+      </w:r>
+      <w:r>
+        <w:rPr>
+          <w:b/>
+          <w:bCs/>
+          <w:cs/>
+        </w:rPr>
+        <w:t>ไอเดียสำหรับทำคลิป (</w:t>
+      </w:r>
+      <w:r>
+        <w:rPr>
+          <w:b/>
+          <w:bCs/>
+        </w:rPr>
+        <w:t>Action!)</w:t>
+      </w:r>
+    </w:p>
+    <w:p>
+      <w:pPr>
+        <w:numPr>
+          <w:ilvl w:val="0"/>
+          <w:numId w:val="12"/>
+        </w:numPr>
+      </w:pPr>
+      <w:r>
+        <w:rPr>
+          <w:b/>
+          <w:bCs/>
+        </w:rPr>
+        <w:t>Zoom-in:</w:t>
+      </w:r>
+      <w:r>
+        <w:t xml:space="preserve"> </w:t>
+      </w:r>
+      <w:r>
+        <w:rPr>
+          <w:cs/>
+        </w:rPr>
+        <w:t xml:space="preserve">ตอนสอนเรื่อง </w:t>
+      </w:r>
+      <w:r>
+        <w:t xml:space="preserve">Address </w:t>
+      </w:r>
+      <w:r>
+        <w:rPr>
+          <w:cs/>
+        </w:rPr>
+        <w:t>ให้ลองคลิกไปที่เซลล์ต่างๆ แล้วซูมไปที่</w:t>
+      </w:r>
+      <w:r>
+        <w:t xml:space="preserve"> </w:t>
+      </w:r>
+      <w:r>
+        <w:rPr>
+          <w:b/>
+          <w:bCs/>
+        </w:rPr>
+        <w:t>Name Box</w:t>
+      </w:r>
+      <w:r>
+        <w:t xml:space="preserve"> </w:t>
+      </w:r>
+      <w:r>
+        <w:rPr>
+          <w:cs/>
+        </w:rPr>
+        <w:t>เพื่อให้คนดูเห็นว่าชื่อเปลี่ยนไปตามที่คลิกจริงๆ</w:t>
+      </w:r>
+    </w:p>
+    <w:p>
+      <w:pPr>
+        <w:numPr>
+          <w:ilvl w:val="0"/>
+          <w:numId w:val="12"/>
+        </w:numPr>
+      </w:pPr>
+      <w:r>
+        <w:rPr>
+          <w:b/>
+          <w:bCs/>
+        </w:rPr>
+        <w:lastRenderedPageBreak/>
+        <w:t>Highlighting:</w:t>
+      </w:r>
+      <w:r>
+        <w:t xml:space="preserve"> </w:t>
+      </w:r>
+      <w:r>
+        <w:rPr>
+          <w:cs/>
+        </w:rPr>
+        <w:t xml:space="preserve">ตอนสอนเรื่อง </w:t>
+      </w:r>
+      <w:r>
+        <w:t xml:space="preserve">Range </w:t>
+      </w:r>
+      <w:r>
+        <w:rPr>
+          <w:cs/>
+        </w:rPr>
+        <w:t xml:space="preserve">ให้ใช้เมาส์ลากคลุมพื้นที่ แล้วอธิบายว่า "เนี่ยแหละครับ คือสิ่งที่เราเรียกว่า </w:t>
+      </w:r>
+      <w:r>
+        <w:t xml:space="preserve">Range A1 </w:t>
+      </w:r>
+      <w:r>
+        <w:rPr>
+          <w:cs/>
+        </w:rPr>
+        <w:t xml:space="preserve">ถึง </w:t>
+      </w:r>
+      <w:r>
+        <w:t>B5"</w:t>
+      </w:r>
+    </w:p>
+    <w:p>
+      <w:pPr>
+        <w:numPr>
+          <w:ilvl w:val="0"/>
+          <w:numId w:val="12"/>
+        </w:numPr>
+      </w:pPr>
+      <w:r>
+        <w:rPr>
+          <w:b/>
+          <w:bCs/>
+        </w:rPr>
+        <w:t xml:space="preserve">Quiz </w:t>
+      </w:r>
+      <w:r>
+        <w:rPr>
+          <w:b/>
+          <w:bCs/>
+          <w:cs/>
+        </w:rPr>
+        <w:t>เล็กๆ:</w:t>
+      </w:r>
+      <w:r>
+        <w:t xml:space="preserve"> </w:t>
+      </w:r>
+      <w:r>
+        <w:rPr>
+          <w:cs/>
+        </w:rPr>
+        <w:t>ลองจิ้มไปที่เซลล์ว่างๆ แล้วถามคนดูว่า "เซลล์นี้ชื่ออะไร</w:t>
+      </w:r>
+      <w:r>
+        <w:t xml:space="preserve">?" </w:t>
+      </w:r>
+      <w:r>
+        <w:rPr>
+          <w:cs/>
+        </w:rPr>
+        <w:t>ก่อนจะเฉลย</w:t>
+      </w:r>
+    </w:p>
+    <w:p>
+      <w:r>
+        <w:rPr>
+          <w:b/>
+          <w:bCs/>
+          <w:cs/>
+        </w:rPr>
+        <w:t>บทหน้า (</w:t>
+      </w:r>
+      <w:r>
+        <w:rPr>
+          <w:b/>
+          <w:bCs/>
+        </w:rPr>
+        <w:t xml:space="preserve">Chapter 4) </w:t>
+      </w:r>
+      <w:r>
+        <w:rPr>
+          <w:b/>
+          <w:bCs/>
+          <w:cs/>
+        </w:rPr>
+        <w:t>อยากให้ผมเริ่มลุยเรื่อง "การป้อนข้อมูลและการแก้ไข (</w:t>
+      </w:r>
+      <w:r>
+        <w:rPr>
+          <w:b/>
+          <w:bCs/>
+        </w:rPr>
+        <w:t xml:space="preserve">Data Entry Tricks)" </w:t>
+      </w:r>
+      <w:r>
+        <w:rPr>
+          <w:b/>
+          <w:bCs/>
+          <w:cs/>
+        </w:rPr>
+        <w:t xml:space="preserve">เพื่อให้ทำงานเร็วขึ้น </w:t>
+      </w:r>
+      <w:r>
+        <w:rPr>
+          <w:b/>
+          <w:bCs/>
+        </w:rPr>
+        <w:t xml:space="preserve">10 </w:t>
+      </w:r>
+      <w:r>
+        <w:rPr>
+          <w:b/>
+          <w:bCs/>
+          <w:cs/>
+        </w:rPr>
+        <w:t>เท่าเลยไหมครับ</w:t>
+      </w:r>
+      <w:r>
+        <w:rPr>
+          <w:b/>
+          <w:bCs/>
+        </w:rPr>
+        <w:t>?</w:t>
+      </w:r>
+    </w:p>
+    <w:p>
+      <w:pPr>
+        <w:pStyle w:val="Heading2"/>
+      </w:pPr>
+      <w:r>
+        <w:t>Chapter4</w:t>
+      </w:r>
+    </w:p>
+    <w:p/>
+    <w:p>
+      <w:r>
+        <w:rPr>
+          <w:cs/>
+        </w:rPr>
+        <w:t>เพื่อให้คุณนำไปใช้สอนหรือฝึกหัดได้จริง ผมได้ออกแบบ</w:t>
+      </w:r>
+      <w:r>
+        <w:t xml:space="preserve"> </w:t>
+      </w:r>
+      <w:r>
+        <w:rPr>
+          <w:b/>
+          <w:bCs/>
+        </w:rPr>
+        <w:t>Data Table</w:t>
+      </w:r>
+      <w:r>
+        <w:t xml:space="preserve"> </w:t>
+      </w:r>
+      <w:r>
+        <w:rPr>
+          <w:cs/>
+        </w:rPr>
+        <w:t>ที่จำลองสถานการณ์ "รายการขายสินค้าประจำวัน" ซึ่งตารางนี้จะมี</w:t>
+      </w:r>
+      <w:r>
+        <w:t xml:space="preserve"> </w:t>
+      </w:r>
+      <w:r>
+        <w:rPr>
+          <w:b/>
+          <w:bCs/>
+        </w:rPr>
+        <w:t>Data Type</w:t>
+      </w:r>
+      <w:r>
+        <w:t xml:space="preserve"> </w:t>
+      </w:r>
+      <w:r>
+        <w:rPr>
+          <w:cs/>
+        </w:rPr>
+        <w:t>ครบทุกประเภทที่คุณต้องการ พร้อมคำอธิบายว่าทำไมถึงต้องมีครับ</w:t>
+      </w:r>
+    </w:p>
+    <w:p>
+      <w:r>
+        <w:pict w14:anchorId="0691A2AE">
+          <v:rect id="_x0000_i1125" style="width:0;height:1.5pt" o:hralign="center" o:hrstd="t" o:hrnoshade="t" o:hr="t" fillcolor="gray" stroked="f"/>
+        </w:pict>
+      </w:r>
+    </w:p>
+    <w:p>
+      <w:pPr>
+        <w:rPr>
+          <w:b/>
+          <w:bCs/>
+        </w:rPr>
+      </w:pPr>
+      <w:r>
+        <w:rPr>
+          <w:rFonts w:ascii="Segoe UI Emoji" w:hAnsi="Segoe UI Emoji" w:cs="Segoe UI Emoji"/>
+          <w:b/>
+          <w:bCs/>
+        </w:rPr>
+        <w:t>📊</w:t>
+      </w:r>
+      <w:r>
+        <w:rPr>
+          <w:b/>
+          <w:bCs/>
+        </w:rPr>
+        <w:t xml:space="preserve"> </w:t>
+      </w:r>
+      <w:r>
+        <w:rPr>
+          <w:b/>
+          <w:bCs/>
+          <w:cs/>
+        </w:rPr>
+        <w:t>ตารางข้อมูลตัวอย่าง (</w:t>
+      </w:r>
+      <w:r>
+        <w:rPr>
+          <w:b/>
+          <w:bCs/>
+        </w:rPr>
+        <w:t>Sales Data Sample)</w:t>
+      </w:r>
+    </w:p>
+    <w:p>
+      <w:r>
+        <w:rPr>
+          <w:cs/>
+        </w:rPr>
+        <w:t xml:space="preserve">คุณสามารถ </w:t>
+      </w:r>
+      <w:r>
+        <w:t xml:space="preserve">Copy </w:t>
+      </w:r>
+      <w:r>
+        <w:rPr>
+          <w:cs/>
+        </w:rPr>
+        <w:t xml:space="preserve">ข้อมูลชุดนี้ไปวางใน </w:t>
+      </w:r>
+      <w:r>
+        <w:t>Excel (</w:t>
+      </w:r>
+      <w:r>
+        <w:rPr>
+          <w:cs/>
+        </w:rPr>
+        <w:t xml:space="preserve">เริ่มที่ </w:t>
+      </w:r>
+      <w:r>
+        <w:t xml:space="preserve">Cell </w:t>
+      </w:r>
+      <w:r>
+        <w:rPr>
+          <w:b/>
+          <w:bCs/>
+        </w:rPr>
+        <w:t>A1</w:t>
+      </w:r>
+      <w:r>
+        <w:t xml:space="preserve">) </w:t>
+      </w:r>
+      <w:r>
+        <w:rPr>
+          <w:cs/>
+        </w:rPr>
+        <w:t>ได้เลยครับ</w:t>
+      </w:r>
+    </w:p>
+    <w:tbl>
+      <w:tblPr>
+        <w:tblW w:w="0" w:type="auto"/>
+        <w:tblCellSpacing w:w="15" w:type="dxa"/>
+        <w:tblCellMar>
+          <w:left w:w="0" w:type="dxa"/>
+          <w:right w:w="0" w:type="dxa"/>
+        </w:tblCellMar>
+        <w:tblLook w:val="04A0" w:firstRow="1" w:lastRow="0" w:firstColumn="1" w:lastColumn="0" w:noHBand="0" w:noVBand="1"/>
+      </w:tblPr>
+      <w:tblGrid>
+        <w:gridCol w:w="941"/>
+        <w:gridCol w:w="1245"/>
+        <w:gridCol w:w="1400"/>
+        <w:gridCol w:w="1442"/>
+        <w:gridCol w:w="1336"/>
+        <w:gridCol w:w="1382"/>
+        <w:gridCol w:w="1598"/>
+      </w:tblGrid>
+      <w:tr>
+        <w:trPr>
+          <w:tblHeader/>
+          <w:tblCellSpacing w:w="15" w:type="dxa"/>
+        </w:trPr>
+        <w:tc>
+          <w:tcPr>
+            <w:tcW w:w="0" w:type="auto"/>
+            <w:tcBorders>
+              <w:top w:val="single" w:sz="6" w:space="0" w:color="auto"/>
+              <w:left w:val="single" w:sz="6" w:space="0" w:color="auto"/>
+              <w:bottom w:val="single" w:sz="6" w:space="0" w:color="auto"/>
+              <w:right w:val="single" w:sz="6" w:space="0" w:color="auto"/>
+            </w:tcBorders>
+            <w:tcMar>
+              <w:top w:w="240" w:type="dxa"/>
+              <w:left w:w="0" w:type="dxa"/>
+              <w:bottom w:w="240" w:type="dxa"/>
+              <w:right w:w="180" w:type="dxa"/>
+            </w:tcMar>
+            <w:vAlign w:val="center"/>
+            <w:hideMark/>
+          </w:tcPr>
+          <w:p>
+            <w:r>
+              <w:rPr>
+                <w:b/>
+                <w:bCs/>
+              </w:rPr>
+              <w:t>Date (</w:t>
+            </w:r>
+            <w:r>
+              <w:rPr>
+                <w:b/>
+                <w:bCs/>
+                <w:cs/>
+              </w:rPr>
+              <w:t>วันที่)</w:t>
+            </w:r>
+          </w:p>
+        </w:tc>
+        <w:tc>
+          <w:tcPr>
+            <w:tcW w:w="0" w:type="auto"/>
+            <w:tcBorders>
+              <w:top w:val="single" w:sz="6" w:space="0" w:color="auto"/>
+              <w:left w:val="single" w:sz="6" w:space="0" w:color="auto"/>
+              <w:bottom w:val="single" w:sz="6" w:space="0" w:color="auto"/>
+              <w:right w:val="single" w:sz="6" w:space="0" w:color="auto"/>
+            </w:tcBorders>
+            <w:tcMar>
+              <w:top w:w="240" w:type="dxa"/>
+              <w:left w:w="0" w:type="dxa"/>
+              <w:bottom w:w="240" w:type="dxa"/>
+              <w:right w:w="180" w:type="dxa"/>
+            </w:tcMar>
+            <w:vAlign w:val="center"/>
+            <w:hideMark/>
+          </w:tcPr>
+          <w:p>
+            <w:r>
+              <w:rPr>
+                <w:b/>
+                <w:bCs/>
+              </w:rPr>
+              <w:t>Product ID (Text)</w:t>
+            </w:r>
+          </w:p>
+        </w:tc>
+        <w:tc>
+          <w:tcPr>
+            <w:tcW w:w="0" w:type="auto"/>
+            <w:tcBorders>
+              <w:top w:val="single" w:sz="6" w:space="0" w:color="auto"/>
+              <w:left w:val="single" w:sz="6" w:space="0" w:color="auto"/>
+              <w:bottom w:val="single" w:sz="6" w:space="0" w:color="auto"/>
+              <w:right w:val="single" w:sz="6" w:space="0" w:color="auto"/>
+            </w:tcBorders>
+            <w:tcMar>
+              <w:top w:w="240" w:type="dxa"/>
+              <w:left w:w="0" w:type="dxa"/>
+              <w:bottom w:w="240" w:type="dxa"/>
+              <w:right w:w="180" w:type="dxa"/>
+            </w:tcMar>
+            <w:vAlign w:val="center"/>
+            <w:hideMark/>
+          </w:tcPr>
+          <w:p>
+            <w:r>
+              <w:rPr>
+                <w:b/>
+                <w:bCs/>
+              </w:rPr>
+              <w:t>Product Name (Text)</w:t>
+            </w:r>
+          </w:p>
+        </w:tc>
+        <w:tc>
+          <w:tcPr>
+            <w:tcW w:w="0" w:type="auto"/>
+            <w:tcBorders>
+              <w:top w:val="single" w:sz="6" w:space="0" w:color="auto"/>
+              <w:left w:val="single" w:sz="6" w:space="0" w:color="auto"/>
+              <w:bottom w:val="single" w:sz="6" w:space="0" w:color="auto"/>
+              <w:right w:val="single" w:sz="6" w:space="0" w:color="auto"/>
+            </w:tcBorders>
+            <w:tcMar>
+              <w:top w:w="240" w:type="dxa"/>
+              <w:left w:w="0" w:type="dxa"/>
+              <w:bottom w:w="240" w:type="dxa"/>
+              <w:right w:w="180" w:type="dxa"/>
+            </w:tcMar>
+            <w:vAlign w:val="center"/>
+            <w:hideMark/>
+          </w:tcPr>
+          <w:p>
+            <w:r>
+              <w:rPr>
+                <w:b/>
+                <w:bCs/>
+              </w:rPr>
+              <w:t>Unit Price (Number)</w:t>
+            </w:r>
+          </w:p>
+        </w:tc>
+        <w:tc>
+          <w:tcPr>
+            <w:tcW w:w="0" w:type="auto"/>
+            <w:tcBorders>
+              <w:top w:val="single" w:sz="6" w:space="0" w:color="auto"/>
+              <w:left w:val="single" w:sz="6" w:space="0" w:color="auto"/>
+              <w:bottom w:val="single" w:sz="6" w:space="0" w:color="auto"/>
+              <w:right w:val="single" w:sz="6" w:space="0" w:color="auto"/>
+            </w:tcBorders>
+            <w:tcMar>
+              <w:top w:w="240" w:type="dxa"/>
+              <w:left w:w="0" w:type="dxa"/>
+              <w:bottom w:w="240" w:type="dxa"/>
+              <w:right w:w="180" w:type="dxa"/>
+            </w:tcMar>
+            <w:vAlign w:val="center"/>
+            <w:hideMark/>
+          </w:tcPr>
+          <w:p>
+            <w:r>
+              <w:rPr>
+                <w:b/>
+                <w:bCs/>
+              </w:rPr>
+              <w:t>Qty (Number)</w:t>
+            </w:r>
+          </w:p>
+        </w:tc>
+        <w:tc>
+          <w:tcPr>
+            <w:tcW w:w="0" w:type="auto"/>
+            <w:tcBorders>
+              <w:top w:val="single" w:sz="6" w:space="0" w:color="auto"/>
+              <w:left w:val="single" w:sz="6" w:space="0" w:color="auto"/>
+              <w:bottom w:val="single" w:sz="6" w:space="0" w:color="auto"/>
+              <w:right w:val="single" w:sz="6" w:space="0" w:color="auto"/>
+            </w:tcBorders>
+            <w:tcMar>
+              <w:top w:w="240" w:type="dxa"/>
+              <w:left w:w="0" w:type="dxa"/>
+              <w:bottom w:w="240" w:type="dxa"/>
+              <w:right w:w="180" w:type="dxa"/>
+            </w:tcMar>
+            <w:vAlign w:val="center"/>
+            <w:hideMark/>
+          </w:tcPr>
+          <w:p>
+            <w:r>
+              <w:rPr>
+                <w:b/>
+                <w:bCs/>
+              </w:rPr>
+              <w:t>Total (Formula)</w:t>
+            </w:r>
+          </w:p>
+        </w:tc>
+        <w:tc>
+          <w:tcPr>
+            <w:tcW w:w="0" w:type="auto"/>
+            <w:tcBorders>
+              <w:top w:val="single" w:sz="6" w:space="0" w:color="auto"/>
+              <w:left w:val="single" w:sz="6" w:space="0" w:color="auto"/>
+              <w:bottom w:val="single" w:sz="6" w:space="0" w:color="auto"/>
+              <w:right w:val="single" w:sz="6" w:space="0" w:color="auto"/>
+            </w:tcBorders>
+            <w:tcMar>
+              <w:top w:w="240" w:type="dxa"/>
+              <w:left w:w="0" w:type="dxa"/>
+              <w:bottom w:w="240" w:type="dxa"/>
+              <w:right w:w="0" w:type="dxa"/>
+            </w:tcMar>
+            <w:vAlign w:val="center"/>
+            <w:hideMark/>
+          </w:tcPr>
+          <w:p>
+            <w:r>
+              <w:rPr>
+                <w:b/>
+                <w:bCs/>
+              </w:rPr>
+              <w:t>Membership (Logical)</w:t>
+            </w:r>
+          </w:p>
+        </w:tc>
+      </w:tr>
+      <w:tr>
+        <w:trPr>
+          <w:tblCellSpacing w:w="15" w:type="dxa"/>
+        </w:trPr>
+        <w:tc>
+          <w:tcPr>
+            <w:tcW w:w="0" w:type="auto"/>
+            <w:tcBorders>
+              <w:top w:val="single" w:sz="6" w:space="0" w:color="auto"/>
+              <w:left w:val="single" w:sz="6" w:space="0" w:color="auto"/>
+              <w:bottom w:val="single" w:sz="6" w:space="0" w:color="auto"/>
+              <w:right w:val="single" w:sz="6" w:space="0" w:color="auto"/>
+            </w:tcBorders>
+            <w:tcMar>
+              <w:top w:w="240" w:type="dxa"/>
+              <w:left w:w="0" w:type="dxa"/>
+              <w:bottom w:w="240" w:type="dxa"/>
+              <w:right w:w="180" w:type="dxa"/>
+            </w:tcMar>
+            <w:vAlign w:val="center"/>
+            <w:hideMark/>
+          </w:tcPr>
+          <w:p>
+            <w:r>
+              <w:t>2026-03-01</w:t>
+            </w:r>
+          </w:p>
+        </w:tc>
+        <w:tc>
+          <w:tcPr>
+            <w:tcW w:w="0" w:type="auto"/>
+            <w:tcBorders>
+              <w:top w:val="single" w:sz="6" w:space="0" w:color="auto"/>
+              <w:left w:val="single" w:sz="6" w:space="0" w:color="auto"/>
+              <w:bottom w:val="single" w:sz="6" w:space="0" w:color="auto"/>
+              <w:right w:val="single" w:sz="6" w:space="0" w:color="auto"/>
+            </w:tcBorders>
+            <w:tcMar>
+              <w:top w:w="240" w:type="dxa"/>
+              <w:left w:w="0" w:type="dxa"/>
+              <w:bottom w:w="240" w:type="dxa"/>
+              <w:right w:w="180" w:type="dxa"/>
+            </w:tcMar>
+            <w:vAlign w:val="center"/>
+            <w:hideMark/>
+          </w:tcPr>
+          <w:p>
+            <w:r>
+              <w:t>'001</w:t>
+            </w:r>
+          </w:p>
+        </w:tc>
+        <w:tc>
+          <w:tcPr>
+            <w:tcW w:w="0" w:type="auto"/>
+            <w:tcBorders>
+              <w:top w:val="single" w:sz="6" w:space="0" w:color="auto"/>
+              <w:left w:val="single" w:sz="6" w:space="0" w:color="auto"/>
+              <w:bottom w:val="single" w:sz="6" w:space="0" w:color="auto"/>
+              <w:right w:val="single" w:sz="6" w:space="0" w:color="auto"/>
+            </w:tcBorders>
+            <w:tcMar>
+              <w:top w:w="240" w:type="dxa"/>
+              <w:left w:w="0" w:type="dxa"/>
+              <w:bottom w:w="240" w:type="dxa"/>
+              <w:right w:w="180" w:type="dxa"/>
+            </w:tcMar>
+            <w:vAlign w:val="center"/>
+            <w:hideMark/>
+          </w:tcPr>
+          <w:p>
+            <w:r>
+              <w:t>Laptop</w:t>
+            </w:r>
+          </w:p>
+        </w:tc>
+        <w:tc>
+          <w:tcPr>
+            <w:tcW w:w="0" w:type="auto"/>
+            <w:tcBorders>
+              <w:top w:val="single" w:sz="6" w:space="0" w:color="auto"/>
+              <w:left w:val="single" w:sz="6" w:space="0" w:color="auto"/>
+              <w:bottom w:val="single" w:sz="6" w:space="0" w:color="auto"/>
+              <w:right w:val="single" w:sz="6" w:space="0" w:color="auto"/>
+            </w:tcBorders>
+            <w:tcMar>
+              <w:top w:w="240" w:type="dxa"/>
+              <w:left w:w="0" w:type="dxa"/>
+              <w:bottom w:w="240" w:type="dxa"/>
+              <w:right w:w="180" w:type="dxa"/>
+            </w:tcMar>
+            <w:vAlign w:val="center"/>
+            <w:hideMark/>
+          </w:tcPr>
+          <w:p>
+            <w:r>
+              <w:t>25000</w:t>
+            </w:r>
+          </w:p>
+        </w:tc>
+        <w:tc>
+          <w:tcPr>
+            <w:tcW w:w="0" w:type="auto"/>
+            <w:tcBorders>
+              <w:top w:val="single" w:sz="6" w:space="0" w:color="auto"/>
+              <w:left w:val="single" w:sz="6" w:space="0" w:color="auto"/>
+              <w:bottom w:val="single" w:sz="6" w:space="0" w:color="auto"/>
+              <w:right w:val="single" w:sz="6" w:space="0" w:color="auto"/>
+            </w:tcBorders>
+            <w:tcMar>
+              <w:top w:w="240" w:type="dxa"/>
+              <w:left w:w="0" w:type="dxa"/>
+              <w:bottom w:w="240" w:type="dxa"/>
+              <w:right w:w="180" w:type="dxa"/>
+            </w:tcMar>
+            <w:vAlign w:val="center"/>
+            <w:hideMark/>
+          </w:tcPr>
+          <w:p>
+            <w:r>
+              <w:t>2</w:t>
+            </w:r>
+          </w:p>
+        </w:tc>
+        <w:tc>
+          <w:tcPr>
+            <w:tcW w:w="0" w:type="auto"/>
+            <w:tcBorders>
+              <w:top w:val="single" w:sz="6" w:space="0" w:color="auto"/>
+              <w:left w:val="single" w:sz="6" w:space="0" w:color="auto"/>
+              <w:bottom w:val="single" w:sz="6" w:space="0" w:color="auto"/>
+              <w:right w:val="single" w:sz="6" w:space="0" w:color="auto"/>
+            </w:tcBorders>
+            <w:tcMar>
+              <w:top w:w="240" w:type="dxa"/>
+              <w:left w:w="0" w:type="dxa"/>
+              <w:bottom w:w="240" w:type="dxa"/>
+              <w:right w:w="180" w:type="dxa"/>
+            </w:tcMar>
+            <w:vAlign w:val="center"/>
+            <w:hideMark/>
+          </w:tcPr>
+          <w:p>
+            <w:r>
+              <w:t>=D2*E2</w:t>
+            </w:r>
+          </w:p>
+        </w:tc>
+        <w:tc>
+          <w:tcPr>
+            <w:tcW w:w="0" w:type="auto"/>
+            <w:tcBorders>
+              <w:top w:val="single" w:sz="6" w:space="0" w:color="auto"/>
+              <w:left w:val="single" w:sz="6" w:space="0" w:color="auto"/>
+              <w:bottom w:val="single" w:sz="6" w:space="0" w:color="auto"/>
+              <w:right w:val="single" w:sz="6" w:space="0" w:color="auto"/>
+            </w:tcBorders>
+            <w:tcMar>
+              <w:top w:w="240" w:type="dxa"/>
+              <w:left w:w="0" w:type="dxa"/>
+              <w:bottom w:w="240" w:type="dxa"/>
+              <w:right w:w="0" w:type="dxa"/>
+            </w:tcMar>
+            <w:vAlign w:val="center"/>
+            <w:hideMark/>
+          </w:tcPr>
+          <w:p>
+            <w:r>
+              <w:t>TRUE</w:t>
+            </w:r>
+          </w:p>
+        </w:tc>
+      </w:tr>
+      <w:tr>
+        <w:trPr>
+          <w:tblCellSpacing w:w="15" w:type="dxa"/>
+        </w:trPr>
+        <w:tc>
+          <w:tcPr>
+            <w:tcW w:w="0" w:type="auto"/>
+            <w:tcBorders>
+              <w:top w:val="single" w:sz="6" w:space="0" w:color="auto"/>
+              <w:left w:val="single" w:sz="6" w:space="0" w:color="auto"/>
+              <w:bottom w:val="single" w:sz="6" w:space="0" w:color="auto"/>
+              <w:right w:val="single" w:sz="6" w:space="0" w:color="auto"/>
+            </w:tcBorders>
+            <w:tcMar>
+              <w:top w:w="240" w:type="dxa"/>
+              <w:left w:w="0" w:type="dxa"/>
+              <w:bottom w:w="240" w:type="dxa"/>
+              <w:right w:w="180" w:type="dxa"/>
+            </w:tcMar>
+            <w:vAlign w:val="center"/>
+            <w:hideMark/>
+          </w:tcPr>
+          <w:p>
+            <w:r>
+              <w:t>2026-03-02</w:t>
+            </w:r>
+          </w:p>
+        </w:tc>
+        <w:tc>
+          <w:tcPr>
+            <w:tcW w:w="0" w:type="auto"/>
+            <w:tcBorders>
+              <w:top w:val="single" w:sz="6" w:space="0" w:color="auto"/>
+              <w:left w:val="single" w:sz="6" w:space="0" w:color="auto"/>
+              <w:bottom w:val="single" w:sz="6" w:space="0" w:color="auto"/>
+              <w:right w:val="single" w:sz="6" w:space="0" w:color="auto"/>
+            </w:tcBorders>
+            <w:tcMar>
+              <w:top w:w="240" w:type="dxa"/>
+              <w:left w:w="0" w:type="dxa"/>
+              <w:bottom w:w="240" w:type="dxa"/>
+              <w:right w:w="180" w:type="dxa"/>
+            </w:tcMar>
+            <w:vAlign w:val="center"/>
+            <w:hideMark/>
+          </w:tcPr>
+          <w:p>
+            <w:r>
+              <w:t>'002</w:t>
+            </w:r>
+          </w:p>
+        </w:tc>
+        <w:tc>
+          <w:tcPr>
+            <w:tcW w:w="0" w:type="auto"/>
+            <w:tcBorders>
+              <w:top w:val="single" w:sz="6" w:space="0" w:color="auto"/>
+              <w:left w:val="single" w:sz="6" w:space="0" w:color="auto"/>
+              <w:bottom w:val="single" w:sz="6" w:space="0" w:color="auto"/>
+              <w:right w:val="single" w:sz="6" w:space="0" w:color="auto"/>
+            </w:tcBorders>
+            <w:tcMar>
+              <w:top w:w="240" w:type="dxa"/>
+              <w:left w:w="0" w:type="dxa"/>
+              <w:bottom w:w="240" w:type="dxa"/>
+              <w:right w:w="180" w:type="dxa"/>
+            </w:tcMar>
+            <w:vAlign w:val="center"/>
+            <w:hideMark/>
+          </w:tcPr>
+          <w:p>
+            <w:r>
+              <w:t>Mouse</w:t>
+            </w:r>
+          </w:p>
+        </w:tc>
+        <w:tc>
+          <w:tcPr>
+            <w:tcW w:w="0" w:type="auto"/>
+            <w:tcBorders>
+              <w:top w:val="single" w:sz="6" w:space="0" w:color="auto"/>
+              <w:left w:val="single" w:sz="6" w:space="0" w:color="auto"/>
+              <w:bottom w:val="single" w:sz="6" w:space="0" w:color="auto"/>
+              <w:right w:val="single" w:sz="6" w:space="0" w:color="auto"/>
+            </w:tcBorders>
+            <w:tcMar>
+              <w:top w:w="240" w:type="dxa"/>
+              <w:left w:w="0" w:type="dxa"/>
+              <w:bottom w:w="240" w:type="dxa"/>
+              <w:right w:w="180" w:type="dxa"/>
+            </w:tcMar>
+            <w:vAlign w:val="center"/>
+            <w:hideMark/>
+          </w:tcPr>
+          <w:p>
+            <w:r>
+              <w:t>550.50</w:t>
+            </w:r>
+          </w:p>
+        </w:tc>
+        <w:tc>
+          <w:tcPr>
+            <w:tcW w:w="0" w:type="auto"/>
+            <w:tcBorders>
+              <w:top w:val="single" w:sz="6" w:space="0" w:color="auto"/>
+              <w:left w:val="single" w:sz="6" w:space="0" w:color="auto"/>
+              <w:bottom w:val="single" w:sz="6" w:space="0" w:color="auto"/>
+              <w:right w:val="single" w:sz="6" w:space="0" w:color="auto"/>
+            </w:tcBorders>
+            <w:tcMar>
+              <w:top w:w="240" w:type="dxa"/>
+              <w:left w:w="0" w:type="dxa"/>
+              <w:bottom w:w="240" w:type="dxa"/>
+              <w:right w:w="180" w:type="dxa"/>
+            </w:tcMar>
+            <w:vAlign w:val="center"/>
+            <w:hideMark/>
+          </w:tcPr>
+          <w:p>
+            <w:r>
+              <w:t>10</w:t>
+            </w:r>
+          </w:p>
+        </w:tc>
+        <w:tc>
+          <w:tcPr>
+            <w:tcW w:w="0" w:type="auto"/>
+            <w:tcBorders>
+              <w:top w:val="single" w:sz="6" w:space="0" w:color="auto"/>
+              <w:left w:val="single" w:sz="6" w:space="0" w:color="auto"/>
+              <w:bottom w:val="single" w:sz="6" w:space="0" w:color="auto"/>
+              <w:right w:val="single" w:sz="6" w:space="0" w:color="auto"/>
+            </w:tcBorders>
+            <w:tcMar>
+              <w:top w:w="240" w:type="dxa"/>
+              <w:left w:w="0" w:type="dxa"/>
+              <w:bottom w:w="240" w:type="dxa"/>
+              <w:right w:w="180" w:type="dxa"/>
+            </w:tcMar>
+            <w:vAlign w:val="center"/>
+            <w:hideMark/>
+          </w:tcPr>
+          <w:p>
+            <w:r>
+              <w:t>=D3*E3</w:t>
+            </w:r>
+          </w:p>
+        </w:tc>
+        <w:tc>
+          <w:tcPr>
+            <w:tcW w:w="0" w:type="auto"/>
+            <w:tcBorders>
+              <w:top w:val="single" w:sz="6" w:space="0" w:color="auto"/>
+              <w:left w:val="single" w:sz="6" w:space="0" w:color="auto"/>
+              <w:bottom w:val="single" w:sz="6" w:space="0" w:color="auto"/>
+              <w:right w:val="single" w:sz="6" w:space="0" w:color="auto"/>
+            </w:tcBorders>
+            <w:tcMar>
+              <w:top w:w="240" w:type="dxa"/>
+              <w:left w:w="0" w:type="dxa"/>
+              <w:bottom w:w="240" w:type="dxa"/>
+              <w:right w:w="0" w:type="dxa"/>
+            </w:tcMar>
+            <w:vAlign w:val="center"/>
+            <w:hideMark/>
+          </w:tcPr>
+          <w:p>
+            <w:r>
+              <w:t>FALSE</w:t>
+            </w:r>
+          </w:p>
+        </w:tc>
+      </w:tr>
+      <w:tr>
+        <w:trPr>
+          <w:tblCellSpacing w:w="15" w:type="dxa"/>
+        </w:trPr>
+        <w:tc>
+          <w:tcPr>
+            <w:tcW w:w="0" w:type="auto"/>
+            <w:tcBorders>
+              <w:top w:val="single" w:sz="6" w:space="0" w:color="auto"/>
+              <w:left w:val="single" w:sz="6" w:space="0" w:color="auto"/>
+              <w:bottom w:val="single" w:sz="6" w:space="0" w:color="auto"/>
+              <w:right w:val="single" w:sz="6" w:space="0" w:color="auto"/>
+            </w:tcBorders>
+            <w:tcMar>
+              <w:top w:w="240" w:type="dxa"/>
+              <w:left w:w="0" w:type="dxa"/>
+              <w:bottom w:w="240" w:type="dxa"/>
+              <w:right w:w="180" w:type="dxa"/>
+            </w:tcMar>
+            <w:vAlign w:val="center"/>
+            <w:hideMark/>
+          </w:tcPr>
+          <w:p>
+            <w:r>
+              <w:t>2026-03-02</w:t>
+            </w:r>
+          </w:p>
+        </w:tc>
+        <w:tc>
+          <w:tcPr>
+            <w:tcW w:w="0" w:type="auto"/>
+            <w:tcBorders>
+              <w:top w:val="single" w:sz="6" w:space="0" w:color="auto"/>
+              <w:left w:val="single" w:sz="6" w:space="0" w:color="auto"/>
+              <w:bottom w:val="single" w:sz="6" w:space="0" w:color="auto"/>
+              <w:right w:val="single" w:sz="6" w:space="0" w:color="auto"/>
+            </w:tcBorders>
+            <w:tcMar>
+              <w:top w:w="240" w:type="dxa"/>
+              <w:left w:w="0" w:type="dxa"/>
+              <w:bottom w:w="240" w:type="dxa"/>
+              <w:right w:w="180" w:type="dxa"/>
+            </w:tcMar>
+            <w:vAlign w:val="center"/>
+            <w:hideMark/>
+          </w:tcPr>
+          <w:p>
+            <w:r>
+              <w:t>'003</w:t>
+            </w:r>
+          </w:p>
+        </w:tc>
+        <w:tc>
+          <w:tcPr>
+            <w:tcW w:w="0" w:type="auto"/>
+            <w:tcBorders>
+              <w:top w:val="single" w:sz="6" w:space="0" w:color="auto"/>
+              <w:left w:val="single" w:sz="6" w:space="0" w:color="auto"/>
+              <w:bottom w:val="single" w:sz="6" w:space="0" w:color="auto"/>
+              <w:right w:val="single" w:sz="6" w:space="0" w:color="auto"/>
+            </w:tcBorders>
+            <w:tcMar>
+              <w:top w:w="240" w:type="dxa"/>
+              <w:left w:w="0" w:type="dxa"/>
+              <w:bottom w:w="240" w:type="dxa"/>
+              <w:right w:w="180" w:type="dxa"/>
+            </w:tcMar>
+            <w:vAlign w:val="center"/>
+            <w:hideMark/>
+          </w:tcPr>
+          <w:p>
+            <w:r>
+              <w:t>Keyboard</w:t>
+            </w:r>
+          </w:p>
+        </w:tc>
+        <w:tc>
+          <w:tcPr>
+            <w:tcW w:w="0" w:type="auto"/>
+            <w:tcBorders>
+              <w:top w:val="single" w:sz="6" w:space="0" w:color="auto"/>
+              <w:left w:val="single" w:sz="6" w:space="0" w:color="auto"/>
+              <w:bottom w:val="single" w:sz="6" w:space="0" w:color="auto"/>
+              <w:right w:val="single" w:sz="6" w:space="0" w:color="auto"/>
+            </w:tcBorders>
+            <w:tcMar>
+              <w:top w:w="240" w:type="dxa"/>
+              <w:left w:w="0" w:type="dxa"/>
+              <w:bottom w:w="240" w:type="dxa"/>
+              <w:right w:w="180" w:type="dxa"/>
+            </w:tcMar>
+            <w:vAlign w:val="center"/>
+            <w:hideMark/>
+          </w:tcPr>
+          <w:p>
+            <w:r>
+              <w:t>1200</w:t>
+            </w:r>
+          </w:p>
+        </w:tc>
+        <w:tc>
+          <w:tcPr>
+            <w:tcW w:w="0" w:type="auto"/>
+            <w:tcBorders>
+              <w:top w:val="single" w:sz="6" w:space="0" w:color="auto"/>
+              <w:left w:val="single" w:sz="6" w:space="0" w:color="auto"/>
+              <w:bottom w:val="single" w:sz="6" w:space="0" w:color="auto"/>
+              <w:right w:val="single" w:sz="6" w:space="0" w:color="auto"/>
+            </w:tcBorders>
+            <w:tcMar>
+              <w:top w:w="240" w:type="dxa"/>
+              <w:left w:w="0" w:type="dxa"/>
+              <w:bottom w:w="240" w:type="dxa"/>
+              <w:right w:w="180" w:type="dxa"/>
+            </w:tcMar>
+            <w:vAlign w:val="center"/>
+            <w:hideMark/>
+          </w:tcPr>
+          <w:p>
+            <w:r>
+              <w:t>5</w:t>
+            </w:r>
+          </w:p>
+        </w:tc>
+        <w:tc>
+          <w:tcPr>
+            <w:tcW w:w="0" w:type="auto"/>
+            <w:tcBorders>
+              <w:top w:val="single" w:sz="6" w:space="0" w:color="auto"/>
+              <w:left w:val="single" w:sz="6" w:space="0" w:color="auto"/>
+              <w:bottom w:val="single" w:sz="6" w:space="0" w:color="auto"/>
+              <w:right w:val="single" w:sz="6" w:space="0" w:color="auto"/>
+            </w:tcBorders>
+            <w:tcMar>
+              <w:top w:w="240" w:type="dxa"/>
+              <w:left w:w="0" w:type="dxa"/>
+              <w:bottom w:w="240" w:type="dxa"/>
+              <w:right w:w="180" w:type="dxa"/>
+            </w:tcMar>
+            <w:vAlign w:val="center"/>
+            <w:hideMark/>
+          </w:tcPr>
+          <w:p>
+            <w:r>
+              <w:t>=D4*E4</w:t>
+            </w:r>
+          </w:p>
+        </w:tc>
+        <w:tc>
+          <w:tcPr>
+            <w:tcW w:w="0" w:type="auto"/>
+            <w:tcBorders>
+              <w:top w:val="single" w:sz="6" w:space="0" w:color="auto"/>
+              <w:left w:val="single" w:sz="6" w:space="0" w:color="auto"/>
+              <w:bottom w:val="single" w:sz="6" w:space="0" w:color="auto"/>
+              <w:right w:val="single" w:sz="6" w:space="0" w:color="auto"/>
+            </w:tcBorders>
+            <w:tcMar>
+              <w:top w:w="240" w:type="dxa"/>
+              <w:left w:w="0" w:type="dxa"/>
+              <w:bottom w:w="240" w:type="dxa"/>
+              <w:right w:w="0" w:type="dxa"/>
+            </w:tcMar>
+            <w:vAlign w:val="center"/>
+            <w:hideMark/>
+          </w:tcPr>
+          <w:p>
+            <w:r>
+              <w:t>TRUE</w:t>
+            </w:r>
+          </w:p>
+        </w:tc>
+      </w:tr>
+      <w:tr>
+        <w:trPr>
+          <w:tblCellSpacing w:w="15" w:type="dxa"/>
+        </w:trPr>
+        <w:tc>
+          <w:tcPr>
+            <w:tcW w:w="0" w:type="auto"/>
+            <w:tcBorders>
+              <w:top w:val="single" w:sz="6" w:space="0" w:color="auto"/>
+              <w:left w:val="single" w:sz="6" w:space="0" w:color="auto"/>
+              <w:bottom w:val="single" w:sz="6" w:space="0" w:color="auto"/>
+              <w:right w:val="single" w:sz="6" w:space="0" w:color="auto"/>
+            </w:tcBorders>
+            <w:tcMar>
+              <w:top w:w="240" w:type="dxa"/>
+              <w:left w:w="0" w:type="dxa"/>
+              <w:bottom w:w="240" w:type="dxa"/>
+              <w:right w:w="180" w:type="dxa"/>
+            </w:tcMar>
+            <w:vAlign w:val="center"/>
+            <w:hideMark/>
+          </w:tcPr>
+          <w:p>
+            <w:r>
+              <w:lastRenderedPageBreak/>
+              <w:t>2026-03-03</w:t>
+            </w:r>
+          </w:p>
+        </w:tc>
+        <w:tc>
+          <w:tcPr>
+            <w:tcW w:w="0" w:type="auto"/>
+            <w:tcBorders>
+              <w:top w:val="single" w:sz="6" w:space="0" w:color="auto"/>
+              <w:left w:val="single" w:sz="6" w:space="0" w:color="auto"/>
+              <w:bottom w:val="single" w:sz="6" w:space="0" w:color="auto"/>
+              <w:right w:val="single" w:sz="6" w:space="0" w:color="auto"/>
+            </w:tcBorders>
+            <w:tcMar>
+              <w:top w:w="240" w:type="dxa"/>
+              <w:left w:w="0" w:type="dxa"/>
+              <w:bottom w:w="240" w:type="dxa"/>
+              <w:right w:w="180" w:type="dxa"/>
+            </w:tcMar>
+            <w:vAlign w:val="center"/>
+            <w:hideMark/>
+          </w:tcPr>
+          <w:p>
+            <w:r>
+              <w:t>'004</w:t>
+            </w:r>
+          </w:p>
+        </w:tc>
+        <w:tc>
+          <w:tcPr>
+            <w:tcW w:w="0" w:type="auto"/>
+            <w:tcBorders>
+              <w:top w:val="single" w:sz="6" w:space="0" w:color="auto"/>
+              <w:left w:val="single" w:sz="6" w:space="0" w:color="auto"/>
+              <w:bottom w:val="single" w:sz="6" w:space="0" w:color="auto"/>
+              <w:right w:val="single" w:sz="6" w:space="0" w:color="auto"/>
+            </w:tcBorders>
+            <w:tcMar>
+              <w:top w:w="240" w:type="dxa"/>
+              <w:left w:w="0" w:type="dxa"/>
+              <w:bottom w:w="240" w:type="dxa"/>
+              <w:right w:w="180" w:type="dxa"/>
+            </w:tcMar>
+            <w:vAlign w:val="center"/>
+            <w:hideMark/>
+          </w:tcPr>
+          <w:p>
+            <w:r>
+              <w:t>Monitor</w:t>
+            </w:r>
+          </w:p>
+        </w:tc>
+        <w:tc>
+          <w:tcPr>
+            <w:tcW w:w="0" w:type="auto"/>
+            <w:tcBorders>
+              <w:top w:val="single" w:sz="6" w:space="0" w:color="auto"/>
+              <w:left w:val="single" w:sz="6" w:space="0" w:color="auto"/>
+              <w:bottom w:val="single" w:sz="6" w:space="0" w:color="auto"/>
+              <w:right w:val="single" w:sz="6" w:space="0" w:color="auto"/>
+            </w:tcBorders>
+            <w:tcMar>
+              <w:top w:w="240" w:type="dxa"/>
+              <w:left w:w="0" w:type="dxa"/>
+              <w:bottom w:w="240" w:type="dxa"/>
+              <w:right w:w="180" w:type="dxa"/>
+            </w:tcMar>
+            <w:vAlign w:val="center"/>
+            <w:hideMark/>
+          </w:tcPr>
+          <w:p>
+            <w:r>
+              <w:t>4500</w:t>
+            </w:r>
+          </w:p>
+        </w:tc>
+        <w:tc>
+          <w:tcPr>
+            <w:tcW w:w="0" w:type="auto"/>
+            <w:tcBorders>
+              <w:top w:val="single" w:sz="6" w:space="0" w:color="auto"/>
+              <w:left w:val="single" w:sz="6" w:space="0" w:color="auto"/>
+              <w:bottom w:val="single" w:sz="6" w:space="0" w:color="auto"/>
+              <w:right w:val="single" w:sz="6" w:space="0" w:color="auto"/>
+            </w:tcBorders>
+            <w:tcMar>
+              <w:top w:w="240" w:type="dxa"/>
+              <w:left w:w="0" w:type="dxa"/>
+              <w:bottom w:w="240" w:type="dxa"/>
+              <w:right w:w="180" w:type="dxa"/>
+            </w:tcMar>
+            <w:vAlign w:val="center"/>
+            <w:hideMark/>
+          </w:tcPr>
+          <w:p>
+            <w:r>
+              <w:t>0</w:t>
+            </w:r>
+          </w:p>
+        </w:tc>
+        <w:tc>
+          <w:tcPr>
+            <w:tcW w:w="0" w:type="auto"/>
+            <w:tcBorders>
+              <w:top w:val="single" w:sz="6" w:space="0" w:color="auto"/>
+              <w:left w:val="single" w:sz="6" w:space="0" w:color="auto"/>
+              <w:bottom w:val="single" w:sz="6" w:space="0" w:color="auto"/>
+              <w:right w:val="single" w:sz="6" w:space="0" w:color="auto"/>
+            </w:tcBorders>
+            <w:tcMar>
+              <w:top w:w="240" w:type="dxa"/>
+              <w:left w:w="0" w:type="dxa"/>
+              <w:bottom w:w="240" w:type="dxa"/>
+              <w:right w:w="180" w:type="dxa"/>
+            </w:tcMar>
+            <w:vAlign w:val="center"/>
+            <w:hideMark/>
+          </w:tcPr>
+          <w:p>
+            <w:r>
+              <w:t>=D5*E5</w:t>
+            </w:r>
+          </w:p>
+        </w:tc>
+        <w:tc>
+          <w:tcPr>
+            <w:tcW w:w="0" w:type="auto"/>
+            <w:tcBorders>
+              <w:top w:val="single" w:sz="6" w:space="0" w:color="auto"/>
+              <w:left w:val="single" w:sz="6" w:space="0" w:color="auto"/>
+              <w:bottom w:val="single" w:sz="6" w:space="0" w:color="auto"/>
+              <w:right w:val="single" w:sz="6" w:space="0" w:color="auto"/>
+            </w:tcBorders>
+            <w:tcMar>
+              <w:top w:w="240" w:type="dxa"/>
+              <w:left w:w="0" w:type="dxa"/>
+              <w:bottom w:w="240" w:type="dxa"/>
+              <w:right w:w="0" w:type="dxa"/>
+            </w:tcMar>
+            <w:vAlign w:val="center"/>
+            <w:hideMark/>
+          </w:tcPr>
+          <w:p>
+            <w:r>
+              <w:t>FALSE</w:t>
+            </w:r>
+          </w:p>
+        </w:tc>
+      </w:tr>
+    </w:tbl>
+    <w:p>
+      <w:r>
+        <w:pict w14:anchorId="1C1A9DD8">
+          <v:rect id="_x0000_i1126" style="width:0;height:1.5pt" o:hralign="center" o:hrstd="t" o:hrnoshade="t" o:hr="t" fillcolor="gray" stroked="f"/>
+        </w:pict>
+      </w:r>
+    </w:p>
+    <w:p>
+      <w:pPr>
+        <w:rPr>
+          <w:b/>
+          <w:bCs/>
+        </w:rPr>
+      </w:pPr>
+      <w:r>
+        <w:rPr>
+          <w:rFonts w:ascii="Segoe UI Emoji" w:hAnsi="Segoe UI Emoji" w:cs="Segoe UI Emoji"/>
+          <w:b/>
+          <w:bCs/>
+        </w:rPr>
+        <w:t>🔍</w:t>
+      </w:r>
+      <w:r>
+        <w:rPr>
+          <w:b/>
+          <w:bCs/>
+        </w:rPr>
+        <w:t xml:space="preserve"> </w:t>
+      </w:r>
+      <w:r>
+        <w:rPr>
+          <w:b/>
+          <w:bCs/>
+          <w:cs/>
+        </w:rPr>
+        <w:t xml:space="preserve">เจาะลึก </w:t>
+      </w:r>
+      <w:r>
+        <w:rPr>
+          <w:b/>
+          <w:bCs/>
+        </w:rPr>
+        <w:t xml:space="preserve">Data Type </w:t>
+      </w:r>
+      <w:r>
+        <w:rPr>
+          <w:b/>
+          <w:bCs/>
+          <w:cs/>
+        </w:rPr>
+        <w:t>ในตารางนี้</w:t>
+      </w:r>
+    </w:p>
+    <w:p>
+      <w:pPr>
+        <w:rPr>
+          <w:b/>
+          <w:bCs/>
+        </w:rPr>
+      </w:pPr>
+      <w:r>
+        <w:rPr>
+          <w:b/>
+          <w:bCs/>
+        </w:rPr>
+        <w:t>1. Date (</w:t>
+      </w:r>
+      <w:r>
+        <w:rPr>
+          <w:b/>
+          <w:bCs/>
+          <w:cs/>
+        </w:rPr>
+        <w:t>วันที่)</w:t>
+      </w:r>
+      <w:r>
+        <w:rPr>
+          <w:b/>
+          <w:bCs/>
+        </w:rPr>
+        <w:t xml:space="preserve"> - </w:t>
+      </w:r>
+      <w:r>
+        <w:rPr>
+          <w:b/>
+          <w:bCs/>
+          <w:cs/>
+        </w:rPr>
+        <w:t xml:space="preserve">คอลัมน์ </w:t>
+      </w:r>
+      <w:r>
+        <w:rPr>
+          <w:b/>
+          <w:bCs/>
+        </w:rPr>
+        <w:t>A</w:t>
+      </w:r>
+    </w:p>
+    <w:p>
+      <w:pPr>
+        <w:numPr>
+          <w:ilvl w:val="0"/>
+          <w:numId w:val="13"/>
+        </w:numPr>
+      </w:pPr>
+      <w:r>
+        <w:rPr>
+          <w:b/>
+          <w:bCs/>
+          <w:cs/>
+        </w:rPr>
+        <w:t>ลักษณะ:</w:t>
+      </w:r>
+      <w:r>
+        <w:t xml:space="preserve"> 2026-03-01</w:t>
+      </w:r>
+    </w:p>
+    <w:p>
+      <w:pPr>
+        <w:numPr>
+          <w:ilvl w:val="0"/>
+          <w:numId w:val="13"/>
+        </w:numPr>
+      </w:pPr>
+      <w:r>
+        <w:rPr>
+          <w:b/>
+          <w:bCs/>
+          <w:cs/>
+        </w:rPr>
+        <w:t>เหตุผล:</w:t>
+      </w:r>
+      <w:r>
+        <w:t xml:space="preserve"> </w:t>
+      </w:r>
+      <w:r>
+        <w:rPr>
+          <w:cs/>
+        </w:rPr>
+        <w:t>ใช้ฝึกการจัดรูปแบบ (</w:t>
+      </w:r>
+      <w:r>
+        <w:t xml:space="preserve">Format) </w:t>
+      </w:r>
+      <w:r>
+        <w:rPr>
+          <w:cs/>
+        </w:rPr>
+        <w:t xml:space="preserve">เช่น เปลี่ยนจาก </w:t>
+      </w:r>
+      <w:r>
+        <w:t xml:space="preserve">2026-03-01 </w:t>
+      </w:r>
+      <w:r>
+        <w:rPr>
+          <w:cs/>
+        </w:rPr>
+        <w:t>เป็น "</w:t>
+      </w:r>
+      <w:r>
+        <w:t xml:space="preserve">1 </w:t>
+      </w:r>
+      <w:r>
+        <w:rPr>
+          <w:cs/>
+        </w:rPr>
+        <w:t xml:space="preserve">มีนาคม </w:t>
+      </w:r>
+      <w:r>
+        <w:t xml:space="preserve">2569" </w:t>
+      </w:r>
+      <w:r>
+        <w:rPr>
+          <w:cs/>
+        </w:rPr>
+        <w:t>และใช้ฝึกสูตรเกี่ยวกับเวลา เช่น</w:t>
+      </w:r>
+      <w:r>
+        <w:t xml:space="preserve"> DAY(), MONTH(), YEAR()</w:t>
+      </w:r>
+    </w:p>
+    <w:p>
+      <w:pPr>
+        <w:rPr>
+          <w:b/>
+          <w:bCs/>
+        </w:rPr>
+      </w:pPr>
+      <w:r>
+        <w:rPr>
+          <w:b/>
+          <w:bCs/>
+        </w:rPr>
+        <w:t>2. Text (</w:t>
+      </w:r>
+      <w:r>
+        <w:rPr>
+          <w:b/>
+          <w:bCs/>
+          <w:cs/>
+        </w:rPr>
+        <w:t>ข้อความ)</w:t>
+      </w:r>
+      <w:r>
+        <w:rPr>
+          <w:b/>
+          <w:bCs/>
+        </w:rPr>
+        <w:t xml:space="preserve"> - </w:t>
+      </w:r>
+      <w:r>
+        <w:rPr>
+          <w:b/>
+          <w:bCs/>
+          <w:cs/>
+        </w:rPr>
+        <w:t xml:space="preserve">คอลัมน์ </w:t>
+      </w:r>
+      <w:r>
+        <w:rPr>
+          <w:b/>
+          <w:bCs/>
+        </w:rPr>
+        <w:t xml:space="preserve">B </w:t>
+      </w:r>
+      <w:r>
+        <w:rPr>
+          <w:b/>
+          <w:bCs/>
+          <w:cs/>
+        </w:rPr>
+        <w:t xml:space="preserve">และ </w:t>
+      </w:r>
+      <w:r>
+        <w:rPr>
+          <w:b/>
+          <w:bCs/>
+        </w:rPr>
+        <w:t>C</w:t>
+      </w:r>
+    </w:p>
+    <w:p>
+      <w:pPr>
+        <w:numPr>
+          <w:ilvl w:val="0"/>
+          <w:numId w:val="14"/>
+        </w:numPr>
+      </w:pPr>
+      <w:r>
+        <w:rPr>
+          <w:b/>
+          <w:bCs/>
+        </w:rPr>
+        <w:t>Product ID:</w:t>
+      </w:r>
+      <w:r>
+        <w:t xml:space="preserve"> </w:t>
+      </w:r>
+      <w:r>
+        <w:rPr>
+          <w:cs/>
+        </w:rPr>
+        <w:t>ผมใส่เครื่องหมาย</w:t>
+      </w:r>
+      <w:r>
+        <w:t xml:space="preserve"> ' </w:t>
+      </w:r>
+      <w:r>
+        <w:rPr>
+          <w:cs/>
+        </w:rPr>
+        <w:t>นำหน้า (เช่น</w:t>
+      </w:r>
+      <w:r>
+        <w:t xml:space="preserve"> '001) </w:t>
+      </w:r>
+      <w:r>
+        <w:rPr>
+          <w:cs/>
+        </w:rPr>
+        <w:t>เพื่อให้เป็น</w:t>
+      </w:r>
+      <w:r>
+        <w:t xml:space="preserve"> </w:t>
+      </w:r>
+      <w:r>
+        <w:rPr>
+          <w:b/>
+          <w:bCs/>
+        </w:rPr>
+        <w:t>Text</w:t>
+      </w:r>
+      <w:r>
+        <w:t xml:space="preserve"> </w:t>
+      </w:r>
+      <w:r>
+        <w:rPr>
+          <w:cs/>
+        </w:rPr>
+        <w:t>แม้จะเป็นตัวเลข เพราะรหัสสินค้าเราไม่นำมาบวกกัน</w:t>
+      </w:r>
+    </w:p>
+    <w:p>
+      <w:pPr>
+        <w:numPr>
+          <w:ilvl w:val="0"/>
+          <w:numId w:val="14"/>
+        </w:numPr>
+      </w:pPr>
+      <w:r>
+        <w:rPr>
+          <w:b/>
+          <w:bCs/>
+        </w:rPr>
+        <w:t>Product Name:</w:t>
+      </w:r>
+      <w:r>
+        <w:t xml:space="preserve"> </w:t>
+      </w:r>
+      <w:r>
+        <w:rPr>
+          <w:cs/>
+        </w:rPr>
+        <w:t>ข้อความทั่วไป ใช้ฝึกการเรียงลำดับ (</w:t>
+      </w:r>
+      <w:r>
+        <w:t xml:space="preserve">Sorting) </w:t>
+      </w:r>
+      <w:r>
+        <w:rPr>
+          <w:cs/>
+        </w:rPr>
+        <w:t>ก-ฮ</w:t>
+      </w:r>
+    </w:p>
+    <w:p>
+      <w:pPr>
+        <w:rPr>
+          <w:b/>
+          <w:bCs/>
+        </w:rPr>
+      </w:pPr>
+      <w:r>
+        <w:rPr>
+          <w:b/>
+          <w:bCs/>
+        </w:rPr>
+        <w:t>3. Number (</w:t>
+      </w:r>
+      <w:r>
+        <w:rPr>
+          <w:b/>
+          <w:bCs/>
+          <w:cs/>
+        </w:rPr>
+        <w:t>ตัวเลข)</w:t>
+      </w:r>
+      <w:r>
+        <w:rPr>
+          <w:b/>
+          <w:bCs/>
+        </w:rPr>
+        <w:t xml:space="preserve"> - </w:t>
+      </w:r>
+      <w:r>
+        <w:rPr>
+          <w:b/>
+          <w:bCs/>
+          <w:cs/>
+        </w:rPr>
+        <w:t xml:space="preserve">คอลัมน์ </w:t>
+      </w:r>
+      <w:r>
+        <w:rPr>
+          <w:b/>
+          <w:bCs/>
+        </w:rPr>
+        <w:t xml:space="preserve">D </w:t>
+      </w:r>
+      <w:r>
+        <w:rPr>
+          <w:b/>
+          <w:bCs/>
+          <w:cs/>
+        </w:rPr>
+        <w:t xml:space="preserve">และ </w:t>
+      </w:r>
+      <w:r>
+        <w:rPr>
+          <w:b/>
+          <w:bCs/>
+        </w:rPr>
+        <w:t>E</w:t>
+      </w:r>
+    </w:p>
+    <w:p>
+      <w:pPr>
+        <w:numPr>
+          <w:ilvl w:val="0"/>
+          <w:numId w:val="15"/>
+        </w:numPr>
+      </w:pPr>
+      <w:r>
+        <w:rPr>
+          <w:b/>
+          <w:bCs/>
+        </w:rPr>
+        <w:t>Unit Price:</w:t>
+      </w:r>
+      <w:r>
+        <w:t xml:space="preserve"> </w:t>
+      </w:r>
+      <w:r>
+        <w:rPr>
+          <w:cs/>
+        </w:rPr>
+        <w:t>ตัวเลขแบบมีทศนิยม ใช้ฝึกการปัดเศษ หรือใส่สกุลเงิน (</w:t>
+      </w:r>
+      <w:r>
+        <w:t>Currency Format)</w:t>
+      </w:r>
+    </w:p>
+    <w:p>
+      <w:pPr>
+        <w:numPr>
+          <w:ilvl w:val="0"/>
+          <w:numId w:val="15"/>
+        </w:numPr>
+      </w:pPr>
+      <w:r>
+        <w:rPr>
+          <w:b/>
+          <w:bCs/>
+        </w:rPr>
+        <w:t>Qty:</w:t>
+      </w:r>
+      <w:r>
+        <w:t xml:space="preserve"> </w:t>
+      </w:r>
+      <w:r>
+        <w:rPr>
+          <w:cs/>
+        </w:rPr>
+        <w:t>เลขจำนวนเต็ม ใช้เป็นตัวแปรในการคำนวณ</w:t>
+      </w:r>
+    </w:p>
+    <w:p>
+      <w:pPr>
+        <w:rPr>
+          <w:b/>
+          <w:bCs/>
+        </w:rPr>
+      </w:pPr>
+      <w:r>
+        <w:rPr>
+          <w:b/>
+          <w:bCs/>
+        </w:rPr>
+        <w:t>4. Formula (</w:t>
+      </w:r>
+      <w:r>
+        <w:rPr>
+          <w:b/>
+          <w:bCs/>
+          <w:cs/>
+        </w:rPr>
+        <w:t>สูตร)</w:t>
+      </w:r>
+      <w:r>
+        <w:rPr>
+          <w:b/>
+          <w:bCs/>
+        </w:rPr>
+        <w:t xml:space="preserve"> - </w:t>
+      </w:r>
+      <w:r>
+        <w:rPr>
+          <w:b/>
+          <w:bCs/>
+          <w:cs/>
+        </w:rPr>
+        <w:t xml:space="preserve">คอลัมน์ </w:t>
+      </w:r>
+      <w:r>
+        <w:rPr>
+          <w:b/>
+          <w:bCs/>
+        </w:rPr>
+        <w:t>F</w:t>
+      </w:r>
+    </w:p>
+    <w:p>
+      <w:pPr>
+        <w:numPr>
+          <w:ilvl w:val="0"/>
+          <w:numId w:val="16"/>
+        </w:numPr>
+      </w:pPr>
+      <w:r>
+        <w:rPr>
+          <w:b/>
+          <w:bCs/>
+        </w:rPr>
+        <w:t>Total:</w:t>
+      </w:r>
+      <w:r>
+        <w:t xml:space="preserve"> </w:t>
+      </w:r>
+      <w:r>
+        <w:rPr>
+          <w:cs/>
+        </w:rPr>
+        <w:t>ใช้เครื่องหมาย</w:t>
+      </w:r>
+      <w:r>
+        <w:t xml:space="preserve"> = </w:t>
+      </w:r>
+      <w:r>
+        <w:rPr>
+          <w:cs/>
+        </w:rPr>
+        <w:t xml:space="preserve">นำหน้า เพื่อให้ </w:t>
+      </w:r>
+      <w:r>
+        <w:t xml:space="preserve">Excel </w:t>
+      </w:r>
+      <w:r>
+        <w:rPr>
+          <w:cs/>
+        </w:rPr>
+        <w:t xml:space="preserve">คำนวณผลลัพธ์จาก </w:t>
+      </w:r>
+      <w:r>
+        <w:t xml:space="preserve">Cell </w:t>
+      </w:r>
+      <w:r>
+        <w:rPr>
+          <w:cs/>
+        </w:rPr>
+        <w:t>อื่น (เช่น</w:t>
+      </w:r>
+      <w:r>
+        <w:t xml:space="preserve"> D2*E2)</w:t>
+      </w:r>
+    </w:p>
+    <w:p>
+      <w:pPr>
+        <w:numPr>
+          <w:ilvl w:val="0"/>
+          <w:numId w:val="16"/>
+        </w:numPr>
+      </w:pPr>
+      <w:r>
+        <w:rPr>
+          <w:b/>
+          <w:bCs/>
+          <w:cs/>
+        </w:rPr>
+        <w:t>จุดสอน:</w:t>
+      </w:r>
+      <w:r>
+        <w:t xml:space="preserve"> </w:t>
+      </w:r>
+      <w:r>
+        <w:rPr>
+          <w:cs/>
+        </w:rPr>
+        <w:t xml:space="preserve">เมื่อค่าใน </w:t>
+      </w:r>
+      <w:r>
+        <w:t xml:space="preserve">Qty </w:t>
+      </w:r>
+      <w:r>
+        <w:rPr>
+          <w:cs/>
+        </w:rPr>
+        <w:t xml:space="preserve">เปลี่ยน ผลลัพธ์ใน </w:t>
+      </w:r>
+      <w:r>
+        <w:t xml:space="preserve">Total </w:t>
+      </w:r>
+      <w:r>
+        <w:rPr>
+          <w:cs/>
+        </w:rPr>
+        <w:t>จะเปลี่ยนตามทันที</w:t>
+      </w:r>
+    </w:p>
+    <w:p>
+      <w:pPr>
+        <w:rPr>
+          <w:b/>
+          <w:bCs/>
+        </w:rPr>
+      </w:pPr>
+      <w:r>
+        <w:rPr>
+          <w:b/>
+          <w:bCs/>
+        </w:rPr>
+        <w:lastRenderedPageBreak/>
+        <w:t>5. Logical (</w:t>
+      </w:r>
+      <w:r>
+        <w:rPr>
+          <w:b/>
+          <w:bCs/>
+          <w:cs/>
+        </w:rPr>
+        <w:t>ตรรกะ)</w:t>
+      </w:r>
+      <w:r>
+        <w:rPr>
+          <w:b/>
+          <w:bCs/>
+        </w:rPr>
+        <w:t xml:space="preserve"> - </w:t>
+      </w:r>
+      <w:r>
+        <w:rPr>
+          <w:b/>
+          <w:bCs/>
+          <w:cs/>
+        </w:rPr>
+        <w:t xml:space="preserve">คอลัมน์ </w:t>
+      </w:r>
+      <w:r>
+        <w:rPr>
+          <w:b/>
+          <w:bCs/>
+        </w:rPr>
+        <w:t>G</w:t>
+      </w:r>
+    </w:p>
+    <w:p>
+      <w:pPr>
+        <w:numPr>
+          <w:ilvl w:val="0"/>
+          <w:numId w:val="17"/>
+        </w:numPr>
+      </w:pPr>
+      <w:r>
+        <w:rPr>
+          <w:b/>
+          <w:bCs/>
+        </w:rPr>
+        <w:t>Membership:</w:t>
+      </w:r>
+      <w:r>
+        <w:t xml:space="preserve"> </w:t>
+      </w:r>
+      <w:r>
+        <w:rPr>
+          <w:cs/>
+        </w:rPr>
+        <w:t>ค่า</w:t>
+      </w:r>
+      <w:r>
+        <w:t xml:space="preserve"> TRUE (</w:t>
+      </w:r>
+      <w:r>
+        <w:rPr>
+          <w:cs/>
+        </w:rPr>
+        <w:t>ใช่/จริง) หรือ</w:t>
+      </w:r>
+      <w:r>
+        <w:t xml:space="preserve"> FALSE (</w:t>
+      </w:r>
+      <w:r>
+        <w:rPr>
+          <w:cs/>
+        </w:rPr>
+        <w:t>ไม่ใช่/เท็จ)</w:t>
+      </w:r>
+    </w:p>
+    <w:p>
+      <w:pPr>
+        <w:numPr>
+          <w:ilvl w:val="0"/>
+          <w:numId w:val="17"/>
+        </w:numPr>
+      </w:pPr>
+      <w:r>
+        <w:rPr>
+          <w:b/>
+          <w:bCs/>
+          <w:cs/>
+        </w:rPr>
+        <w:t>จุดสอน:</w:t>
+      </w:r>
+      <w:r>
+        <w:t xml:space="preserve"> </w:t>
+      </w:r>
+      <w:r>
+        <w:rPr>
+          <w:cs/>
+        </w:rPr>
+        <w:t>ใช้ฝึกการเขียนสูตรเงื่อนไข เช่น</w:t>
+      </w:r>
+      <w:r>
+        <w:t xml:space="preserve"> IF (</w:t>
+      </w:r>
+      <w:r>
+        <w:rPr>
+          <w:cs/>
+        </w:rPr>
+        <w:t xml:space="preserve">ถ้าเป็นสมาชิก ให้ส่วนลด </w:t>
+      </w:r>
+      <w:r>
+        <w:t>10%)</w:t>
+      </w:r>
+    </w:p>
+    <w:p>
+      <w:r>
+        <w:pict w14:anchorId="44261686">
+          <v:rect id="_x0000_i1127" style="width:0;height:1.5pt" o:hralign="center" o:hrstd="t" o:hrnoshade="t" o:hr="t" fillcolor="gray" stroked="f"/>
+        </w:pict>
+      </w:r>
+    </w:p>
+    <w:p>
+      <w:pPr>
+        <w:rPr>
+          <w:b/>
+          <w:bCs/>
+        </w:rPr>
+      </w:pPr>
+      <w:r>
+        <w:rPr>
+          <w:rFonts w:ascii="Segoe UI Emoji" w:hAnsi="Segoe UI Emoji" w:cs="Segoe UI Emoji"/>
+          <w:b/>
+          <w:bCs/>
+        </w:rPr>
+        <w:t>🧪</w:t>
+      </w:r>
+      <w:r>
+        <w:rPr>
+          <w:b/>
+          <w:bCs/>
+        </w:rPr>
+        <w:t xml:space="preserve"> </w:t>
+      </w:r>
+      <w:r>
+        <w:rPr>
+          <w:b/>
+          <w:bCs/>
+          <w:cs/>
+        </w:rPr>
+        <w:t>สูตรพื้นฐานที่แนะนำให้ลองใช้กับตารางนี้</w:t>
+      </w:r>
+    </w:p>
+    <w:p>
+      <w:r>
+        <w:rPr>
+          <w:cs/>
+        </w:rPr>
+        <w:t>หลังจากทำตารางเสร็จแล้ว คุณสามารถสอนสูตรเหล่านี้ต่อได้เลยครับ:</w:t>
+      </w:r>
+    </w:p>
+    <w:p>
+      <w:pPr>
+        <w:numPr>
+          <w:ilvl w:val="0"/>
+          <w:numId w:val="18"/>
+        </w:numPr>
+      </w:pPr>
+      <w:r>
+        <w:rPr>
+          <w:b/>
+          <w:bCs/>
+          <w:cs/>
+        </w:rPr>
+        <w:t>หาผลรวมทั้งหมด:</w:t>
+      </w:r>
+      <w:r>
+        <w:t xml:space="preserve"> =SUM(F2:F5) (</w:t>
+      </w:r>
+      <w:r>
+        <w:rPr>
+          <w:cs/>
+        </w:rPr>
+        <w:t xml:space="preserve">ใช้กับคอลัมน์ </w:t>
+      </w:r>
+      <w:r>
+        <w:t>Total)</w:t>
+      </w:r>
+    </w:p>
+    <w:p>
+      <w:pPr>
+        <w:numPr>
+          <w:ilvl w:val="0"/>
+          <w:numId w:val="18"/>
+        </w:numPr>
+      </w:pPr>
+      <w:r>
+        <w:rPr>
+          <w:b/>
+          <w:bCs/>
+          <w:cs/>
+        </w:rPr>
+        <w:t>นับจำนวนรายการ:</w:t>
+      </w:r>
+      <w:r>
+        <w:t xml:space="preserve"> =COUNT(E2:E5) (</w:t>
+      </w:r>
+      <w:r>
+        <w:rPr>
+          <w:cs/>
+        </w:rPr>
+        <w:t xml:space="preserve">นับว่ามีกี่บรรทัดที่มีตัวเลข </w:t>
+      </w:r>
+      <w:r>
+        <w:t>Qty)</w:t>
+      </w:r>
+    </w:p>
+    <w:p>
+      <w:pPr>
+        <w:numPr>
+          <w:ilvl w:val="0"/>
+          <w:numId w:val="18"/>
+        </w:numPr>
+      </w:pPr>
+      <w:r>
+        <w:rPr>
+          <w:b/>
+          <w:bCs/>
+          <w:cs/>
+        </w:rPr>
+        <w:t>หาค่าเฉลี่ยราคา:</w:t>
+      </w:r>
+      <w:r>
+        <w:t xml:space="preserve"> =AVERAGE(D2:D5)</w:t>
+      </w:r>
+    </w:p>
+    <w:p>
+      <w:pPr>
+        <w:numPr>
+          <w:ilvl w:val="0"/>
+          <w:numId w:val="18"/>
+        </w:numPr>
+      </w:pPr>
+      <w:r>
+        <w:rPr>
+          <w:b/>
+          <w:bCs/>
+          <w:cs/>
+        </w:rPr>
+        <w:t>สูตรเงื่อนไข (</w:t>
+      </w:r>
+      <w:r>
+        <w:rPr>
+          <w:b/>
+          <w:bCs/>
+        </w:rPr>
+        <w:t>IF):</w:t>
+      </w:r>
+      <w:r>
+        <w:t xml:space="preserve"> =IF(G2=TRUE, "Discount 10%", "No Discount") (</w:t>
+      </w:r>
+      <w:r>
+        <w:rPr>
+          <w:cs/>
+        </w:rPr>
+        <w:t>เช็คว่าเป็นสมาชิกไหม)</w:t>
+      </w:r>
+    </w:p>
+    <w:p>
+      <w:r>
+        <w:pict w14:anchorId="043AEF38">
+          <v:rect id="_x0000_i1128" style="width:0;height:1.5pt" o:hralign="center" o:hrstd="t" o:hrnoshade="t" o:hr="t" fillcolor="gray" stroked="f"/>
+        </w:pict>
+      </w:r>
+    </w:p>
+    <w:p>
+      <w:pPr>
+        <w:rPr>
+          <w:b/>
+          <w:bCs/>
+        </w:rPr>
+      </w:pPr>
+      <w:r>
+        <w:rPr>
+          <w:rFonts w:ascii="Segoe UI Emoji" w:hAnsi="Segoe UI Emoji" w:cs="Segoe UI Emoji"/>
+          <w:b/>
+          <w:bCs/>
+        </w:rPr>
+        <w:t>💡</w:t>
+      </w:r>
+      <w:r>
+        <w:rPr>
+          <w:b/>
+          <w:bCs/>
+        </w:rPr>
+        <w:t xml:space="preserve"> </w:t>
+      </w:r>
+      <w:r>
+        <w:rPr>
+          <w:b/>
+          <w:bCs/>
+          <w:cs/>
+        </w:rPr>
+        <w:t>ทริคสำหรับการทำสื่อการสอน:</w:t>
+      </w:r>
+    </w:p>
+    <w:p>
+      <w:r>
+        <w:rPr>
+          <w:cs/>
+        </w:rPr>
+        <w:t>ในคลิปคุณอาจจะลอง</w:t>
+      </w:r>
+      <w:r>
+        <w:t xml:space="preserve"> </w:t>
+      </w:r>
+      <w:r>
+        <w:rPr>
+          <w:b/>
+          <w:bCs/>
+        </w:rPr>
+        <w:t>"</w:t>
+      </w:r>
+      <w:r>
+        <w:rPr>
+          <w:b/>
+          <w:bCs/>
+          <w:cs/>
+        </w:rPr>
+        <w:t>จงใจทำให้ผิด"</w:t>
+      </w:r>
+      <w:r>
+        <w:t xml:space="preserve"> </w:t>
+      </w:r>
+      <w:r>
+        <w:rPr>
+          <w:cs/>
+        </w:rPr>
+        <w:t>เช่น ลองเอา</w:t>
+      </w:r>
+      <w:r>
+        <w:t xml:space="preserve"> Product ID (</w:t>
+      </w:r>
+      <w:r>
+        <w:rPr>
+          <w:cs/>
+        </w:rPr>
+        <w:t xml:space="preserve">ที่เป็น </w:t>
+      </w:r>
+      <w:r>
+        <w:t xml:space="preserve">Text) </w:t>
+      </w:r>
+      <w:r>
+        <w:rPr>
+          <w:cs/>
+        </w:rPr>
+        <w:t>ไปบวกกับ</w:t>
+      </w:r>
+      <w:r>
+        <w:t xml:space="preserve"> Unit Price (</w:t>
+      </w:r>
+      <w:r>
+        <w:rPr>
+          <w:cs/>
+        </w:rPr>
+        <w:t xml:space="preserve">ที่เป็น </w:t>
+      </w:r>
+      <w:r>
+        <w:t xml:space="preserve">Number) </w:t>
+      </w:r>
+      <w:r>
+        <w:rPr>
+          <w:cs/>
+        </w:rPr>
+        <w:t xml:space="preserve">เพื่อให้คนดูเห็นว่ามันจะขึ้น </w:t>
+      </w:r>
+      <w:r>
+        <w:t xml:space="preserve">Error #VALUE! </w:t>
+      </w:r>
+      <w:r>
+        <w:rPr>
+          <w:cs/>
+        </w:rPr>
+        <w:t xml:space="preserve">เพราะ </w:t>
+      </w:r>
+      <w:r>
+        <w:t xml:space="preserve">Data Type </w:t>
+      </w:r>
+      <w:r>
+        <w:rPr>
+          <w:cs/>
+        </w:rPr>
+        <w:t>ไม่ตรงกันครับ</w:t>
+      </w:r>
+    </w:p>
+    <w:p>
+      <w:r>
+        <w:rPr>
+          <w:b/>
+          <w:bCs/>
+          <w:cs/>
+        </w:rPr>
+        <w:t xml:space="preserve">คุณอยากให้ผมช่วยร่าง </w:t>
+      </w:r>
+      <w:r>
+        <w:rPr>
+          <w:b/>
+          <w:bCs/>
+        </w:rPr>
+        <w:t xml:space="preserve">Script </w:t>
+      </w:r>
+      <w:r>
+        <w:rPr>
+          <w:b/>
+          <w:bCs/>
+          <w:cs/>
+        </w:rPr>
+        <w:t>อธิบายตารางนี้ตอนอัดคลิปด้วยไหมครับ</w:t>
+      </w:r>
+      <w:r>
+        <w:rPr>
+          <w:b/>
+          <w:bCs/>
+        </w:rPr>
+        <w:t xml:space="preserve">? </w:t>
+      </w:r>
+      <w:r>
+        <w:rPr>
+          <w:b/>
+          <w:bCs/>
+          <w:cs/>
+        </w:rPr>
+        <w:t>หรืออยากให้ทำตัวอย่างตารางที่ "ซับซ้อน" ขึ้นเพื่อสอนการดึงข้อมูล (</w:t>
+      </w:r>
+      <w:r>
+        <w:rPr>
+          <w:b/>
+          <w:bCs/>
+        </w:rPr>
+        <w:t>VLOOKUP)?</w:t>
+      </w:r>
+    </w:p>
+    <w:p/>
+    <w:p/>
     <w:p/>
     <w:sectPr>
       <w:pgSz w:w="12240" w:h="15840"/>
@@ -2679,6 +6562,417 @@
 <file path=word/numbering.xml><?xml version="1.0" encoding="utf-8"?>
 <w:numbering xmlns:wpc="http://schemas.microsoft.com/office/word/2010/wordprocessingCanvas" xmlns:cx="http://schemas.microsoft.com/office/drawing/2014/chartex" xmlns:cx1="http://schemas.microsoft.com/office/drawing/2015/9/8/chartex" xmlns:cx2="http://schemas.microsoft.com/office/drawing/2015/10/21/chartex" xmlns:cx3="http://schemas.microsoft.com/office/drawing/2016/5/9/chartex" xmlns:cx4="http://schemas.microsoft.com/office/drawing/2016/5/10/chartex" xmlns:cx5="http://schemas.microsoft.com/office/drawing/2016/5/11/chartex" xmlns:cx6="http://schemas.microsoft.com/office/drawing/2016/5/12/chartex" xmlns:cx7="http://schemas.microsoft.com/office/drawing/2016/5/13/chartex" xmlns:cx8="http://schemas.microsoft.com/office/drawing/2016/5/14/chartex" xmlns:mc="http://schemas.openxmlformats.org/markup-compatibility/2006" xmlns:aink="http://schemas.microsoft.com/office/drawing/2016/ink" xmlns:am3d="http://schemas.microsoft.com/office/drawing/2017/model3d" xmlns:o="urn:schemas-microsoft-com:office:office" xmlns:oel="http://schemas.microsoft.com/office/2019/extlst" xmlns:r="http://schemas.openxmlformats.org/officeDocument/2006/relationships" xmlns:m="http://schemas.openxmlformats.org/officeDocument/2006/math" xmlns:v="urn:schemas-microsoft-com:vml" xmlns:wp14="http://schemas.microsoft.com/office/word/2010/wordprocessingDrawing" xmlns:wp="http://schemas.openxmlformats.org/drawingml/2006/wordprocessingDrawing" xmlns:w10="urn:schemas-microsoft-com:office:word" xmlns:w="http://schemas.openxmlformats.org/wordprocessingml/2006/main" xmlns:w14="http://schemas.microsoft.com/office/word/2010/wordml" xmlns:w15="http://schemas.microsoft.com/office/word/2012/wordml" xmlns:w16cex="http://schemas.microsoft.com/office/word/2018/wordml/cex" xmlns:w16cid="http://schemas.microsoft.com/office/word/2016/wordml/cid" xmlns:w16="http://schemas.microsoft.com/office/word/2018/wordml" xmlns:w16du="http://schemas.microsoft.com/office/word/2023/wordml/word16du" xmlns:w16sdtdh="http://schemas.microsoft.com/office/word/2020/wordml/sdtdatahash" xmlns:w16sdtfl="http://schemas.microsoft.com/office/word/2024/wordml/sdtformatlock" xmlns:w16se="http://schemas.microsoft.com/office/word/2015/wordml/symex" xmlns:wpg="http://schemas.microsoft.com/office/word/2010/wordprocessingGroup" xmlns:wpi="http://schemas.microsoft.com/office/word/2010/wordprocessingInk" xmlns:wne="http://schemas.microsoft.com/office/word/2006/wordml" xmlns:wps="http://schemas.microsoft.com/office/word/2010/wordprocessingShape" mc:Ignorable="w14 w15 w16se w16cid w16 w16cex w16sdtdh w16sdtfl w16du wp14">
   <w:abstractNum w:abstractNumId="0" w15:restartNumberingAfterBreak="0">
+    <w:nsid w:val="045567AF"/>
+    <w:multiLevelType w:val="multilevel"/>
+    <w:tmpl w:val="DA602A32"/>
+    <w:lvl w:ilvl="0">
+      <w:start w:val="1"/>
+      <w:numFmt w:val="bullet"/>
+      <w:lvlText w:val=""/>
+      <w:lvlJc w:val="left"/>
+      <w:pPr>
+        <w:tabs>
+          <w:tab w:val="num" w:pos="720"/>
+        </w:tabs>
+        <w:ind w:left="720" w:hanging="360"/>
+      </w:pPr>
+      <w:rPr>
+        <w:rFonts w:ascii="Symbol" w:hAnsi="Symbol" w:hint="default"/>
+        <w:sz w:val="20"/>
+      </w:rPr>
+    </w:lvl>
+    <w:lvl w:ilvl="1" w:tentative="1">
+      <w:start w:val="1"/>
+      <w:numFmt w:val="bullet"/>
+      <w:lvlText w:val="o"/>
+      <w:lvlJc w:val="left"/>
+      <w:pPr>
+        <w:tabs>
+          <w:tab w:val="num" w:pos="1440"/>
+        </w:tabs>
+        <w:ind w:left="1440" w:hanging="360"/>
+      </w:pPr>
+      <w:rPr>
+        <w:rFonts w:ascii="Courier New" w:hAnsi="Courier New" w:hint="default"/>
+        <w:sz w:val="20"/>
+      </w:rPr>
+    </w:lvl>
+    <w:lvl w:ilvl="2" w:tentative="1">
+      <w:start w:val="1"/>
+      <w:numFmt w:val="bullet"/>
+      <w:lvlText w:val=""/>
+      <w:lvlJc w:val="left"/>
+      <w:pPr>
+        <w:tabs>
+          <w:tab w:val="num" w:pos="2160"/>
+        </w:tabs>
+        <w:ind w:left="2160" w:hanging="360"/>
+      </w:pPr>
+      <w:rPr>
+        <w:rFonts w:ascii="Wingdings" w:hAnsi="Wingdings" w:hint="default"/>
+        <w:sz w:val="20"/>
+      </w:rPr>
+    </w:lvl>
+    <w:lvl w:ilvl="3" w:tentative="1">
+      <w:start w:val="1"/>
+      <w:numFmt w:val="bullet"/>
+      <w:lvlText w:val=""/>
+      <w:lvlJc w:val="left"/>
+      <w:pPr>
+        <w:tabs>
+          <w:tab w:val="num" w:pos="2880"/>
+        </w:tabs>
+        <w:ind w:left="2880" w:hanging="360"/>
+      </w:pPr>
+      <w:rPr>
+        <w:rFonts w:ascii="Wingdings" w:hAnsi="Wingdings" w:hint="default"/>
+        <w:sz w:val="20"/>
+      </w:rPr>
+    </w:lvl>
+    <w:lvl w:ilvl="4" w:tentative="1">
+      <w:start w:val="1"/>
+      <w:numFmt w:val="bullet"/>
+      <w:lvlText w:val=""/>
+      <w:lvlJc w:val="left"/>
+      <w:pPr>
+        <w:tabs>
+          <w:tab w:val="num" w:pos="3600"/>
+        </w:tabs>
+        <w:ind w:left="3600" w:hanging="360"/>
+      </w:pPr>
+      <w:rPr>
+        <w:rFonts w:ascii="Wingdings" w:hAnsi="Wingdings" w:hint="default"/>
+        <w:sz w:val="20"/>
+      </w:rPr>
+    </w:lvl>
+    <w:lvl w:ilvl="5" w:tentative="1">
+      <w:start w:val="1"/>
+      <w:numFmt w:val="bullet"/>
+      <w:lvlText w:val=""/>
+      <w:lvlJc w:val="left"/>
+      <w:pPr>
+        <w:tabs>
+          <w:tab w:val="num" w:pos="4320"/>
+        </w:tabs>
+        <w:ind w:left="4320" w:hanging="360"/>
+      </w:pPr>
+      <w:rPr>
+        <w:rFonts w:ascii="Wingdings" w:hAnsi="Wingdings" w:hint="default"/>
+        <w:sz w:val="20"/>
+      </w:rPr>
+    </w:lvl>
+    <w:lvl w:ilvl="6" w:tentative="1">
+      <w:start w:val="1"/>
+      <w:numFmt w:val="bullet"/>
+      <w:lvlText w:val=""/>
+      <w:lvlJc w:val="left"/>
+      <w:pPr>
+        <w:tabs>
+          <w:tab w:val="num" w:pos="5040"/>
+        </w:tabs>
+        <w:ind w:left="5040" w:hanging="360"/>
+      </w:pPr>
+      <w:rPr>
+        <w:rFonts w:ascii="Wingdings" w:hAnsi="Wingdings" w:hint="default"/>
+        <w:sz w:val="20"/>
+      </w:rPr>
+    </w:lvl>
+    <w:lvl w:ilvl="7" w:tentative="1">
+      <w:start w:val="1"/>
+      <w:numFmt w:val="bullet"/>
+      <w:lvlText w:val=""/>
+      <w:lvlJc w:val="left"/>
+      <w:pPr>
+        <w:tabs>
+          <w:tab w:val="num" w:pos="5760"/>
+        </w:tabs>
+        <w:ind w:left="5760" w:hanging="360"/>
+      </w:pPr>
+      <w:rPr>
+        <w:rFonts w:ascii="Wingdings" w:hAnsi="Wingdings" w:hint="default"/>
+        <w:sz w:val="20"/>
+      </w:rPr>
+    </w:lvl>
+    <w:lvl w:ilvl="8" w:tentative="1">
+      <w:start w:val="1"/>
+      <w:numFmt w:val="bullet"/>
+      <w:lvlText w:val=""/>
+      <w:lvlJc w:val="left"/>
+      <w:pPr>
+        <w:tabs>
+          <w:tab w:val="num" w:pos="6480"/>
+        </w:tabs>
+        <w:ind w:left="6480" w:hanging="360"/>
+      </w:pPr>
+      <w:rPr>
+        <w:rFonts w:ascii="Wingdings" w:hAnsi="Wingdings" w:hint="default"/>
+        <w:sz w:val="20"/>
+      </w:rPr>
+    </w:lvl>
+  </w:abstractNum>
+  <w:abstractNum w:abstractNumId="1" w15:restartNumberingAfterBreak="0">
+    <w:nsid w:val="08F840EC"/>
+    <w:multiLevelType w:val="multilevel"/>
+    <w:tmpl w:val="C792DC08"/>
+    <w:lvl w:ilvl="0">
+      <w:start w:val="1"/>
+      <w:numFmt w:val="decimal"/>
+      <w:lvlText w:val="%1."/>
+      <w:lvlJc w:val="left"/>
+      <w:pPr>
+        <w:tabs>
+          <w:tab w:val="num" w:pos="720"/>
+        </w:tabs>
+        <w:ind w:left="720" w:hanging="360"/>
+      </w:pPr>
+    </w:lvl>
+    <w:lvl w:ilvl="1" w:tentative="1">
+      <w:start w:val="1"/>
+      <w:numFmt w:val="decimal"/>
+      <w:lvlText w:val="%2."/>
+      <w:lvlJc w:val="left"/>
+      <w:pPr>
+        <w:tabs>
+          <w:tab w:val="num" w:pos="1440"/>
+        </w:tabs>
+        <w:ind w:left="1440" w:hanging="360"/>
+      </w:pPr>
+    </w:lvl>
+    <w:lvl w:ilvl="2" w:tentative="1">
+      <w:start w:val="1"/>
+      <w:numFmt w:val="decimal"/>
+      <w:lvlText w:val="%3."/>
+      <w:lvlJc w:val="left"/>
+      <w:pPr>
+        <w:tabs>
+          <w:tab w:val="num" w:pos="2160"/>
+        </w:tabs>
+        <w:ind w:left="2160" w:hanging="360"/>
+      </w:pPr>
+    </w:lvl>
+    <w:lvl w:ilvl="3" w:tentative="1">
+      <w:start w:val="1"/>
+      <w:numFmt w:val="decimal"/>
+      <w:lvlText w:val="%4."/>
+      <w:lvlJc w:val="left"/>
+      <w:pPr>
+        <w:tabs>
+          <w:tab w:val="num" w:pos="2880"/>
+        </w:tabs>
+        <w:ind w:left="2880" w:hanging="360"/>
+      </w:pPr>
+    </w:lvl>
+    <w:lvl w:ilvl="4" w:tentative="1">
+      <w:start w:val="1"/>
+      <w:numFmt w:val="decimal"/>
+      <w:lvlText w:val="%5."/>
+      <w:lvlJc w:val="left"/>
+      <w:pPr>
+        <w:tabs>
+          <w:tab w:val="num" w:pos="3600"/>
+        </w:tabs>
+        <w:ind w:left="3600" w:hanging="360"/>
+      </w:pPr>
+    </w:lvl>
+    <w:lvl w:ilvl="5" w:tentative="1">
+      <w:start w:val="1"/>
+      <w:numFmt w:val="decimal"/>
+      <w:lvlText w:val="%6."/>
+      <w:lvlJc w:val="left"/>
+      <w:pPr>
+        <w:tabs>
+          <w:tab w:val="num" w:pos="4320"/>
+        </w:tabs>
+        <w:ind w:left="4320" w:hanging="360"/>
+      </w:pPr>
+    </w:lvl>
+    <w:lvl w:ilvl="6" w:tentative="1">
+      <w:start w:val="1"/>
+      <w:numFmt w:val="decimal"/>
+      <w:lvlText w:val="%7."/>
+      <w:lvlJc w:val="left"/>
+      <w:pPr>
+        <w:tabs>
+          <w:tab w:val="num" w:pos="5040"/>
+        </w:tabs>
+        <w:ind w:left="5040" w:hanging="360"/>
+      </w:pPr>
+    </w:lvl>
+    <w:lvl w:ilvl="7" w:tentative="1">
+      <w:start w:val="1"/>
+      <w:numFmt w:val="decimal"/>
+      <w:lvlText w:val="%8."/>
+      <w:lvlJc w:val="left"/>
+      <w:pPr>
+        <w:tabs>
+          <w:tab w:val="num" w:pos="5760"/>
+        </w:tabs>
+        <w:ind w:left="5760" w:hanging="360"/>
+      </w:pPr>
+    </w:lvl>
+    <w:lvl w:ilvl="8" w:tentative="1">
+      <w:start w:val="1"/>
+      <w:numFmt w:val="decimal"/>
+      <w:lvlText w:val="%9."/>
+      <w:lvlJc w:val="left"/>
+      <w:pPr>
+        <w:tabs>
+          <w:tab w:val="num" w:pos="6480"/>
+        </w:tabs>
+        <w:ind w:left="6480" w:hanging="360"/>
+      </w:pPr>
+    </w:lvl>
+  </w:abstractNum>
+  <w:abstractNum w:abstractNumId="2" w15:restartNumberingAfterBreak="0">
+    <w:nsid w:val="0D831664"/>
+    <w:multiLevelType w:val="multilevel"/>
+    <w:tmpl w:val="7944B9EE"/>
+    <w:lvl w:ilvl="0">
+      <w:start w:val="1"/>
+      <w:numFmt w:val="bullet"/>
+      <w:lvlText w:val=""/>
+      <w:lvlJc w:val="left"/>
+      <w:pPr>
+        <w:tabs>
+          <w:tab w:val="num" w:pos="720"/>
+        </w:tabs>
+        <w:ind w:left="720" w:hanging="360"/>
+      </w:pPr>
+      <w:rPr>
+        <w:rFonts w:ascii="Symbol" w:hAnsi="Symbol" w:hint="default"/>
+        <w:sz w:val="20"/>
+      </w:rPr>
+    </w:lvl>
+    <w:lvl w:ilvl="1" w:tentative="1">
+      <w:start w:val="1"/>
+      <w:numFmt w:val="bullet"/>
+      <w:lvlText w:val="o"/>
+      <w:lvlJc w:val="left"/>
+      <w:pPr>
+        <w:tabs>
+          <w:tab w:val="num" w:pos="1440"/>
+        </w:tabs>
+        <w:ind w:left="1440" w:hanging="360"/>
+      </w:pPr>
+      <w:rPr>
+        <w:rFonts w:ascii="Courier New" w:hAnsi="Courier New" w:hint="default"/>
+        <w:sz w:val="20"/>
+      </w:rPr>
+    </w:lvl>
+    <w:lvl w:ilvl="2" w:tentative="1">
+      <w:start w:val="1"/>
+      <w:numFmt w:val="bullet"/>
+      <w:lvlText w:val=""/>
+      <w:lvlJc w:val="left"/>
+      <w:pPr>
+        <w:tabs>
+          <w:tab w:val="num" w:pos="2160"/>
+        </w:tabs>
+        <w:ind w:left="2160" w:hanging="360"/>
+      </w:pPr>
+      <w:rPr>
+        <w:rFonts w:ascii="Wingdings" w:hAnsi="Wingdings" w:hint="default"/>
+        <w:sz w:val="20"/>
+      </w:rPr>
+    </w:lvl>
+    <w:lvl w:ilvl="3" w:tentative="1">
+      <w:start w:val="1"/>
+      <w:numFmt w:val="bullet"/>
+      <w:lvlText w:val=""/>
+      <w:lvlJc w:val="left"/>
+      <w:pPr>
+        <w:tabs>
+          <w:tab w:val="num" w:pos="2880"/>
+        </w:tabs>
+        <w:ind w:left="2880" w:hanging="360"/>
+      </w:pPr>
+      <w:rPr>
+        <w:rFonts w:ascii="Wingdings" w:hAnsi="Wingdings" w:hint="default"/>
+        <w:sz w:val="20"/>
+      </w:rPr>
+    </w:lvl>
+    <w:lvl w:ilvl="4" w:tentative="1">
+      <w:start w:val="1"/>
+      <w:numFmt w:val="bullet"/>
+      <w:lvlText w:val=""/>
+      <w:lvlJc w:val="left"/>
+      <w:pPr>
+        <w:tabs>
+          <w:tab w:val="num" w:pos="3600"/>
+        </w:tabs>
+        <w:ind w:left="3600" w:hanging="360"/>
+      </w:pPr>
+      <w:rPr>
+        <w:rFonts w:ascii="Wingdings" w:hAnsi="Wingdings" w:hint="default"/>
+        <w:sz w:val="20"/>
+      </w:rPr>
+    </w:lvl>
+    <w:lvl w:ilvl="5" w:tentative="1">
+      <w:start w:val="1"/>
+      <w:numFmt w:val="bullet"/>
+      <w:lvlText w:val=""/>
+      <w:lvlJc w:val="left"/>
+      <w:pPr>
+        <w:tabs>
+          <w:tab w:val="num" w:pos="4320"/>
+        </w:tabs>
+        <w:ind w:left="4320" w:hanging="360"/>
+      </w:pPr>
+      <w:rPr>
+        <w:rFonts w:ascii="Wingdings" w:hAnsi="Wingdings" w:hint="default"/>
+        <w:sz w:val="20"/>
+      </w:rPr>
+    </w:lvl>
+    <w:lvl w:ilvl="6" w:tentative="1">
+      <w:start w:val="1"/>
+      <w:numFmt w:val="bullet"/>
+      <w:lvlText w:val=""/>
+      <w:lvlJc w:val="left"/>
+      <w:pPr>
+        <w:tabs>
+          <w:tab w:val="num" w:pos="5040"/>
+        </w:tabs>
+        <w:ind w:left="5040" w:hanging="360"/>
+      </w:pPr>
+      <w:rPr>
+        <w:rFonts w:ascii="Wingdings" w:hAnsi="Wingdings" w:hint="default"/>
+        <w:sz w:val="20"/>
+      </w:rPr>
+    </w:lvl>
+    <w:lvl w:ilvl="7" w:tentative="1">
+      <w:start w:val="1"/>
+      <w:numFmt w:val="bullet"/>
+      <w:lvlText w:val=""/>
+      <w:lvlJc w:val="left"/>
+      <w:pPr>
+        <w:tabs>
+          <w:tab w:val="num" w:pos="5760"/>
+        </w:tabs>
+        <w:ind w:left="5760" w:hanging="360"/>
+      </w:pPr>
+      <w:rPr>
+        <w:rFonts w:ascii="Wingdings" w:hAnsi="Wingdings" w:hint="default"/>
+        <w:sz w:val="20"/>
+      </w:rPr>
+    </w:lvl>
+    <w:lvl w:ilvl="8" w:tentative="1">
+      <w:start w:val="1"/>
+      <w:numFmt w:val="bullet"/>
+      <w:lvlText w:val=""/>
+      <w:lvlJc w:val="left"/>
+      <w:pPr>
+        <w:tabs>
+          <w:tab w:val="num" w:pos="6480"/>
+        </w:tabs>
+        <w:ind w:left="6480" w:hanging="360"/>
+      </w:pPr>
+      <w:rPr>
+        <w:rFonts w:ascii="Wingdings" w:hAnsi="Wingdings" w:hint="default"/>
+        <w:sz w:val="20"/>
+      </w:rPr>
+    </w:lvl>
+  </w:abstractNum>
+  <w:abstractNum w:abstractNumId="3" w15:restartNumberingAfterBreak="0">
     <w:nsid w:val="0F513DED"/>
     <w:multiLevelType w:val="multilevel"/>
     <w:tmpl w:val="B78C274E"/>
@@ -2795,7 +7089,269 @@
       </w:pPr>
     </w:lvl>
   </w:abstractNum>
-  <w:abstractNum w:abstractNumId="1" w15:restartNumberingAfterBreak="0">
+  <w:abstractNum w:abstractNumId="4" w15:restartNumberingAfterBreak="0">
+    <w:nsid w:val="10844850"/>
+    <w:multiLevelType w:val="multilevel"/>
+    <w:tmpl w:val="EA08B236"/>
+    <w:lvl w:ilvl="0">
+      <w:start w:val="1"/>
+      <w:numFmt w:val="bullet"/>
+      <w:lvlText w:val=""/>
+      <w:lvlJc w:val="left"/>
+      <w:pPr>
+        <w:tabs>
+          <w:tab w:val="num" w:pos="720"/>
+        </w:tabs>
+        <w:ind w:left="720" w:hanging="360"/>
+      </w:pPr>
+      <w:rPr>
+        <w:rFonts w:ascii="Symbol" w:hAnsi="Symbol" w:hint="default"/>
+        <w:sz w:val="20"/>
+      </w:rPr>
+    </w:lvl>
+    <w:lvl w:ilvl="1">
+      <w:start w:val="1"/>
+      <w:numFmt w:val="bullet"/>
+      <w:lvlText w:val="o"/>
+      <w:lvlJc w:val="left"/>
+      <w:pPr>
+        <w:tabs>
+          <w:tab w:val="num" w:pos="1440"/>
+        </w:tabs>
+        <w:ind w:left="1440" w:hanging="360"/>
+      </w:pPr>
+      <w:rPr>
+        <w:rFonts w:ascii="Courier New" w:hAnsi="Courier New" w:hint="default"/>
+        <w:sz w:val="20"/>
+      </w:rPr>
+    </w:lvl>
+    <w:lvl w:ilvl="2" w:tentative="1">
+      <w:start w:val="1"/>
+      <w:numFmt w:val="bullet"/>
+      <w:lvlText w:val=""/>
+      <w:lvlJc w:val="left"/>
+      <w:pPr>
+        <w:tabs>
+          <w:tab w:val="num" w:pos="2160"/>
+        </w:tabs>
+        <w:ind w:left="2160" w:hanging="360"/>
+      </w:pPr>
+      <w:rPr>
+        <w:rFonts w:ascii="Wingdings" w:hAnsi="Wingdings" w:hint="default"/>
+        <w:sz w:val="20"/>
+      </w:rPr>
+    </w:lvl>
+    <w:lvl w:ilvl="3" w:tentative="1">
+      <w:start w:val="1"/>
+      <w:numFmt w:val="bullet"/>
+      <w:lvlText w:val=""/>
+      <w:lvlJc w:val="left"/>
+      <w:pPr>
+        <w:tabs>
+          <w:tab w:val="num" w:pos="2880"/>
+        </w:tabs>
+        <w:ind w:left="2880" w:hanging="360"/>
+      </w:pPr>
+      <w:rPr>
+        <w:rFonts w:ascii="Wingdings" w:hAnsi="Wingdings" w:hint="default"/>
+        <w:sz w:val="20"/>
+      </w:rPr>
+    </w:lvl>
+    <w:lvl w:ilvl="4" w:tentative="1">
+      <w:start w:val="1"/>
+      <w:numFmt w:val="bullet"/>
+      <w:lvlText w:val=""/>
+      <w:lvlJc w:val="left"/>
+      <w:pPr>
+        <w:tabs>
+          <w:tab w:val="num" w:pos="3600"/>
+        </w:tabs>
+        <w:ind w:left="3600" w:hanging="360"/>
+      </w:pPr>
+      <w:rPr>
+        <w:rFonts w:ascii="Wingdings" w:hAnsi="Wingdings" w:hint="default"/>
+        <w:sz w:val="20"/>
+      </w:rPr>
+    </w:lvl>
+    <w:lvl w:ilvl="5" w:tentative="1">
+      <w:start w:val="1"/>
+      <w:numFmt w:val="bullet"/>
+      <w:lvlText w:val=""/>
+      <w:lvlJc w:val="left"/>
+      <w:pPr>
+        <w:tabs>
+          <w:tab w:val="num" w:pos="4320"/>
+        </w:tabs>
+        <w:ind w:left="4320" w:hanging="360"/>
+      </w:pPr>
+      <w:rPr>
+        <w:rFonts w:ascii="Wingdings" w:hAnsi="Wingdings" w:hint="default"/>
+        <w:sz w:val="20"/>
+      </w:rPr>
+    </w:lvl>
+    <w:lvl w:ilvl="6" w:tentative="1">
+      <w:start w:val="1"/>
+      <w:numFmt w:val="bullet"/>
+      <w:lvlText w:val=""/>
+      <w:lvlJc w:val="left"/>
+      <w:pPr>
+        <w:tabs>
+          <w:tab w:val="num" w:pos="5040"/>
+        </w:tabs>
+        <w:ind w:left="5040" w:hanging="360"/>
+      </w:pPr>
+      <w:rPr>
+        <w:rFonts w:ascii="Wingdings" w:hAnsi="Wingdings" w:hint="default"/>
+        <w:sz w:val="20"/>
+      </w:rPr>
+    </w:lvl>
+    <w:lvl w:ilvl="7" w:tentative="1">
+      <w:start w:val="1"/>
+      <w:numFmt w:val="bullet"/>
+      <w:lvlText w:val=""/>
+      <w:lvlJc w:val="left"/>
+      <w:pPr>
+        <w:tabs>
+          <w:tab w:val="num" w:pos="5760"/>
+        </w:tabs>
+        <w:ind w:left="5760" w:hanging="360"/>
+      </w:pPr>
+      <w:rPr>
+        <w:rFonts w:ascii="Wingdings" w:hAnsi="Wingdings" w:hint="default"/>
+        <w:sz w:val="20"/>
+      </w:rPr>
+    </w:lvl>
+    <w:lvl w:ilvl="8" w:tentative="1">
+      <w:start w:val="1"/>
+      <w:numFmt w:val="bullet"/>
+      <w:lvlText w:val=""/>
+      <w:lvlJc w:val="left"/>
+      <w:pPr>
+        <w:tabs>
+          <w:tab w:val="num" w:pos="6480"/>
+        </w:tabs>
+        <w:ind w:left="6480" w:hanging="360"/>
+      </w:pPr>
+      <w:rPr>
+        <w:rFonts w:ascii="Wingdings" w:hAnsi="Wingdings" w:hint="default"/>
+        <w:sz w:val="20"/>
+      </w:rPr>
+    </w:lvl>
+  </w:abstractNum>
+  <w:abstractNum w:abstractNumId="5" w15:restartNumberingAfterBreak="0">
+    <w:nsid w:val="167F4930"/>
+    <w:multiLevelType w:val="multilevel"/>
+    <w:tmpl w:val="10A84C54"/>
+    <w:lvl w:ilvl="0">
+      <w:start w:val="1"/>
+      <w:numFmt w:val="decimal"/>
+      <w:lvlText w:val="%1."/>
+      <w:lvlJc w:val="left"/>
+      <w:pPr>
+        <w:tabs>
+          <w:tab w:val="num" w:pos="720"/>
+        </w:tabs>
+        <w:ind w:left="720" w:hanging="360"/>
+      </w:pPr>
+    </w:lvl>
+    <w:lvl w:ilvl="1" w:tentative="1">
+      <w:start w:val="1"/>
+      <w:numFmt w:val="decimal"/>
+      <w:lvlText w:val="%2."/>
+      <w:lvlJc w:val="left"/>
+      <w:pPr>
+        <w:tabs>
+          <w:tab w:val="num" w:pos="1440"/>
+        </w:tabs>
+        <w:ind w:left="1440" w:hanging="360"/>
+      </w:pPr>
+    </w:lvl>
+    <w:lvl w:ilvl="2" w:tentative="1">
+      <w:start w:val="1"/>
+      <w:numFmt w:val="decimal"/>
+      <w:lvlText w:val="%3."/>
+      <w:lvlJc w:val="left"/>
+      <w:pPr>
+        <w:tabs>
+          <w:tab w:val="num" w:pos="2160"/>
+        </w:tabs>
+        <w:ind w:left="2160" w:hanging="360"/>
+      </w:pPr>
+    </w:lvl>
+    <w:lvl w:ilvl="3" w:tentative="1">
+      <w:start w:val="1"/>
+      <w:numFmt w:val="decimal"/>
+      <w:lvlText w:val="%4."/>
+      <w:lvlJc w:val="left"/>
+      <w:pPr>
+        <w:tabs>
+          <w:tab w:val="num" w:pos="2880"/>
+        </w:tabs>
+        <w:ind w:left="2880" w:hanging="360"/>
+      </w:pPr>
+    </w:lvl>
+    <w:lvl w:ilvl="4" w:tentative="1">
+      <w:start w:val="1"/>
+      <w:numFmt w:val="decimal"/>
+      <w:lvlText w:val="%5."/>
+      <w:lvlJc w:val="left"/>
+      <w:pPr>
+        <w:tabs>
+          <w:tab w:val="num" w:pos="3600"/>
+        </w:tabs>
+        <w:ind w:left="3600" w:hanging="360"/>
+      </w:pPr>
+    </w:lvl>
+    <w:lvl w:ilvl="5" w:tentative="1">
+      <w:start w:val="1"/>
+      <w:numFmt w:val="decimal"/>
+      <w:lvlText w:val="%6."/>
+      <w:lvlJc w:val="left"/>
+      <w:pPr>
+        <w:tabs>
+          <w:tab w:val="num" w:pos="4320"/>
+        </w:tabs>
+        <w:ind w:left="4320" w:hanging="360"/>
+      </w:pPr>
+    </w:lvl>
+    <w:lvl w:ilvl="6" w:tentative="1">
+      <w:start w:val="1"/>
+      <w:numFmt w:val="decimal"/>
+      <w:lvlText w:val="%7."/>
+      <w:lvlJc w:val="left"/>
+      <w:pPr>
+        <w:tabs>
+          <w:tab w:val="num" w:pos="5040"/>
+        </w:tabs>
+        <w:ind w:left="5040" w:hanging="360"/>
+      </w:pPr>
+    </w:lvl>
+    <w:lvl w:ilvl="7" w:tentative="1">
+      <w:start w:val="1"/>
+      <w:numFmt w:val="decimal"/>
+      <w:lvlText w:val="%8."/>
+      <w:lvlJc w:val="left"/>
+      <w:pPr>
+        <w:tabs>
+          <w:tab w:val="num" w:pos="5760"/>
+        </w:tabs>
+        <w:ind w:left="5760" w:hanging="360"/>
+      </w:pPr>
+    </w:lvl>
+    <w:lvl w:ilvl="8" w:tentative="1">
+      <w:start w:val="1"/>
+      <w:numFmt w:val="decimal"/>
+      <w:lvlText w:val="%9."/>
+      <w:lvlJc w:val="left"/>
+      <w:pPr>
+        <w:tabs>
+          <w:tab w:val="num" w:pos="6480"/>
+        </w:tabs>
+        <w:ind w:left="6480" w:hanging="360"/>
+      </w:pPr>
+    </w:lvl>
+  </w:abstractNum>
+  <w:abstractNum w:abstractNumId="6" w15:restartNumberingAfterBreak="0">
     <w:nsid w:val="1E7532A2"/>
     <w:multiLevelType w:val="multilevel"/>
     <w:tmpl w:val="382C3E7A"/>
@@ -2944,7 +7500,7 @@
       </w:rPr>
     </w:lvl>
   </w:abstractNum>
-  <w:abstractNum w:abstractNumId="2" w15:restartNumberingAfterBreak="0">
+  <w:abstractNum w:abstractNumId="7" w15:restartNumberingAfterBreak="0">
     <w:nsid w:val="26925CEF"/>
     <w:multiLevelType w:val="multilevel"/>
     <w:tmpl w:val="298A1988"/>
@@ -3093,7 +7649,7 @@
       </w:rPr>
     </w:lvl>
   </w:abstractNum>
-  <w:abstractNum w:abstractNumId="3" w15:restartNumberingAfterBreak="0">
+  <w:abstractNum w:abstractNumId="8" w15:restartNumberingAfterBreak="0">
     <w:nsid w:val="28BA2064"/>
     <w:multiLevelType w:val="multilevel"/>
     <w:tmpl w:val="8DE887E8"/>
@@ -3242,7 +7798,7 @@
       </w:rPr>
     </w:lvl>
   </w:abstractNum>
-  <w:abstractNum w:abstractNumId="4" w15:restartNumberingAfterBreak="0">
+  <w:abstractNum w:abstractNumId="9" w15:restartNumberingAfterBreak="0">
     <w:nsid w:val="35DC74E6"/>
     <w:multiLevelType w:val="multilevel"/>
     <w:tmpl w:val="BE80EDBE"/>
@@ -3391,7 +7947,603 @@
       </w:rPr>
     </w:lvl>
   </w:abstractNum>
-  <w:abstractNum w:abstractNumId="5" w15:restartNumberingAfterBreak="0">
+  <w:abstractNum w:abstractNumId="10" w15:restartNumberingAfterBreak="0">
+    <w:nsid w:val="37352492"/>
+    <w:multiLevelType w:val="multilevel"/>
+    <w:tmpl w:val="422CF384"/>
+    <w:lvl w:ilvl="0">
+      <w:start w:val="1"/>
+      <w:numFmt w:val="bullet"/>
+      <w:lvlText w:val=""/>
+      <w:lvlJc w:val="left"/>
+      <w:pPr>
+        <w:tabs>
+          <w:tab w:val="num" w:pos="720"/>
+        </w:tabs>
+        <w:ind w:left="720" w:hanging="360"/>
+      </w:pPr>
+      <w:rPr>
+        <w:rFonts w:ascii="Symbol" w:hAnsi="Symbol" w:hint="default"/>
+        <w:sz w:val="20"/>
+      </w:rPr>
+    </w:lvl>
+    <w:lvl w:ilvl="1">
+      <w:start w:val="1"/>
+      <w:numFmt w:val="bullet"/>
+      <w:lvlText w:val="o"/>
+      <w:lvlJc w:val="left"/>
+      <w:pPr>
+        <w:tabs>
+          <w:tab w:val="num" w:pos="1440"/>
+        </w:tabs>
+        <w:ind w:left="1440" w:hanging="360"/>
+      </w:pPr>
+      <w:rPr>
+        <w:rFonts w:ascii="Courier New" w:hAnsi="Courier New" w:hint="default"/>
+        <w:sz w:val="20"/>
+      </w:rPr>
+    </w:lvl>
+    <w:lvl w:ilvl="2" w:tentative="1">
+      <w:start w:val="1"/>
+      <w:numFmt w:val="bullet"/>
+      <w:lvlText w:val=""/>
+      <w:lvlJc w:val="left"/>
+      <w:pPr>
+        <w:tabs>
+          <w:tab w:val="num" w:pos="2160"/>
+        </w:tabs>
+        <w:ind w:left="2160" w:hanging="360"/>
+      </w:pPr>
+      <w:rPr>
+        <w:rFonts w:ascii="Wingdings" w:hAnsi="Wingdings" w:hint="default"/>
+        <w:sz w:val="20"/>
+      </w:rPr>
+    </w:lvl>
+    <w:lvl w:ilvl="3" w:tentative="1">
+      <w:start w:val="1"/>
+      <w:numFmt w:val="bullet"/>
+      <w:lvlText w:val=""/>
+      <w:lvlJc w:val="left"/>
+      <w:pPr>
+        <w:tabs>
+          <w:tab w:val="num" w:pos="2880"/>
+        </w:tabs>
+        <w:ind w:left="2880" w:hanging="360"/>
+      </w:pPr>
+      <w:rPr>
+        <w:rFonts w:ascii="Wingdings" w:hAnsi="Wingdings" w:hint="default"/>
+        <w:sz w:val="20"/>
+      </w:rPr>
+    </w:lvl>
+    <w:lvl w:ilvl="4" w:tentative="1">
+      <w:start w:val="1"/>
+      <w:numFmt w:val="bullet"/>
+      <w:lvlText w:val=""/>
+      <w:lvlJc w:val="left"/>
+      <w:pPr>
+        <w:tabs>
+          <w:tab w:val="num" w:pos="3600"/>
+        </w:tabs>
+        <w:ind w:left="3600" w:hanging="360"/>
+      </w:pPr>
+      <w:rPr>
+        <w:rFonts w:ascii="Wingdings" w:hAnsi="Wingdings" w:hint="default"/>
+        <w:sz w:val="20"/>
+      </w:rPr>
+    </w:lvl>
+    <w:lvl w:ilvl="5" w:tentative="1">
+      <w:start w:val="1"/>
+      <w:numFmt w:val="bullet"/>
+      <w:lvlText w:val=""/>
+      <w:lvlJc w:val="left"/>
+      <w:pPr>
+        <w:tabs>
+          <w:tab w:val="num" w:pos="4320"/>
+        </w:tabs>
+        <w:ind w:left="4320" w:hanging="360"/>
+      </w:pPr>
+      <w:rPr>
+        <w:rFonts w:ascii="Wingdings" w:hAnsi="Wingdings" w:hint="default"/>
+        <w:sz w:val="20"/>
+      </w:rPr>
+    </w:lvl>
+    <w:lvl w:ilvl="6" w:tentative="1">
+      <w:start w:val="1"/>
+      <w:numFmt w:val="bullet"/>
+      <w:lvlText w:val=""/>
+      <w:lvlJc w:val="left"/>
+      <w:pPr>
+        <w:tabs>
+          <w:tab w:val="num" w:pos="5040"/>
+        </w:tabs>
+        <w:ind w:left="5040" w:hanging="360"/>
+      </w:pPr>
+      <w:rPr>
+        <w:rFonts w:ascii="Wingdings" w:hAnsi="Wingdings" w:hint="default"/>
+        <w:sz w:val="20"/>
+      </w:rPr>
+    </w:lvl>
+    <w:lvl w:ilvl="7" w:tentative="1">
+      <w:start w:val="1"/>
+      <w:numFmt w:val="bullet"/>
+      <w:lvlText w:val=""/>
+      <w:lvlJc w:val="left"/>
+      <w:pPr>
+        <w:tabs>
+          <w:tab w:val="num" w:pos="5760"/>
+        </w:tabs>
+        <w:ind w:left="5760" w:hanging="360"/>
+      </w:pPr>
+      <w:rPr>
+        <w:rFonts w:ascii="Wingdings" w:hAnsi="Wingdings" w:hint="default"/>
+        <w:sz w:val="20"/>
+      </w:rPr>
+    </w:lvl>
+    <w:lvl w:ilvl="8" w:tentative="1">
+      <w:start w:val="1"/>
+      <w:numFmt w:val="bullet"/>
+      <w:lvlText w:val=""/>
+      <w:lvlJc w:val="left"/>
+      <w:pPr>
+        <w:tabs>
+          <w:tab w:val="num" w:pos="6480"/>
+        </w:tabs>
+        <w:ind w:left="6480" w:hanging="360"/>
+      </w:pPr>
+      <w:rPr>
+        <w:rFonts w:ascii="Wingdings" w:hAnsi="Wingdings" w:hint="default"/>
+        <w:sz w:val="20"/>
+      </w:rPr>
+    </w:lvl>
+  </w:abstractNum>
+  <w:abstractNum w:abstractNumId="11" w15:restartNumberingAfterBreak="0">
+    <w:nsid w:val="3FE73AE6"/>
+    <w:multiLevelType w:val="multilevel"/>
+    <w:tmpl w:val="B1FEC90E"/>
+    <w:lvl w:ilvl="0">
+      <w:start w:val="1"/>
+      <w:numFmt w:val="bullet"/>
+      <w:lvlText w:val=""/>
+      <w:lvlJc w:val="left"/>
+      <w:pPr>
+        <w:tabs>
+          <w:tab w:val="num" w:pos="720"/>
+        </w:tabs>
+        <w:ind w:left="720" w:hanging="360"/>
+      </w:pPr>
+      <w:rPr>
+        <w:rFonts w:ascii="Symbol" w:hAnsi="Symbol" w:hint="default"/>
+        <w:sz w:val="20"/>
+      </w:rPr>
+    </w:lvl>
+    <w:lvl w:ilvl="1" w:tentative="1">
+      <w:start w:val="1"/>
+      <w:numFmt w:val="bullet"/>
+      <w:lvlText w:val="o"/>
+      <w:lvlJc w:val="left"/>
+      <w:pPr>
+        <w:tabs>
+          <w:tab w:val="num" w:pos="1440"/>
+        </w:tabs>
+        <w:ind w:left="1440" w:hanging="360"/>
+      </w:pPr>
+      <w:rPr>
+        <w:rFonts w:ascii="Courier New" w:hAnsi="Courier New" w:hint="default"/>
+        <w:sz w:val="20"/>
+      </w:rPr>
+    </w:lvl>
+    <w:lvl w:ilvl="2" w:tentative="1">
+      <w:start w:val="1"/>
+      <w:numFmt w:val="bullet"/>
+      <w:lvlText w:val=""/>
+      <w:lvlJc w:val="left"/>
+      <w:pPr>
+        <w:tabs>
+          <w:tab w:val="num" w:pos="2160"/>
+        </w:tabs>
+        <w:ind w:left="2160" w:hanging="360"/>
+      </w:pPr>
+      <w:rPr>
+        <w:rFonts w:ascii="Wingdings" w:hAnsi="Wingdings" w:hint="default"/>
+        <w:sz w:val="20"/>
+      </w:rPr>
+    </w:lvl>
+    <w:lvl w:ilvl="3" w:tentative="1">
+      <w:start w:val="1"/>
+      <w:numFmt w:val="bullet"/>
+      <w:lvlText w:val=""/>
+      <w:lvlJc w:val="left"/>
+      <w:pPr>
+        <w:tabs>
+          <w:tab w:val="num" w:pos="2880"/>
+        </w:tabs>
+        <w:ind w:left="2880" w:hanging="360"/>
+      </w:pPr>
+      <w:rPr>
+        <w:rFonts w:ascii="Wingdings" w:hAnsi="Wingdings" w:hint="default"/>
+        <w:sz w:val="20"/>
+      </w:rPr>
+    </w:lvl>
+    <w:lvl w:ilvl="4" w:tentative="1">
+      <w:start w:val="1"/>
+      <w:numFmt w:val="bullet"/>
+      <w:lvlText w:val=""/>
+      <w:lvlJc w:val="left"/>
+      <w:pPr>
+        <w:tabs>
+          <w:tab w:val="num" w:pos="3600"/>
+        </w:tabs>
+        <w:ind w:left="3600" w:hanging="360"/>
+      </w:pPr>
+      <w:rPr>
+        <w:rFonts w:ascii="Wingdings" w:hAnsi="Wingdings" w:hint="default"/>
+        <w:sz w:val="20"/>
+      </w:rPr>
+    </w:lvl>
+    <w:lvl w:ilvl="5" w:tentative="1">
+      <w:start w:val="1"/>
+      <w:numFmt w:val="bullet"/>
+      <w:lvlText w:val=""/>
+      <w:lvlJc w:val="left"/>
+      <w:pPr>
+        <w:tabs>
+          <w:tab w:val="num" w:pos="4320"/>
+        </w:tabs>
+        <w:ind w:left="4320" w:hanging="360"/>
+      </w:pPr>
+      <w:rPr>
+        <w:rFonts w:ascii="Wingdings" w:hAnsi="Wingdings" w:hint="default"/>
+        <w:sz w:val="20"/>
+      </w:rPr>
+    </w:lvl>
+    <w:lvl w:ilvl="6" w:tentative="1">
+      <w:start w:val="1"/>
+      <w:numFmt w:val="bullet"/>
+      <w:lvlText w:val=""/>
+      <w:lvlJc w:val="left"/>
+      <w:pPr>
+        <w:tabs>
+          <w:tab w:val="num" w:pos="5040"/>
+        </w:tabs>
+        <w:ind w:left="5040" w:hanging="360"/>
+      </w:pPr>
+      <w:rPr>
+        <w:rFonts w:ascii="Wingdings" w:hAnsi="Wingdings" w:hint="default"/>
+        <w:sz w:val="20"/>
+      </w:rPr>
+    </w:lvl>
+    <w:lvl w:ilvl="7" w:tentative="1">
+      <w:start w:val="1"/>
+      <w:numFmt w:val="bullet"/>
+      <w:lvlText w:val=""/>
+      <w:lvlJc w:val="left"/>
+      <w:pPr>
+        <w:tabs>
+          <w:tab w:val="num" w:pos="5760"/>
+        </w:tabs>
+        <w:ind w:left="5760" w:hanging="360"/>
+      </w:pPr>
+      <w:rPr>
+        <w:rFonts w:ascii="Wingdings" w:hAnsi="Wingdings" w:hint="default"/>
+        <w:sz w:val="20"/>
+      </w:rPr>
+    </w:lvl>
+    <w:lvl w:ilvl="8" w:tentative="1">
+      <w:start w:val="1"/>
+      <w:numFmt w:val="bullet"/>
+      <w:lvlText w:val=""/>
+      <w:lvlJc w:val="left"/>
+      <w:pPr>
+        <w:tabs>
+          <w:tab w:val="num" w:pos="6480"/>
+        </w:tabs>
+        <w:ind w:left="6480" w:hanging="360"/>
+      </w:pPr>
+      <w:rPr>
+        <w:rFonts w:ascii="Wingdings" w:hAnsi="Wingdings" w:hint="default"/>
+        <w:sz w:val="20"/>
+      </w:rPr>
+    </w:lvl>
+  </w:abstractNum>
+  <w:abstractNum w:abstractNumId="12" w15:restartNumberingAfterBreak="0">
+    <w:nsid w:val="4C616AE5"/>
+    <w:multiLevelType w:val="multilevel"/>
+    <w:tmpl w:val="423AFF54"/>
+    <w:lvl w:ilvl="0">
+      <w:start w:val="1"/>
+      <w:numFmt w:val="bullet"/>
+      <w:lvlText w:val=""/>
+      <w:lvlJc w:val="left"/>
+      <w:pPr>
+        <w:tabs>
+          <w:tab w:val="num" w:pos="720"/>
+        </w:tabs>
+        <w:ind w:left="720" w:hanging="360"/>
+      </w:pPr>
+      <w:rPr>
+        <w:rFonts w:ascii="Symbol" w:hAnsi="Symbol" w:hint="default"/>
+        <w:sz w:val="20"/>
+      </w:rPr>
+    </w:lvl>
+    <w:lvl w:ilvl="1" w:tentative="1">
+      <w:start w:val="1"/>
+      <w:numFmt w:val="bullet"/>
+      <w:lvlText w:val="o"/>
+      <w:lvlJc w:val="left"/>
+      <w:pPr>
+        <w:tabs>
+          <w:tab w:val="num" w:pos="1440"/>
+        </w:tabs>
+        <w:ind w:left="1440" w:hanging="360"/>
+      </w:pPr>
+      <w:rPr>
+        <w:rFonts w:ascii="Courier New" w:hAnsi="Courier New" w:hint="default"/>
+        <w:sz w:val="20"/>
+      </w:rPr>
+    </w:lvl>
+    <w:lvl w:ilvl="2" w:tentative="1">
+      <w:start w:val="1"/>
+      <w:numFmt w:val="bullet"/>
+      <w:lvlText w:val=""/>
+      <w:lvlJc w:val="left"/>
+      <w:pPr>
+        <w:tabs>
+          <w:tab w:val="num" w:pos="2160"/>
+        </w:tabs>
+        <w:ind w:left="2160" w:hanging="360"/>
+      </w:pPr>
+      <w:rPr>
+        <w:rFonts w:ascii="Wingdings" w:hAnsi="Wingdings" w:hint="default"/>
+        <w:sz w:val="20"/>
+      </w:rPr>
+    </w:lvl>
+    <w:lvl w:ilvl="3" w:tentative="1">
+      <w:start w:val="1"/>
+      <w:numFmt w:val="bullet"/>
+      <w:lvlText w:val=""/>
+      <w:lvlJc w:val="left"/>
+      <w:pPr>
+        <w:tabs>
+          <w:tab w:val="num" w:pos="2880"/>
+        </w:tabs>
+        <w:ind w:left="2880" w:hanging="360"/>
+      </w:pPr>
+      <w:rPr>
+        <w:rFonts w:ascii="Wingdings" w:hAnsi="Wingdings" w:hint="default"/>
+        <w:sz w:val="20"/>
+      </w:rPr>
+    </w:lvl>
+    <w:lvl w:ilvl="4" w:tentative="1">
+      <w:start w:val="1"/>
+      <w:numFmt w:val="bullet"/>
+      <w:lvlText w:val=""/>
+      <w:lvlJc w:val="left"/>
+      <w:pPr>
+        <w:tabs>
+          <w:tab w:val="num" w:pos="3600"/>
+        </w:tabs>
+        <w:ind w:left="3600" w:hanging="360"/>
+      </w:pPr>
+      <w:rPr>
+        <w:rFonts w:ascii="Wingdings" w:hAnsi="Wingdings" w:hint="default"/>
+        <w:sz w:val="20"/>
+      </w:rPr>
+    </w:lvl>
+    <w:lvl w:ilvl="5" w:tentative="1">
+      <w:start w:val="1"/>
+      <w:numFmt w:val="bullet"/>
+      <w:lvlText w:val=""/>
+      <w:lvlJc w:val="left"/>
+      <w:pPr>
+        <w:tabs>
+          <w:tab w:val="num" w:pos="4320"/>
+        </w:tabs>
+        <w:ind w:left="4320" w:hanging="360"/>
+      </w:pPr>
+      <w:rPr>
+        <w:rFonts w:ascii="Wingdings" w:hAnsi="Wingdings" w:hint="default"/>
+        <w:sz w:val="20"/>
+      </w:rPr>
+    </w:lvl>
+    <w:lvl w:ilvl="6" w:tentative="1">
+      <w:start w:val="1"/>
+      <w:numFmt w:val="bullet"/>
+      <w:lvlText w:val=""/>
+      <w:lvlJc w:val="left"/>
+      <w:pPr>
+        <w:tabs>
+          <w:tab w:val="num" w:pos="5040"/>
+        </w:tabs>
+        <w:ind w:left="5040" w:hanging="360"/>
+      </w:pPr>
+      <w:rPr>
+        <w:rFonts w:ascii="Wingdings" w:hAnsi="Wingdings" w:hint="default"/>
+        <w:sz w:val="20"/>
+      </w:rPr>
+    </w:lvl>
+    <w:lvl w:ilvl="7" w:tentative="1">
+      <w:start w:val="1"/>
+      <w:numFmt w:val="bullet"/>
+      <w:lvlText w:val=""/>
+      <w:lvlJc w:val="left"/>
+      <w:pPr>
+        <w:tabs>
+          <w:tab w:val="num" w:pos="5760"/>
+        </w:tabs>
+        <w:ind w:left="5760" w:hanging="360"/>
+      </w:pPr>
+      <w:rPr>
+        <w:rFonts w:ascii="Wingdings" w:hAnsi="Wingdings" w:hint="default"/>
+        <w:sz w:val="20"/>
+      </w:rPr>
+    </w:lvl>
+    <w:lvl w:ilvl="8" w:tentative="1">
+      <w:start w:val="1"/>
+      <w:numFmt w:val="bullet"/>
+      <w:lvlText w:val=""/>
+      <w:lvlJc w:val="left"/>
+      <w:pPr>
+        <w:tabs>
+          <w:tab w:val="num" w:pos="6480"/>
+        </w:tabs>
+        <w:ind w:left="6480" w:hanging="360"/>
+      </w:pPr>
+      <w:rPr>
+        <w:rFonts w:ascii="Wingdings" w:hAnsi="Wingdings" w:hint="default"/>
+        <w:sz w:val="20"/>
+      </w:rPr>
+    </w:lvl>
+  </w:abstractNum>
+  <w:abstractNum w:abstractNumId="13" w15:restartNumberingAfterBreak="0">
+    <w:nsid w:val="4D0A44C8"/>
+    <w:multiLevelType w:val="multilevel"/>
+    <w:tmpl w:val="F71C7932"/>
+    <w:lvl w:ilvl="0">
+      <w:start w:val="1"/>
+      <w:numFmt w:val="bullet"/>
+      <w:lvlText w:val=""/>
+      <w:lvlJc w:val="left"/>
+      <w:pPr>
+        <w:tabs>
+          <w:tab w:val="num" w:pos="720"/>
+        </w:tabs>
+        <w:ind w:left="720" w:hanging="360"/>
+      </w:pPr>
+      <w:rPr>
+        <w:rFonts w:ascii="Symbol" w:hAnsi="Symbol" w:hint="default"/>
+        <w:sz w:val="20"/>
+      </w:rPr>
+    </w:lvl>
+    <w:lvl w:ilvl="1" w:tentative="1">
+      <w:start w:val="1"/>
+      <w:numFmt w:val="bullet"/>
+      <w:lvlText w:val="o"/>
+      <w:lvlJc w:val="left"/>
+      <w:pPr>
+        <w:tabs>
+          <w:tab w:val="num" w:pos="1440"/>
+        </w:tabs>
+        <w:ind w:left="1440" w:hanging="360"/>
+      </w:pPr>
+      <w:rPr>
+        <w:rFonts w:ascii="Courier New" w:hAnsi="Courier New" w:hint="default"/>
+        <w:sz w:val="20"/>
+      </w:rPr>
+    </w:lvl>
+    <w:lvl w:ilvl="2" w:tentative="1">
+      <w:start w:val="1"/>
+      <w:numFmt w:val="bullet"/>
+      <w:lvlText w:val=""/>
+      <w:lvlJc w:val="left"/>
+      <w:pPr>
+        <w:tabs>
+          <w:tab w:val="num" w:pos="2160"/>
+        </w:tabs>
+        <w:ind w:left="2160" w:hanging="360"/>
+      </w:pPr>
+      <w:rPr>
+        <w:rFonts w:ascii="Wingdings" w:hAnsi="Wingdings" w:hint="default"/>
+        <w:sz w:val="20"/>
+      </w:rPr>
+    </w:lvl>
+    <w:lvl w:ilvl="3" w:tentative="1">
+      <w:start w:val="1"/>
+      <w:numFmt w:val="bullet"/>
+      <w:lvlText w:val=""/>
+      <w:lvlJc w:val="left"/>
+      <w:pPr>
+        <w:tabs>
+          <w:tab w:val="num" w:pos="2880"/>
+        </w:tabs>
+        <w:ind w:left="2880" w:hanging="360"/>
+      </w:pPr>
+      <w:rPr>
+        <w:rFonts w:ascii="Wingdings" w:hAnsi="Wingdings" w:hint="default"/>
+        <w:sz w:val="20"/>
+      </w:rPr>
+    </w:lvl>
+    <w:lvl w:ilvl="4" w:tentative="1">
+      <w:start w:val="1"/>
+      <w:numFmt w:val="bullet"/>
+      <w:lvlText w:val=""/>
+      <w:lvlJc w:val="left"/>
+      <w:pPr>
+        <w:tabs>
+          <w:tab w:val="num" w:pos="3600"/>
+        </w:tabs>
+        <w:ind w:left="3600" w:hanging="360"/>
+      </w:pPr>
+      <w:rPr>
+        <w:rFonts w:ascii="Wingdings" w:hAnsi="Wingdings" w:hint="default"/>
+        <w:sz w:val="20"/>
+      </w:rPr>
+    </w:lvl>
+    <w:lvl w:ilvl="5" w:tentative="1">
+      <w:start w:val="1"/>
+      <w:numFmt w:val="bullet"/>
+      <w:lvlText w:val=""/>
+      <w:lvlJc w:val="left"/>
+      <w:pPr>
+        <w:tabs>
+          <w:tab w:val="num" w:pos="4320"/>
+        </w:tabs>
+        <w:ind w:left="4320" w:hanging="360"/>
+      </w:pPr>
+      <w:rPr>
+        <w:rFonts w:ascii="Wingdings" w:hAnsi="Wingdings" w:hint="default"/>
+        <w:sz w:val="20"/>
+      </w:rPr>
+    </w:lvl>
+    <w:lvl w:ilvl="6" w:tentative="1">
+      <w:start w:val="1"/>
+      <w:numFmt w:val="bullet"/>
+      <w:lvlText w:val=""/>
+      <w:lvlJc w:val="left"/>
+      <w:pPr>
+        <w:tabs>
+          <w:tab w:val="num" w:pos="5040"/>
+        </w:tabs>
+        <w:ind w:left="5040" w:hanging="360"/>
+      </w:pPr>
+      <w:rPr>
+        <w:rFonts w:ascii="Wingdings" w:hAnsi="Wingdings" w:hint="default"/>
+        <w:sz w:val="20"/>
+      </w:rPr>
+    </w:lvl>
+    <w:lvl w:ilvl="7" w:tentative="1">
+      <w:start w:val="1"/>
+      <w:numFmt w:val="bullet"/>
+      <w:lvlText w:val=""/>
+      <w:lvlJc w:val="left"/>
+      <w:pPr>
+        <w:tabs>
+          <w:tab w:val="num" w:pos="5760"/>
+        </w:tabs>
+        <w:ind w:left="5760" w:hanging="360"/>
+      </w:pPr>
+      <w:rPr>
+        <w:rFonts w:ascii="Wingdings" w:hAnsi="Wingdings" w:hint="default"/>
+        <w:sz w:val="20"/>
+      </w:rPr>
+    </w:lvl>
+    <w:lvl w:ilvl="8" w:tentative="1">
+      <w:start w:val="1"/>
+      <w:numFmt w:val="bullet"/>
+      <w:lvlText w:val=""/>
+      <w:lvlJc w:val="left"/>
+      <w:pPr>
+        <w:tabs>
+          <w:tab w:val="num" w:pos="6480"/>
+        </w:tabs>
+        <w:ind w:left="6480" w:hanging="360"/>
+      </w:pPr>
+      <w:rPr>
+        <w:rFonts w:ascii="Wingdings" w:hAnsi="Wingdings" w:hint="default"/>
+        <w:sz w:val="20"/>
+      </w:rPr>
+    </w:lvl>
+  </w:abstractNum>
+  <w:abstractNum w:abstractNumId="14" w15:restartNumberingAfterBreak="0">
     <w:nsid w:val="55015A8B"/>
     <w:multiLevelType w:val="multilevel"/>
     <w:tmpl w:val="83C4926E"/>
@@ -3540,7 +8692,156 @@
       </w:rPr>
     </w:lvl>
   </w:abstractNum>
-  <w:abstractNum w:abstractNumId="6" w15:restartNumberingAfterBreak="0">
+  <w:abstractNum w:abstractNumId="15" w15:restartNumberingAfterBreak="0">
+    <w:nsid w:val="70357C37"/>
+    <w:multiLevelType w:val="multilevel"/>
+    <w:tmpl w:val="349487C2"/>
+    <w:lvl w:ilvl="0">
+      <w:start w:val="1"/>
+      <w:numFmt w:val="bullet"/>
+      <w:lvlText w:val=""/>
+      <w:lvlJc w:val="left"/>
+      <w:pPr>
+        <w:tabs>
+          <w:tab w:val="num" w:pos="720"/>
+        </w:tabs>
+        <w:ind w:left="720" w:hanging="360"/>
+      </w:pPr>
+      <w:rPr>
+        <w:rFonts w:ascii="Symbol" w:hAnsi="Symbol" w:hint="default"/>
+        <w:sz w:val="20"/>
+      </w:rPr>
+    </w:lvl>
+    <w:lvl w:ilvl="1">
+      <w:start w:val="1"/>
+      <w:numFmt w:val="bullet"/>
+      <w:lvlText w:val="o"/>
+      <w:lvlJc w:val="left"/>
+      <w:pPr>
+        <w:tabs>
+          <w:tab w:val="num" w:pos="1440"/>
+        </w:tabs>
+        <w:ind w:left="1440" w:hanging="360"/>
+      </w:pPr>
+      <w:rPr>
+        <w:rFonts w:ascii="Courier New" w:hAnsi="Courier New" w:hint="default"/>
+        <w:sz w:val="20"/>
+      </w:rPr>
+    </w:lvl>
+    <w:lvl w:ilvl="2" w:tentative="1">
+      <w:start w:val="1"/>
+      <w:numFmt w:val="bullet"/>
+      <w:lvlText w:val=""/>
+      <w:lvlJc w:val="left"/>
+      <w:pPr>
+        <w:tabs>
+          <w:tab w:val="num" w:pos="2160"/>
+        </w:tabs>
+        <w:ind w:left="2160" w:hanging="360"/>
+      </w:pPr>
+      <w:rPr>
+        <w:rFonts w:ascii="Wingdings" w:hAnsi="Wingdings" w:hint="default"/>
+        <w:sz w:val="20"/>
+      </w:rPr>
+    </w:lvl>
+    <w:lvl w:ilvl="3" w:tentative="1">
+      <w:start w:val="1"/>
+      <w:numFmt w:val="bullet"/>
+      <w:lvlText w:val=""/>
+      <w:lvlJc w:val="left"/>
+      <w:pPr>
+        <w:tabs>
+          <w:tab w:val="num" w:pos="2880"/>
+        </w:tabs>
+        <w:ind w:left="2880" w:hanging="360"/>
+      </w:pPr>
+      <w:rPr>
+        <w:rFonts w:ascii="Wingdings" w:hAnsi="Wingdings" w:hint="default"/>
+        <w:sz w:val="20"/>
+      </w:rPr>
+    </w:lvl>
+    <w:lvl w:ilvl="4" w:tentative="1">
+      <w:start w:val="1"/>
+      <w:numFmt w:val="bullet"/>
+      <w:lvlText w:val=""/>
+      <w:lvlJc w:val="left"/>
+      <w:pPr>
+        <w:tabs>
+          <w:tab w:val="num" w:pos="3600"/>
+        </w:tabs>
+        <w:ind w:left="3600" w:hanging="360"/>
+      </w:pPr>
+      <w:rPr>
+        <w:rFonts w:ascii="Wingdings" w:hAnsi="Wingdings" w:hint="default"/>
+        <w:sz w:val="20"/>
+      </w:rPr>
+    </w:lvl>
+    <w:lvl w:ilvl="5" w:tentative="1">
+      <w:start w:val="1"/>
+      <w:numFmt w:val="bullet"/>
+      <w:lvlText w:val=""/>
+      <w:lvlJc w:val="left"/>
+      <w:pPr>
+        <w:tabs>
+          <w:tab w:val="num" w:pos="4320"/>
+        </w:tabs>
+        <w:ind w:left="4320" w:hanging="360"/>
+      </w:pPr>
+      <w:rPr>
+        <w:rFonts w:ascii="Wingdings" w:hAnsi="Wingdings" w:hint="default"/>
+        <w:sz w:val="20"/>
+      </w:rPr>
+    </w:lvl>
+    <w:lvl w:ilvl="6" w:tentative="1">
+      <w:start w:val="1"/>
+      <w:numFmt w:val="bullet"/>
+      <w:lvlText w:val=""/>
+      <w:lvlJc w:val="left"/>
+      <w:pPr>
+        <w:tabs>
+          <w:tab w:val="num" w:pos="5040"/>
+        </w:tabs>
+        <w:ind w:left="5040" w:hanging="360"/>
+      </w:pPr>
+      <w:rPr>
+        <w:rFonts w:ascii="Wingdings" w:hAnsi="Wingdings" w:hint="default"/>
+        <w:sz w:val="20"/>
+      </w:rPr>
+    </w:lvl>
+    <w:lvl w:ilvl="7" w:tentative="1">
+      <w:start w:val="1"/>
+      <w:numFmt w:val="bullet"/>
+      <w:lvlText w:val=""/>
+      <w:lvlJc w:val="left"/>
+      <w:pPr>
+        <w:tabs>
+          <w:tab w:val="num" w:pos="5760"/>
+        </w:tabs>
+        <w:ind w:left="5760" w:hanging="360"/>
+      </w:pPr>
+      <w:rPr>
+        <w:rFonts w:ascii="Wingdings" w:hAnsi="Wingdings" w:hint="default"/>
+        <w:sz w:val="20"/>
+      </w:rPr>
+    </w:lvl>
+    <w:lvl w:ilvl="8" w:tentative="1">
+      <w:start w:val="1"/>
+      <w:numFmt w:val="bullet"/>
+      <w:lvlText w:val=""/>
+      <w:lvlJc w:val="left"/>
+      <w:pPr>
+        <w:tabs>
+          <w:tab w:val="num" w:pos="6480"/>
+        </w:tabs>
+        <w:ind w:left="6480" w:hanging="360"/>
+      </w:pPr>
+      <w:rPr>
+        <w:rFonts w:ascii="Wingdings" w:hAnsi="Wingdings" w:hint="default"/>
+        <w:sz w:val="20"/>
+      </w:rPr>
+    </w:lvl>
+  </w:abstractNum>
+  <w:abstractNum w:abstractNumId="16" w15:restartNumberingAfterBreak="0">
     <w:nsid w:val="708437CA"/>
     <w:multiLevelType w:val="multilevel"/>
     <w:tmpl w:val="0D9ED340"/>
@@ -3689,25 +8990,207 @@
       </w:rPr>
     </w:lvl>
   </w:abstractNum>
+  <w:abstractNum w:abstractNumId="17" w15:restartNumberingAfterBreak="0">
+    <w:nsid w:val="754B0F33"/>
+    <w:multiLevelType w:val="multilevel"/>
+    <w:tmpl w:val="B13E253E"/>
+    <w:lvl w:ilvl="0">
+      <w:start w:val="1"/>
+      <w:numFmt w:val="bullet"/>
+      <w:lvlText w:val=""/>
+      <w:lvlJc w:val="left"/>
+      <w:pPr>
+        <w:tabs>
+          <w:tab w:val="num" w:pos="720"/>
+        </w:tabs>
+        <w:ind w:left="720" w:hanging="360"/>
+      </w:pPr>
+      <w:rPr>
+        <w:rFonts w:ascii="Symbol" w:hAnsi="Symbol" w:hint="default"/>
+        <w:sz w:val="20"/>
+      </w:rPr>
+    </w:lvl>
+    <w:lvl w:ilvl="1" w:tentative="1">
+      <w:start w:val="1"/>
+      <w:numFmt w:val="bullet"/>
+      <w:lvlText w:val="o"/>
+      <w:lvlJc w:val="left"/>
+      <w:pPr>
+        <w:tabs>
+          <w:tab w:val="num" w:pos="1440"/>
+        </w:tabs>
+        <w:ind w:left="1440" w:hanging="360"/>
+      </w:pPr>
+      <w:rPr>
+        <w:rFonts w:ascii="Courier New" w:hAnsi="Courier New" w:hint="default"/>
+        <w:sz w:val="20"/>
+      </w:rPr>
+    </w:lvl>
+    <w:lvl w:ilvl="2" w:tentative="1">
+      <w:start w:val="1"/>
+      <w:numFmt w:val="bullet"/>
+      <w:lvlText w:val=""/>
+      <w:lvlJc w:val="left"/>
+      <w:pPr>
+        <w:tabs>
+          <w:tab w:val="num" w:pos="2160"/>
+        </w:tabs>
+        <w:ind w:left="2160" w:hanging="360"/>
+      </w:pPr>
+      <w:rPr>
+        <w:rFonts w:ascii="Wingdings" w:hAnsi="Wingdings" w:hint="default"/>
+        <w:sz w:val="20"/>
+      </w:rPr>
+    </w:lvl>
+    <w:lvl w:ilvl="3" w:tentative="1">
+      <w:start w:val="1"/>
+      <w:numFmt w:val="bullet"/>
+      <w:lvlText w:val=""/>
+      <w:lvlJc w:val="left"/>
+      <w:pPr>
+        <w:tabs>
+          <w:tab w:val="num" w:pos="2880"/>
+        </w:tabs>
+        <w:ind w:left="2880" w:hanging="360"/>
+      </w:pPr>
+      <w:rPr>
+        <w:rFonts w:ascii="Wingdings" w:hAnsi="Wingdings" w:hint="default"/>
+        <w:sz w:val="20"/>
+      </w:rPr>
+    </w:lvl>
+    <w:lvl w:ilvl="4" w:tentative="1">
+      <w:start w:val="1"/>
+      <w:numFmt w:val="bullet"/>
+      <w:lvlText w:val=""/>
+      <w:lvlJc w:val="left"/>
+      <w:pPr>
+        <w:tabs>
+          <w:tab w:val="num" w:pos="3600"/>
+        </w:tabs>
+        <w:ind w:left="3600" w:hanging="360"/>
+      </w:pPr>
+      <w:rPr>
+        <w:rFonts w:ascii="Wingdings" w:hAnsi="Wingdings" w:hint="default"/>
+        <w:sz w:val="20"/>
+      </w:rPr>
+    </w:lvl>
+    <w:lvl w:ilvl="5" w:tentative="1">
+      <w:start w:val="1"/>
+      <w:numFmt w:val="bullet"/>
+      <w:lvlText w:val=""/>
+      <w:lvlJc w:val="left"/>
+      <w:pPr>
+        <w:tabs>
+          <w:tab w:val="num" w:pos="4320"/>
+        </w:tabs>
+        <w:ind w:left="4320" w:hanging="360"/>
+      </w:pPr>
+      <w:rPr>
+        <w:rFonts w:ascii="Wingdings" w:hAnsi="Wingdings" w:hint="default"/>
+        <w:sz w:val="20"/>
+      </w:rPr>
+    </w:lvl>
+    <w:lvl w:ilvl="6" w:tentative="1">
+      <w:start w:val="1"/>
+      <w:numFmt w:val="bullet"/>
+      <w:lvlText w:val=""/>
+      <w:lvlJc w:val="left"/>
+      <w:pPr>
+        <w:tabs>
+          <w:tab w:val="num" w:pos="5040"/>
+        </w:tabs>
+        <w:ind w:left="5040" w:hanging="360"/>
+      </w:pPr>
+      <w:rPr>
+        <w:rFonts w:ascii="Wingdings" w:hAnsi="Wingdings" w:hint="default"/>
+        <w:sz w:val="20"/>
+      </w:rPr>
+    </w:lvl>
+    <w:lvl w:ilvl="7" w:tentative="1">
+      <w:start w:val="1"/>
+      <w:numFmt w:val="bullet"/>
+      <w:lvlText w:val=""/>
+      <w:lvlJc w:val="left"/>
+      <w:pPr>
+        <w:tabs>
+          <w:tab w:val="num" w:pos="5760"/>
+        </w:tabs>
+        <w:ind w:left="5760" w:hanging="360"/>
+      </w:pPr>
+      <w:rPr>
+        <w:rFonts w:ascii="Wingdings" w:hAnsi="Wingdings" w:hint="default"/>
+        <w:sz w:val="20"/>
+      </w:rPr>
+    </w:lvl>
+    <w:lvl w:ilvl="8" w:tentative="1">
+      <w:start w:val="1"/>
+      <w:numFmt w:val="bullet"/>
+      <w:lvlText w:val=""/>
+      <w:lvlJc w:val="left"/>
+      <w:pPr>
+        <w:tabs>
+          <w:tab w:val="num" w:pos="6480"/>
+        </w:tabs>
+        <w:ind w:left="6480" w:hanging="360"/>
+      </w:pPr>
+      <w:rPr>
+        <w:rFonts w:ascii="Wingdings" w:hAnsi="Wingdings" w:hint="default"/>
+        <w:sz w:val="20"/>
+      </w:rPr>
+    </w:lvl>
+  </w:abstractNum>
   <w:num w:numId="1" w16cid:durableId="1734817235">
+    <w:abstractNumId w:val="16"/>
+  </w:num>
+  <w:num w:numId="2" w16cid:durableId="1939679201">
+    <w:abstractNumId w:val="7"/>
+  </w:num>
+  <w:num w:numId="3" w16cid:durableId="267083353">
+    <w:abstractNumId w:val="3"/>
+  </w:num>
+  <w:num w:numId="4" w16cid:durableId="555549153">
+    <w:abstractNumId w:val="8"/>
+  </w:num>
+  <w:num w:numId="5" w16cid:durableId="291793754">
+    <w:abstractNumId w:val="9"/>
+  </w:num>
+  <w:num w:numId="6" w16cid:durableId="610170332">
     <w:abstractNumId w:val="6"/>
   </w:num>
-  <w:num w:numId="2" w16cid:durableId="1939679201">
+  <w:num w:numId="7" w16cid:durableId="170990385">
+    <w:abstractNumId w:val="14"/>
+  </w:num>
+  <w:num w:numId="8" w16cid:durableId="1757049700">
+    <w:abstractNumId w:val="10"/>
+  </w:num>
+  <w:num w:numId="9" w16cid:durableId="883909184">
+    <w:abstractNumId w:val="4"/>
+  </w:num>
+  <w:num w:numId="10" w16cid:durableId="1637905694">
+    <w:abstractNumId w:val="15"/>
+  </w:num>
+  <w:num w:numId="11" w16cid:durableId="1851993254">
+    <w:abstractNumId w:val="12"/>
+  </w:num>
+  <w:num w:numId="12" w16cid:durableId="1269317960">
+    <w:abstractNumId w:val="1"/>
+  </w:num>
+  <w:num w:numId="13" w16cid:durableId="473715335">
+    <w:abstractNumId w:val="17"/>
+  </w:num>
+  <w:num w:numId="14" w16cid:durableId="1770009526">
+    <w:abstractNumId w:val="13"/>
+  </w:num>
+  <w:num w:numId="15" w16cid:durableId="215288119">
+    <w:abstractNumId w:val="0"/>
+  </w:num>
+  <w:num w:numId="16" w16cid:durableId="1578830237">
+    <w:abstractNumId w:val="11"/>
+  </w:num>
+  <w:num w:numId="17" w16cid:durableId="965039393">
     <w:abstractNumId w:val="2"/>
   </w:num>
-  <w:num w:numId="3" w16cid:durableId="267083353">
-    <w:abstractNumId w:val="0"/>
-  </w:num>
-  <w:num w:numId="4" w16cid:durableId="555549153">
-    <w:abstractNumId w:val="3"/>
-  </w:num>
-  <w:num w:numId="5" w16cid:durableId="291793754">
-    <w:abstractNumId w:val="4"/>
-  </w:num>
-  <w:num w:numId="6" w16cid:durableId="610170332">
-    <w:abstractNumId w:val="1"/>
-  </w:num>
-  <w:num w:numId="7" w16cid:durableId="170990385">
+  <w:num w:numId="18" w16cid:durableId="1712726443">
     <w:abstractNumId w:val="5"/>
   </w:num>
 </w:numbering>
